--- a/documentation/03 Backend/AI Assistant.docx
+++ b/documentation/03 Backend/AI Assistant.docx
@@ -289,7 +289,7 @@
                 <w:sz w:val="20"/>
                 <w:szCs w:val="20"/>
               </w:rPr>
-              <w:t>4 October 2026</w:t>
+              <w:t>23 October 2026</w:t>
             </w:r>
           </w:p>
         </w:tc>
@@ -411,7 +411,7 @@
           <w:sz w:val="20"/>
           <w:szCs w:val="20"/>
         </w:rPr>
-        <w:t>Describes every AI feature in the system, what data the AI may see, how answers are kept safe and role-appropriate, which providers are used and what they cost, a</w:t>
+        <w:t>Describes every AI feature in the system, what data the AI may see, how answers are kept safe and role-appropriate, which provide</w:t>
       </w:r>
       <w:r>
         <w:rPr>
@@ -421,7 +421,7 @@
           <w:sz w:val="20"/>
           <w:szCs w:val="20"/>
         </w:rPr>
-        <w:t>nd where to change prompts, models and behaviour.</w:t>
+        <w:t>rs are used and what they cost, and where to change prompts, models and behaviour.</w:t>
       </w:r>
     </w:p>
     <w:p>
@@ -684,6 +684,74 @@
           </w:p>
         </w:tc>
       </w:tr>
+      <w:tr>
+        <w:tblPrEx>
+          <w:tblCellMar>
+            <w:top w:w="0" w:type="dxa"/>
+            <w:bottom w:w="0" w:type="dxa"/>
+          </w:tblCellMar>
+        </w:tblPrEx>
+        <w:tc>
+          <w:tcPr>
+            <w:tcW w:w="1300" w:type="dxa"/>
+            <w:tcMar>
+              <w:top w:w="50" w:type="dxa"/>
+              <w:left w:w="90" w:type="dxa"/>
+              <w:bottom w:w="50" w:type="dxa"/>
+              <w:right w:w="90" w:type="dxa"/>
+            </w:tcMar>
+          </w:tcPr>
+          <w:p>
+            <w:r>
+              <w:rPr>
+                <w:sz w:val="19"/>
+                <w:szCs w:val="19"/>
+              </w:rPr>
+              <w:t>1.1</w:t>
+            </w:r>
+          </w:p>
+        </w:tc>
+        <w:tc>
+          <w:tcPr>
+            <w:tcW w:w="1900" w:type="dxa"/>
+            <w:tcMar>
+              <w:top w:w="50" w:type="dxa"/>
+              <w:left w:w="90" w:type="dxa"/>
+              <w:bottom w:w="50" w:type="dxa"/>
+              <w:right w:w="90" w:type="dxa"/>
+            </w:tcMar>
+          </w:tcPr>
+          <w:p>
+            <w:r>
+              <w:rPr>
+                <w:sz w:val="19"/>
+                <w:szCs w:val="19"/>
+              </w:rPr>
+              <w:t>23 October 2026</w:t>
+            </w:r>
+          </w:p>
+        </w:tc>
+        <w:tc>
+          <w:tcPr>
+            <w:tcW w:w="6438" w:type="dxa"/>
+            <w:tcMar>
+              <w:top w:w="50" w:type="dxa"/>
+              <w:left w:w="90" w:type="dxa"/>
+              <w:bottom w:w="50" w:type="dxa"/>
+              <w:right w:w="90" w:type="dxa"/>
+            </w:tcMar>
+          </w:tcPr>
+          <w:p>
+            <w:r>
+              <w:rPr>
+                <w:sz w:val="19"/>
+                <w:szCs w:val="19"/>
+              </w:rPr>
+              <w:t>The assistant names a customer's orders by their ticket (DW-7K3Q9P) and offers Track my order (/track) to visitors who are not signed in.</w:t>
+            </w:r>
+          </w:p>
+        </w:tc>
+      </w:tr>
     </w:tbl>
     <w:p>
       <w:pPr>
@@ -695,7 +763,15 @@
           <w:sz w:val="20"/>
           <w:szCs w:val="20"/>
         </w:rPr>
-        <w:t>Keep this document up to date: when a feature, setting or server changes, edit the matching section here and add a line to the table above.</w:t>
+        <w:t>Keep this document up to date: when a feature, setting or server changes, edit the matching section here and add a li</w:t>
+      </w:r>
+      <w:r>
+        <w:rPr>
+          <w:color w:val="5F6B66"/>
+          <w:sz w:val="20"/>
+          <w:szCs w:val="20"/>
+        </w:rPr>
+        <w:t>ne to the table above.</w:t>
       </w:r>
     </w:p>
     <w:p>
@@ -716,7 +792,7 @@
     <w:sdt>
       <w:sdtPr>
         <w:alias w:val="Contents"/>
-        <w:id w:val="-1728991722"/>
+        <w:id w:val="-704636562"/>
       </w:sdtPr>
       <w:sdtEndPr/>
       <w:sdtContent>
@@ -743,7 +819,7 @@
           <w:r>
             <w:fldChar w:fldCharType="separate"/>
           </w:r>
-          <w:hyperlink w:anchor="_Toc241968009" w:history="1">
+          <w:hyperlink w:anchor="_Toc243679813" w:history="1">
             <w:r>
               <w:rPr>
                 <w:rStyle w:val="Hyperlink"/>
@@ -767,7 +843,7 @@
               <w:rPr>
                 <w:noProof/>
               </w:rPr>
-              <w:instrText xml:space="preserve"> PAGEREF _Toc241968009 \h </w:instrText>
+              <w:instrText xml:space="preserve"> PAGEREF _Toc243679813 \h </w:instrText>
             </w:r>
             <w:r>
               <w:rPr>
@@ -808,7 +884,7 @@
               <w:szCs w:val="22"/>
             </w:rPr>
           </w:pPr>
-          <w:hyperlink w:anchor="_Toc241968010" w:history="1">
+          <w:hyperlink w:anchor="_Toc243679814" w:history="1">
             <w:r>
               <w:rPr>
                 <w:rStyle w:val="Hyperlink"/>
@@ -832,7 +908,7 @@
               <w:rPr>
                 <w:noProof/>
               </w:rPr>
-              <w:instrText xml:space="preserve"> PAGEREF _Toc241968010 \h </w:instrText>
+              <w:instrText xml:space="preserve"> PAGEREF _Toc243679814 \h </w:instrText>
             </w:r>
             <w:r>
               <w:rPr>
@@ -873,7 +949,7 @@
               <w:szCs w:val="22"/>
             </w:rPr>
           </w:pPr>
-          <w:hyperlink w:anchor="_Toc241968011" w:history="1">
+          <w:hyperlink w:anchor="_Toc243679815" w:history="1">
             <w:r>
               <w:rPr>
                 <w:rStyle w:val="Hyperlink"/>
@@ -897,7 +973,7 @@
               <w:rPr>
                 <w:noProof/>
               </w:rPr>
-              <w:instrText xml:space="preserve"> PAGEREF _Toc241968011 \h </w:instrText>
+              <w:instrText xml:space="preserve"> PAGEREF _Toc243679815 \h </w:instrText>
             </w:r>
             <w:r>
               <w:rPr>
@@ -938,7 +1014,7 @@
               <w:szCs w:val="22"/>
             </w:rPr>
           </w:pPr>
-          <w:hyperlink w:anchor="_Toc241968012" w:history="1">
+          <w:hyperlink w:anchor="_Toc243679816" w:history="1">
             <w:r>
               <w:rPr>
                 <w:rStyle w:val="Hyperlink"/>
@@ -962,7 +1038,7 @@
               <w:rPr>
                 <w:noProof/>
               </w:rPr>
-              <w:instrText xml:space="preserve"> PAGEREF _Toc241968012 \h </w:instrText>
+              <w:instrText xml:space="preserve"> PAGEREF _Toc243679816 \h </w:instrText>
             </w:r>
             <w:r>
               <w:rPr>
@@ -1003,7 +1079,7 @@
               <w:szCs w:val="22"/>
             </w:rPr>
           </w:pPr>
-          <w:hyperlink w:anchor="_Toc241968013" w:history="1">
+          <w:hyperlink w:anchor="_Toc243679817" w:history="1">
             <w:r>
               <w:rPr>
                 <w:rStyle w:val="Hyperlink"/>
@@ -1027,7 +1103,7 @@
               <w:rPr>
                 <w:noProof/>
               </w:rPr>
-              <w:instrText xml:space="preserve"> PAGEREF _Toc241968013 \h </w:instrText>
+              <w:instrText xml:space="preserve"> PAGEREF _Toc243679817 \h </w:instrText>
             </w:r>
             <w:r>
               <w:rPr>
@@ -1068,7 +1144,7 @@
               <w:szCs w:val="22"/>
             </w:rPr>
           </w:pPr>
-          <w:hyperlink w:anchor="_Toc241968014" w:history="1">
+          <w:hyperlink w:anchor="_Toc243679818" w:history="1">
             <w:r>
               <w:rPr>
                 <w:rStyle w:val="Hyperlink"/>
@@ -1092,7 +1168,7 @@
               <w:rPr>
                 <w:noProof/>
               </w:rPr>
-              <w:instrText xml:space="preserve"> PAGEREF _Toc241968014 \h </w:instrText>
+              <w:instrText xml:space="preserve"> PAGEREF _Toc243679818 \h </w:instrText>
             </w:r>
             <w:r>
               <w:rPr>
@@ -1133,7 +1209,7 @@
               <w:szCs w:val="22"/>
             </w:rPr>
           </w:pPr>
-          <w:hyperlink w:anchor="_Toc241968015" w:history="1">
+          <w:hyperlink w:anchor="_Toc243679819" w:history="1">
             <w:r>
               <w:rPr>
                 <w:rStyle w:val="Hyperlink"/>
@@ -1157,7 +1233,7 @@
               <w:rPr>
                 <w:noProof/>
               </w:rPr>
-              <w:instrText xml:space="preserve"> PAGEREF _Toc241968015 \h </w:instrText>
+              <w:instrText xml:space="preserve"> PAGEREF _Toc243679819 \h </w:instrText>
             </w:r>
             <w:r>
               <w:rPr>
@@ -1198,7 +1274,7 @@
               <w:szCs w:val="22"/>
             </w:rPr>
           </w:pPr>
-          <w:hyperlink w:anchor="_Toc241968016" w:history="1">
+          <w:hyperlink w:anchor="_Toc243679820" w:history="1">
             <w:r>
               <w:rPr>
                 <w:rStyle w:val="Hyperlink"/>
@@ -1222,7 +1298,7 @@
               <w:rPr>
                 <w:noProof/>
               </w:rPr>
-              <w:instrText xml:space="preserve"> PAGEREF _Toc241968016 \h </w:instrText>
+              <w:instrText xml:space="preserve"> PAGEREF _Toc243679820 \h </w:instrText>
             </w:r>
             <w:r>
               <w:rPr>
@@ -1263,7 +1339,7 @@
               <w:szCs w:val="22"/>
             </w:rPr>
           </w:pPr>
-          <w:hyperlink w:anchor="_Toc241968017" w:history="1">
+          <w:hyperlink w:anchor="_Toc243679821" w:history="1">
             <w:r>
               <w:rPr>
                 <w:rStyle w:val="Hyperlink"/>
@@ -1287,7 +1363,7 @@
               <w:rPr>
                 <w:noProof/>
               </w:rPr>
-              <w:instrText xml:space="preserve"> PAGEREF _Toc241968017 \h </w:instrText>
+              <w:instrText xml:space="preserve"> PAGEREF _Toc243679821 \h </w:instrText>
             </w:r>
             <w:r>
               <w:rPr>
@@ -1328,7 +1404,7 @@
               <w:szCs w:val="22"/>
             </w:rPr>
           </w:pPr>
-          <w:hyperlink w:anchor="_Toc241968018" w:history="1">
+          <w:hyperlink w:anchor="_Toc243679822" w:history="1">
             <w:r>
               <w:rPr>
                 <w:rStyle w:val="Hyperlink"/>
@@ -1352,7 +1428,7 @@
               <w:rPr>
                 <w:noProof/>
               </w:rPr>
-              <w:instrText xml:space="preserve"> PAGEREF _Toc241968018 \h </w:instrText>
+              <w:instrText xml:space="preserve"> PAGEREF _Toc243679822 \h </w:instrText>
             </w:r>
             <w:r>
               <w:rPr>
@@ -1393,7 +1469,7 @@
               <w:szCs w:val="22"/>
             </w:rPr>
           </w:pPr>
-          <w:hyperlink w:anchor="_Toc241968019" w:history="1">
+          <w:hyperlink w:anchor="_Toc243679823" w:history="1">
             <w:r>
               <w:rPr>
                 <w:rStyle w:val="Hyperlink"/>
@@ -1417,7 +1493,7 @@
               <w:rPr>
                 <w:noProof/>
               </w:rPr>
-              <w:instrText xml:space="preserve"> PAGEREF _Toc241968019 \h </w:instrText>
+              <w:instrText xml:space="preserve"> PAGEREF _Toc243679823 \h </w:instrText>
             </w:r>
             <w:r>
               <w:rPr>
@@ -1458,7 +1534,7 @@
               <w:szCs w:val="22"/>
             </w:rPr>
           </w:pPr>
-          <w:hyperlink w:anchor="_Toc241968020" w:history="1">
+          <w:hyperlink w:anchor="_Toc243679824" w:history="1">
             <w:r>
               <w:rPr>
                 <w:rStyle w:val="Hyperlink"/>
@@ -1482,7 +1558,7 @@
               <w:rPr>
                 <w:noProof/>
               </w:rPr>
-              <w:instrText xml:space="preserve"> PAGEREF _Toc241968020 \h </w:instrText>
+              <w:instrText xml:space="preserve"> PAGEREF _Toc243679824 \h </w:instrText>
             </w:r>
             <w:r>
               <w:rPr>
@@ -1525,7 +1601,7 @@
       <w:pPr>
         <w:pStyle w:val="Heading1"/>
       </w:pPr>
-      <w:bookmarkStart w:id="1" w:name="_Toc241968009"/>
+      <w:bookmarkStart w:id="1" w:name="_Toc243679813"/>
       <w:r>
         <w:lastRenderedPageBreak/>
         <w:t>1  Introduction</w:t>
@@ -1537,10 +1613,10 @@
         <w:spacing w:after="120" w:line="276" w:lineRule="auto"/>
       </w:pPr>
       <w:r>
-        <w:t>The system uses AI in four places. In every case the AI provider ne</w:t>
-      </w:r>
-      <w:r>
-        <w:t>ver touches the database: the backend decides exactly which facts to send, and checks what comes back before anyone sees it.</w:t>
+        <w:t>The system uses AI in four places. In every case the AI provider never touches the database: the backend decides exactly which facts to send, and checks what comes back before anyone s</w:t>
+      </w:r>
+      <w:r>
+        <w:t>ees it.</w:t>
       </w:r>
     </w:p>
     <w:tbl>
@@ -2140,7 +2216,7 @@
       <w:pPr>
         <w:pStyle w:val="Heading1"/>
       </w:pPr>
-      <w:bookmarkStart w:id="2" w:name="_Toc241968010"/>
+      <w:bookmarkStart w:id="2" w:name="_Toc243679814"/>
       <w:r>
         <w:lastRenderedPageBreak/>
         <w:t>2  Chat assistant</w:t>
@@ -2217,7 +2293,7 @@
       <w:pPr>
         <w:pStyle w:val="Heading2"/>
       </w:pPr>
-      <w:bookmarkStart w:id="3" w:name="_Toc241968011"/>
+      <w:bookmarkStart w:id="3" w:name="_Toc243679815"/>
       <w:r>
         <w:t>2.1  Two channels</w:t>
       </w:r>
@@ -2282,7 +2358,7 @@
       <w:pPr>
         <w:pStyle w:val="Heading2"/>
       </w:pPr>
-      <w:bookmarkStart w:id="4" w:name="_Toc241968012"/>
+      <w:bookmarkStart w:id="4" w:name="_Toc243679816"/>
       <w:r>
         <w:t>2.2  What the assistant is told</w:t>
       </w:r>
@@ -2853,7 +2929,7 @@
                 <w:szCs w:val="19"/>
               </w:rPr>
               <w:lastRenderedPageBreak/>
-              <w:t>The person's own orders (up to 10, own numbering)</w:t>
+              <w:t>The person's own orders (up to 10, named by their ticket, like DW-7K3Q9P)</w:t>
             </w:r>
           </w:p>
         </w:tc>
@@ -3342,7 +3418,7 @@
       <w:pPr>
         <w:pStyle w:val="Heading2"/>
       </w:pPr>
-      <w:bookmarkStart w:id="5" w:name="_Toc241968013"/>
+      <w:bookmarkStart w:id="5" w:name="_Toc243679817"/>
       <w:r>
         <w:t>2.3  Safety rules built in</w:t>
       </w:r>
@@ -3494,7 +3570,7 @@
       <w:pPr>
         <w:pStyle w:val="Heading2"/>
       </w:pPr>
-      <w:bookmarkStart w:id="6" w:name="_Toc241968014"/>
+      <w:bookmarkStart w:id="6" w:name="_Toc243679818"/>
       <w:r>
         <w:t>2.4  Website helpful-moment nudges</w:t>
       </w:r>
@@ -3590,7 +3666,7 @@
       <w:pPr>
         <w:pStyle w:val="Heading2"/>
       </w:pPr>
-      <w:bookmarkStart w:id="7" w:name="_Toc241968015"/>
+      <w:bookmarkStart w:id="7" w:name="_Toc243679819"/>
       <w:r>
         <w:t>2.5  Where to change what the assistant says</w:t>
       </w:r>
@@ -4051,7 +4127,14 @@
                 <w:sz w:val="19"/>
                 <w:szCs w:val="19"/>
               </w:rPr>
-              <w:t>: Active, today within its dates and at least one product not in the bin - the same rule the website server uses for the Featured page (</w:t>
+              <w:t>: Active, today within its dates and at least on</w:t>
+            </w:r>
+            <w:r>
+              <w:rPr>
+                <w:sz w:val="19"/>
+                <w:szCs w:val="19"/>
+              </w:rPr>
+              <w:t>e product not in the bin - the same rule the website server uses for the Featured page (</w:t>
             </w:r>
             <w:r>
               <w:rPr>
@@ -4551,7 +4634,7 @@
       <w:pPr>
         <w:pStyle w:val="Heading1"/>
       </w:pPr>
-      <w:bookmarkStart w:id="8" w:name="_Toc241968016"/>
+      <w:bookmarkStart w:id="8" w:name="_Toc243679820"/>
       <w:r>
         <w:lastRenderedPageBreak/>
         <w:t>3  Insights</w:t>
@@ -4563,10 +4646,10 @@
         <w:spacing w:after="120" w:line="276" w:lineRule="auto"/>
       </w:pPr>
       <w:r>
-        <w:t>The insights screens are plain database reports presented as an "AI" section for admins: unassigned transactions (tap one to assign it), top farmers by trees supplied acr</w:t>
-      </w:r>
-      <w:r>
-        <w:t>oss trips, the expense breakdown per trip and category (highest first) and, on the desktop, the pending orders grouped per customer. No external AI provider is involved.</w:t>
+        <w:t>The insights screens are plain database reports presented as an "AI" section for admins: unassigned transactions (tap one to assign it), top farmers by trees supplied across trips, the expense breakdown per trip and category (highest first) and, on the des</w:t>
+      </w:r>
+      <w:r>
+        <w:t>ktop, the pending orders grouped per customer. No external AI provider is involved.</w:t>
       </w:r>
     </w:p>
     <w:p>
@@ -4578,7 +4661,7 @@
       <w:pPr>
         <w:pStyle w:val="Heading1"/>
       </w:pPr>
-      <w:bookmarkStart w:id="9" w:name="_Toc241968017"/>
+      <w:bookmarkStart w:id="9" w:name="_Toc243679821"/>
       <w:r>
         <w:lastRenderedPageBreak/>
         <w:t>4  Handwriting scan</w:t>
@@ -4590,10 +4673,10 @@
         <w:spacing w:after="120" w:line="276" w:lineRule="auto"/>
       </w:pPr>
       <w:r>
-        <w:t>Bulk deliveries carry production description lines (product type</w:t>
-      </w:r>
-      <w:r>
-        <w:t xml:space="preserve">, measurements such as 6x6x4, total body feet and product total). Staff can photograph a handwritten sheet; </w:t>
+        <w:t>Bulk deliveries carry production description lines (product type, measurements such as 6x6x4, total body feet and product total). Staff can photograph</w:t>
+      </w:r>
+      <w:r>
+        <w:t xml:space="preserve"> a handwritten sheet; </w:t>
       </w:r>
       <w:r>
         <w:rPr>
@@ -4617,10 +4700,10 @@
         <w:t>app.anthropic.model</w:t>
       </w:r>
       <w:r>
-        <w:t xml:space="preserve">) and returns the values to fill the </w:t>
-      </w:r>
-      <w:r>
-        <w:t>form. The person reviews and saves them. A photo can also simply be attached to a line without scanning.</w:t>
+        <w:t>) and returns the values to fill the form. The person reviews and saves them. A photo can also simply be attached to a line</w:t>
+      </w:r>
+      <w:r>
+        <w:t xml:space="preserve"> without scanning.</w:t>
       </w:r>
     </w:p>
     <w:p>
@@ -4653,10 +4736,7 @@
         <w:t>ANTHROPIC_API_KEY</w:t>
       </w:r>
       <w:r>
-        <w:t xml:space="preserve"> and an Anthropic account with credit; without th</w:t>
-      </w:r>
-      <w:r>
-        <w:t>em the scan returns a clear "not available" message and nothing else is affected.</w:t>
+        <w:t xml:space="preserve"> and an Anthropic account with credit; without them the scan returns a clear "not available" message and nothing else is affected.</w:t>
       </w:r>
     </w:p>
     <w:p>
@@ -4668,7 +4748,7 @@
       <w:pPr>
         <w:pStyle w:val="Heading1"/>
       </w:pPr>
-      <w:bookmarkStart w:id="10" w:name="_Toc241968018"/>
+      <w:bookmarkStart w:id="10" w:name="_Toc243679822"/>
       <w:r>
         <w:lastRenderedPageBreak/>
         <w:t>5  Description tidy-up</w:t>
@@ -4692,10 +4772,10 @@
         <w:t>DescriptionFormatter</w:t>
       </w:r>
       <w:r>
-        <w:t xml:space="preserve"> asks the chat provider for a cleaner layout in the background. The result is kept only if every number and fact still matches the original; otherwise the website's own built-in tidy-up is used. The seller's text is never changed. A sweep every 5 minutes f</w:t>
-      </w:r>
-      <w:r>
-        <w:t xml:space="preserve">ills in anything missed. Switch it off with </w:t>
+        <w:t xml:space="preserve"> asks the chat provider for a cleaner layout in the background. The result is kept only if every number and fact still matches the ori</w:t>
+      </w:r>
+      <w:r>
+        <w:t xml:space="preserve">ginal; otherwise the website's own built-in tidy-up is used. The seller's text is never changed. A sweep every 5 minutes fills in anything missed. Switch it off with </w:t>
       </w:r>
       <w:r>
         <w:rPr>
@@ -4719,7 +4799,7 @@
       <w:pPr>
         <w:pStyle w:val="Heading1"/>
       </w:pPr>
-      <w:bookmarkStart w:id="11" w:name="_Toc241968019"/>
+      <w:bookmarkStart w:id="11" w:name="_Toc243679823"/>
       <w:r>
         <w:lastRenderedPageBreak/>
         <w:t>6  Providers, models and cost</w:t>
@@ -4811,7 +4891,17 @@
                 <w:sz w:val="19"/>
                 <w:szCs w:val="19"/>
               </w:rPr>
-              <w:t>Property</w:t>
+              <w:t>Propert</w:t>
+            </w:r>
+            <w:r>
+              <w:rPr>
+                <w:b/>
+                <w:bCs/>
+                <w:color w:val="FFFFFF"/>
+                <w:sz w:val="19"/>
+                <w:szCs w:val="19"/>
+              </w:rPr>
+              <w:t>y</w:t>
             </w:r>
           </w:p>
         </w:tc>
@@ -5922,7 +6012,7 @@
       <w:pPr>
         <w:pStyle w:val="Heading1"/>
       </w:pPr>
-      <w:bookmarkStart w:id="12" w:name="_Toc241968020"/>
+      <w:bookmarkStart w:id="12" w:name="_Toc243679824"/>
       <w:r>
         <w:lastRenderedPageBreak/>
         <w:t>7  Development history</w:t>
@@ -6614,6 +6704,200 @@
                 <w:szCs w:val="19"/>
               </w:rPr>
               <w:t>Website answers point to the Featured page and mention a promotion only while it is running and has products.</w:t>
+            </w:r>
+          </w:p>
+        </w:tc>
+      </w:tr>
+      <w:tr>
+        <w:tblPrEx>
+          <w:tblCellMar>
+            <w:top w:w="0" w:type="dxa"/>
+            <w:bottom w:w="0" w:type="dxa"/>
+          </w:tblCellMar>
+        </w:tblPrEx>
+        <w:trPr>
+          <w:cantSplit/>
+        </w:trPr>
+        <w:tc>
+          <w:tcPr>
+            <w:tcW w:w="1606" w:type="dxa"/>
+            <w:tcMar>
+              <w:top w:w="50" w:type="dxa"/>
+              <w:left w:w="90" w:type="dxa"/>
+              <w:bottom w:w="50" w:type="dxa"/>
+              <w:right w:w="90" w:type="dxa"/>
+            </w:tcMar>
+          </w:tcPr>
+          <w:p>
+            <w:pPr>
+              <w:spacing w:after="20" w:line="252" w:lineRule="auto"/>
+            </w:pPr>
+            <w:r>
+              <w:rPr>
+                <w:sz w:val="19"/>
+                <w:szCs w:val="19"/>
+              </w:rPr>
+              <w:t>2026-10-07</w:t>
+            </w:r>
+          </w:p>
+        </w:tc>
+        <w:tc>
+          <w:tcPr>
+            <w:tcW w:w="8032" w:type="dxa"/>
+            <w:tcMar>
+              <w:top w:w="50" w:type="dxa"/>
+              <w:left w:w="90" w:type="dxa"/>
+              <w:bottom w:w="50" w:type="dxa"/>
+              <w:right w:w="90" w:type="dxa"/>
+            </w:tcMar>
+          </w:tcPr>
+          <w:p>
+            <w:pPr>
+              <w:spacing w:after="20" w:line="252" w:lineRule="auto"/>
+            </w:pPr>
+            <w:r>
+              <w:rPr>
+                <w:sz w:val="19"/>
+                <w:szCs w:val="19"/>
+              </w:rPr>
+              <w:t>Help page: frequently asked questions with a search box and topic buttons, each answer able to link to the page it is about; the first 16 written from the facts the website's assistant is given. Admins keep them in the desktop app (FAQs).</w:t>
+            </w:r>
+          </w:p>
+        </w:tc>
+      </w:tr>
+      <w:tr>
+        <w:tblPrEx>
+          <w:tblCellMar>
+            <w:top w:w="0" w:type="dxa"/>
+            <w:bottom w:w="0" w:type="dxa"/>
+          </w:tblCellMar>
+        </w:tblPrEx>
+        <w:trPr>
+          <w:cantSplit/>
+        </w:trPr>
+        <w:tc>
+          <w:tcPr>
+            <w:tcW w:w="1606" w:type="dxa"/>
+            <w:shd w:val="clear" w:color="auto" w:fill="F4F5F3"/>
+            <w:tcMar>
+              <w:top w:w="50" w:type="dxa"/>
+              <w:left w:w="90" w:type="dxa"/>
+              <w:bottom w:w="50" w:type="dxa"/>
+              <w:right w:w="90" w:type="dxa"/>
+            </w:tcMar>
+          </w:tcPr>
+          <w:p>
+            <w:pPr>
+              <w:spacing w:after="20" w:line="252" w:lineRule="auto"/>
+            </w:pPr>
+            <w:r>
+              <w:rPr>
+                <w:sz w:val="19"/>
+                <w:szCs w:val="19"/>
+              </w:rPr>
+              <w:t>2026-10-18</w:t>
+            </w:r>
+          </w:p>
+        </w:tc>
+        <w:tc>
+          <w:tcPr>
+            <w:tcW w:w="8032" w:type="dxa"/>
+            <w:shd w:val="clear" w:color="auto" w:fill="F4F5F3"/>
+            <w:tcMar>
+              <w:top w:w="50" w:type="dxa"/>
+              <w:left w:w="90" w:type="dxa"/>
+              <w:bottom w:w="50" w:type="dxa"/>
+              <w:right w:w="90" w:type="dxa"/>
+            </w:tcMar>
+          </w:tcPr>
+          <w:p>
+            <w:pPr>
+              <w:spacing w:after="20" w:line="252" w:lineRule="auto"/>
+            </w:pPr>
+            <w:r>
+              <w:rPr>
+                <w:sz w:val="19"/>
+                <w:szCs w:val="19"/>
+              </w:rPr>
+              <w:t>Clean-up before going live: test orders, payments, deliveries, trips, loans and finance, farmers, machines, vehicles, chats and the SMS queue removed, disabled accounts deleted, and everything kept numbered from 1 - the SuperAdmin is user 1, the two admins</w:t>
+            </w:r>
+            <w:r>
+              <w:rPr>
+                <w:sz w:val="19"/>
+                <w:szCs w:val="19"/>
+              </w:rPr>
+              <w:t xml:space="preserve"> 2 and 3, the one real customer 4; the real KES 5 order is order 1; products 1-7. Full backups and a record in db_backups.</w:t>
+            </w:r>
+          </w:p>
+        </w:tc>
+      </w:tr>
+      <w:tr>
+        <w:tblPrEx>
+          <w:tblCellMar>
+            <w:top w:w="0" w:type="dxa"/>
+            <w:bottom w:w="0" w:type="dxa"/>
+          </w:tblCellMar>
+        </w:tblPrEx>
+        <w:trPr>
+          <w:cantSplit/>
+        </w:trPr>
+        <w:tc>
+          <w:tcPr>
+            <w:tcW w:w="1606" w:type="dxa"/>
+            <w:tcMar>
+              <w:top w:w="50" w:type="dxa"/>
+              <w:left w:w="90" w:type="dxa"/>
+              <w:bottom w:w="50" w:type="dxa"/>
+              <w:right w:w="90" w:type="dxa"/>
+            </w:tcMar>
+          </w:tcPr>
+          <w:p>
+            <w:pPr>
+              <w:spacing w:after="20" w:line="252" w:lineRule="auto"/>
+            </w:pPr>
+            <w:r>
+              <w:rPr>
+                <w:sz w:val="19"/>
+                <w:szCs w:val="19"/>
+              </w:rPr>
+              <w:t>2026-10-23</w:t>
+            </w:r>
+          </w:p>
+        </w:tc>
+        <w:tc>
+          <w:tcPr>
+            <w:tcW w:w="8032" w:type="dxa"/>
+            <w:tcMar>
+              <w:top w:w="50" w:type="dxa"/>
+              <w:left w:w="90" w:type="dxa"/>
+              <w:bottom w:w="50" w:type="dxa"/>
+              <w:right w:w="90" w:type="dxa"/>
+            </w:tcMar>
+          </w:tcPr>
+          <w:p>
+            <w:pPr>
+              <w:spacing w:after="20" w:line="252" w:lineRule="auto"/>
+            </w:pPr>
+            <w:r>
+              <w:rPr>
+                <w:sz w:val="19"/>
+                <w:szCs w:val="19"/>
+              </w:rPr>
+              <w:t>Order tickets like DW-7K3Q9P ("ticket number for tracking", migration 038) on every order - website, staff light deliveri</w:t>
+            </w:r>
+            <w:r>
+              <w:rPr>
+                <w:sz w:val="19"/>
+                <w:szCs w:val="19"/>
+              </w:rPr>
+              <w:t>es and bulk orders - shown to customers and used by staff and the assistant. Track my order on the website without signing in (the ticket and the last 3 digits of the phone; five wrong tries lock a ticket for half an hour). The driver and vehicle are hidde</w:t>
+            </w:r>
+            <w:r>
+              <w:rPr>
+                <w:sz w:val="19"/>
+                <w:szCs w:val="19"/>
+              </w:rPr>
+              <w:t>n from customers unless staff switch on Share driver for that delivery, on the desktop or the phone ("vehicle visible only to staff").</w:t>
             </w:r>
           </w:p>
         </w:tc>
@@ -6849,10 +7133,134 @@
 <file path=word/numbering.xml><?xml version="1.0" encoding="utf-8"?>
 <w:numbering xmlns:wpc="http://schemas.microsoft.com/office/word/2010/wordprocessingCanvas" xmlns:cx="http://schemas.microsoft.com/office/drawing/2014/chartex" xmlns:cx1="http://schemas.microsoft.com/office/drawing/2015/9/8/chartex" xmlns:mc="http://schemas.openxmlformats.org/markup-compatibility/2006" xmlns:o="urn:schemas-microsoft-com:office:office" xmlns:r="http://schemas.openxmlformats.org/officeDocument/2006/relationships" xmlns:m="http://schemas.openxmlformats.org/officeDocument/2006/math" xmlns:v="urn:schemas-microsoft-com:vml" xmlns:wp14="http://schemas.microsoft.com/office/word/2010/wordprocessingDrawing" xmlns:wp="http://schemas.openxmlformats.org/drawingml/2006/wordprocessingDrawing" xmlns:w10="urn:schemas-microsoft-com:office:word" xmlns:w="http://schemas.openxmlformats.org/wordprocessingml/2006/main" xmlns:w14="http://schemas.microsoft.com/office/word/2010/wordml" xmlns:w15="http://schemas.microsoft.com/office/word/2012/wordml" xmlns:w16se="http://schemas.microsoft.com/office/word/2015/wordml/symex" xmlns:wpg="http://schemas.microsoft.com/office/word/2010/wordprocessingGroup" xmlns:wpi="http://schemas.microsoft.com/office/word/2010/wordprocessingInk" xmlns:wne="http://schemas.microsoft.com/office/word/2006/wordml" xmlns:wps="http://schemas.microsoft.com/office/word/2010/wordprocessingShape" mc:Ignorable="w14 w15 w16se wp14">
   <w:abstractNum w:abstractNumId="0" w15:restartNumberingAfterBreak="0">
-    <w:nsid w:val="2D18266B"/>
+    <w:nsid w:val="05537475"/>
     <w:multiLevelType w:val="hybridMultilevel"/>
-    <w:tmpl w:val="27B83CE0"/>
-    <w:lvl w:ilvl="0" w:tplc="D882943C" w:tentative="1">
+    <w:tmpl w:val="DE2024CE"/>
+    <w:lvl w:ilvl="0" w:tplc="38E657AA">
+      <w:start w:val="1"/>
+      <w:numFmt w:val="bullet"/>
+      <w:lvlText w:val="•"/>
+      <w:lvlJc w:val="left"/>
+      <w:pPr>
+        <w:ind w:left="540" w:hanging="300"/>
+      </w:pPr>
+    </w:lvl>
+    <w:lvl w:ilvl="1" w:tplc="9C249E5E" w:tentative="1">
+      <w:start w:val="1"/>
+      <w:numFmt w:val="bullet"/>
+      <w:lvlText w:val="–"/>
+      <w:lvlJc w:val="left"/>
+      <w:pPr>
+        <w:ind w:left="940" w:hanging="300"/>
+      </w:pPr>
+    </w:lvl>
+    <w:lvl w:ilvl="2" w:tplc="E3D2866E" w:tentative="1">
+      <w:start w:val="1"/>
+      <w:numFmt w:val="bullet"/>
+      <w:lvlText w:val="◦"/>
+      <w:lvlJc w:val="left"/>
+      <w:pPr>
+        <w:ind w:left="1340" w:hanging="300"/>
+      </w:pPr>
+    </w:lvl>
+    <w:lvl w:ilvl="3" w:tplc="ABFA1440">
+      <w:numFmt w:val="decimal"/>
+      <w:lvlText w:val=""/>
+      <w:lvlJc w:val="left"/>
+    </w:lvl>
+    <w:lvl w:ilvl="4" w:tplc="5D3E8462">
+      <w:numFmt w:val="decimal"/>
+      <w:lvlText w:val=""/>
+      <w:lvlJc w:val="left"/>
+    </w:lvl>
+    <w:lvl w:ilvl="5" w:tplc="377C1FB4">
+      <w:numFmt w:val="decimal"/>
+      <w:lvlText w:val=""/>
+      <w:lvlJc w:val="left"/>
+    </w:lvl>
+    <w:lvl w:ilvl="6" w:tplc="AC1059C4">
+      <w:numFmt w:val="decimal"/>
+      <w:lvlText w:val=""/>
+      <w:lvlJc w:val="left"/>
+    </w:lvl>
+    <w:lvl w:ilvl="7" w:tplc="38B4C59A">
+      <w:numFmt w:val="decimal"/>
+      <w:lvlText w:val=""/>
+      <w:lvlJc w:val="left"/>
+    </w:lvl>
+    <w:lvl w:ilvl="8" w:tplc="42D0947E">
+      <w:numFmt w:val="decimal"/>
+      <w:lvlText w:val=""/>
+      <w:lvlJc w:val="left"/>
+    </w:lvl>
+  </w:abstractNum>
+  <w:abstractNum w:abstractNumId="1" w15:restartNumberingAfterBreak="0">
+    <w:nsid w:val="11052EF9"/>
+    <w:multiLevelType w:val="hybridMultilevel"/>
+    <w:tmpl w:val="77E88A72"/>
+    <w:lvl w:ilvl="0" w:tplc="DD9685F6" w:tentative="1">
+      <w:start w:val="1"/>
+      <w:numFmt w:val="decimal"/>
+      <w:lvlText w:val="%1."/>
+      <w:lvlJc w:val="left"/>
+      <w:pPr>
+        <w:ind w:left="540" w:hanging="300"/>
+      </w:pPr>
+    </w:lvl>
+    <w:lvl w:ilvl="1" w:tplc="8ED86A08" w:tentative="1">
+      <w:start w:val="1"/>
+      <w:numFmt w:val="lowerLetter"/>
+      <w:lvlText w:val="%2."/>
+      <w:lvlJc w:val="left"/>
+      <w:pPr>
+        <w:ind w:left="940" w:hanging="300"/>
+      </w:pPr>
+    </w:lvl>
+    <w:lvl w:ilvl="2" w:tplc="5562F392" w:tentative="1">
+      <w:start w:val="1"/>
+      <w:numFmt w:val="lowerRoman"/>
+      <w:lvlText w:val="%3."/>
+      <w:lvlJc w:val="left"/>
+      <w:pPr>
+        <w:ind w:left="1340" w:hanging="300"/>
+      </w:pPr>
+    </w:lvl>
+    <w:lvl w:ilvl="3" w:tplc="BA4A53E2">
+      <w:numFmt w:val="decimal"/>
+      <w:lvlText w:val=""/>
+      <w:lvlJc w:val="left"/>
+    </w:lvl>
+    <w:lvl w:ilvl="4" w:tplc="577CABDA">
+      <w:numFmt w:val="decimal"/>
+      <w:lvlText w:val=""/>
+      <w:lvlJc w:val="left"/>
+    </w:lvl>
+    <w:lvl w:ilvl="5" w:tplc="787CC918">
+      <w:numFmt w:val="decimal"/>
+      <w:lvlText w:val=""/>
+      <w:lvlJc w:val="left"/>
+    </w:lvl>
+    <w:lvl w:ilvl="6" w:tplc="1F323CA4">
+      <w:numFmt w:val="decimal"/>
+      <w:lvlText w:val=""/>
+      <w:lvlJc w:val="left"/>
+    </w:lvl>
+    <w:lvl w:ilvl="7" w:tplc="D114A3E0">
+      <w:numFmt w:val="decimal"/>
+      <w:lvlText w:val=""/>
+      <w:lvlJc w:val="left"/>
+    </w:lvl>
+    <w:lvl w:ilvl="8" w:tplc="3E50D432">
+      <w:numFmt w:val="decimal"/>
+      <w:lvlText w:val=""/>
+      <w:lvlJc w:val="left"/>
+    </w:lvl>
+  </w:abstractNum>
+  <w:abstractNum w:abstractNumId="2" w15:restartNumberingAfterBreak="0">
+    <w:nsid w:val="36785853"/>
+    <w:multiLevelType w:val="hybridMultilevel"/>
+    <w:tmpl w:val="63669ECA"/>
+    <w:lvl w:ilvl="0" w:tplc="322656B0" w:tentative="1">
       <w:start w:val="1"/>
       <w:numFmt w:val="bullet"/>
       <w:lvlText w:val="●"/>
@@ -6861,7 +7269,7 @@
         <w:ind w:left="720" w:hanging="360"/>
       </w:pPr>
     </w:lvl>
-    <w:lvl w:ilvl="1" w:tplc="663C83F6" w:tentative="1">
+    <w:lvl w:ilvl="1" w:tplc="1090B462" w:tentative="1">
       <w:start w:val="1"/>
       <w:numFmt w:val="bullet"/>
       <w:lvlText w:val="○"/>
@@ -6870,7 +7278,7 @@
         <w:ind w:left="1440" w:hanging="360"/>
       </w:pPr>
     </w:lvl>
-    <w:lvl w:ilvl="2" w:tplc="DBEEFE26" w:tentative="1">
+    <w:lvl w:ilvl="2" w:tplc="9F76F2C6" w:tentative="1">
       <w:start w:val="1"/>
       <w:numFmt w:val="bullet"/>
       <w:lvlText w:val="■"/>
@@ -6879,7 +7287,7 @@
         <w:ind w:left="2160" w:hanging="360"/>
       </w:pPr>
     </w:lvl>
-    <w:lvl w:ilvl="3" w:tplc="AADE791C" w:tentative="1">
+    <w:lvl w:ilvl="3" w:tplc="56763D54" w:tentative="1">
       <w:start w:val="1"/>
       <w:numFmt w:val="bullet"/>
       <w:lvlText w:val="●"/>
@@ -6888,7 +7296,7 @@
         <w:ind w:left="2880" w:hanging="360"/>
       </w:pPr>
     </w:lvl>
-    <w:lvl w:ilvl="4" w:tplc="A6EE9B32" w:tentative="1">
+    <w:lvl w:ilvl="4" w:tplc="41188B06" w:tentative="1">
       <w:start w:val="1"/>
       <w:numFmt w:val="bullet"/>
       <w:lvlText w:val="○"/>
@@ -6897,7 +7305,7 @@
         <w:ind w:left="3600" w:hanging="360"/>
       </w:pPr>
     </w:lvl>
-    <w:lvl w:ilvl="5" w:tplc="3214A02E" w:tentative="1">
+    <w:lvl w:ilvl="5" w:tplc="D09A500A" w:tentative="1">
       <w:start w:val="1"/>
       <w:numFmt w:val="bullet"/>
       <w:lvlText w:val="■"/>
@@ -6906,7 +7314,7 @@
         <w:ind w:left="4320" w:hanging="360"/>
       </w:pPr>
     </w:lvl>
-    <w:lvl w:ilvl="6" w:tplc="7D3CFDAA" w:tentative="1">
+    <w:lvl w:ilvl="6" w:tplc="E59AFC96" w:tentative="1">
       <w:start w:val="1"/>
       <w:numFmt w:val="bullet"/>
       <w:lvlText w:val="●"/>
@@ -6915,7 +7323,7 @@
         <w:ind w:left="5040" w:hanging="360"/>
       </w:pPr>
     </w:lvl>
-    <w:lvl w:ilvl="7" w:tplc="175A27D4" w:tentative="1">
+    <w:lvl w:ilvl="7" w:tplc="AECEC308" w:tentative="1">
       <w:start w:val="1"/>
       <w:numFmt w:val="bullet"/>
       <w:lvlText w:val="●"/>
@@ -6924,7 +7332,7 @@
         <w:ind w:left="5760" w:hanging="360"/>
       </w:pPr>
     </w:lvl>
-    <w:lvl w:ilvl="8" w:tplc="646AA1EC" w:tentative="1">
+    <w:lvl w:ilvl="8" w:tplc="A67EDD58" w:tentative="1">
       <w:start w:val="1"/>
       <w:numFmt w:val="bullet"/>
       <w:lvlText w:val="●"/>
@@ -6934,138 +7342,14 @@
       </w:pPr>
     </w:lvl>
   </w:abstractNum>
-  <w:abstractNum w:abstractNumId="1" w15:restartNumberingAfterBreak="0">
-    <w:nsid w:val="2E110D44"/>
-    <w:multiLevelType w:val="hybridMultilevel"/>
-    <w:tmpl w:val="5DAE7658"/>
-    <w:lvl w:ilvl="0" w:tplc="69960F1E" w:tentative="1">
-      <w:start w:val="1"/>
-      <w:numFmt w:val="decimal"/>
-      <w:lvlText w:val="%1."/>
-      <w:lvlJc w:val="left"/>
-      <w:pPr>
-        <w:ind w:left="540" w:hanging="300"/>
-      </w:pPr>
-    </w:lvl>
-    <w:lvl w:ilvl="1" w:tplc="6862FD2C" w:tentative="1">
-      <w:start w:val="1"/>
-      <w:numFmt w:val="lowerLetter"/>
-      <w:lvlText w:val="%2."/>
-      <w:lvlJc w:val="left"/>
-      <w:pPr>
-        <w:ind w:left="940" w:hanging="300"/>
-      </w:pPr>
-    </w:lvl>
-    <w:lvl w:ilvl="2" w:tplc="2250B3A0" w:tentative="1">
-      <w:start w:val="1"/>
-      <w:numFmt w:val="lowerRoman"/>
-      <w:lvlText w:val="%3."/>
-      <w:lvlJc w:val="left"/>
-      <w:pPr>
-        <w:ind w:left="1340" w:hanging="300"/>
-      </w:pPr>
-    </w:lvl>
-    <w:lvl w:ilvl="3" w:tplc="6DDC1842">
-      <w:numFmt w:val="decimal"/>
-      <w:lvlText w:val=""/>
-      <w:lvlJc w:val="left"/>
-    </w:lvl>
-    <w:lvl w:ilvl="4" w:tplc="E72E8B34">
-      <w:numFmt w:val="decimal"/>
-      <w:lvlText w:val=""/>
-      <w:lvlJc w:val="left"/>
-    </w:lvl>
-    <w:lvl w:ilvl="5" w:tplc="BF3007B8">
-      <w:numFmt w:val="decimal"/>
-      <w:lvlText w:val=""/>
-      <w:lvlJc w:val="left"/>
-    </w:lvl>
-    <w:lvl w:ilvl="6" w:tplc="736EC68E">
-      <w:numFmt w:val="decimal"/>
-      <w:lvlText w:val=""/>
-      <w:lvlJc w:val="left"/>
-    </w:lvl>
-    <w:lvl w:ilvl="7" w:tplc="E7125EDA">
-      <w:numFmt w:val="decimal"/>
-      <w:lvlText w:val=""/>
-      <w:lvlJc w:val="left"/>
-    </w:lvl>
-    <w:lvl w:ilvl="8" w:tplc="5AB2E93C">
-      <w:numFmt w:val="decimal"/>
-      <w:lvlText w:val=""/>
-      <w:lvlJc w:val="left"/>
-    </w:lvl>
-  </w:abstractNum>
-  <w:abstractNum w:abstractNumId="2" w15:restartNumberingAfterBreak="0">
-    <w:nsid w:val="401B138F"/>
-    <w:multiLevelType w:val="hybridMultilevel"/>
-    <w:tmpl w:val="14BE3540"/>
-    <w:lvl w:ilvl="0" w:tplc="39001786">
-      <w:start w:val="1"/>
-      <w:numFmt w:val="bullet"/>
-      <w:lvlText w:val="•"/>
-      <w:lvlJc w:val="left"/>
-      <w:pPr>
-        <w:ind w:left="540" w:hanging="300"/>
-      </w:pPr>
-    </w:lvl>
-    <w:lvl w:ilvl="1" w:tplc="E19E2752" w:tentative="1">
-      <w:start w:val="1"/>
-      <w:numFmt w:val="bullet"/>
-      <w:lvlText w:val="–"/>
-      <w:lvlJc w:val="left"/>
-      <w:pPr>
-        <w:ind w:left="940" w:hanging="300"/>
-      </w:pPr>
-    </w:lvl>
-    <w:lvl w:ilvl="2" w:tplc="C26E6BEC" w:tentative="1">
-      <w:start w:val="1"/>
-      <w:numFmt w:val="bullet"/>
-      <w:lvlText w:val="◦"/>
-      <w:lvlJc w:val="left"/>
-      <w:pPr>
-        <w:ind w:left="1340" w:hanging="300"/>
-      </w:pPr>
-    </w:lvl>
-    <w:lvl w:ilvl="3" w:tplc="99606E0A">
-      <w:numFmt w:val="decimal"/>
-      <w:lvlText w:val=""/>
-      <w:lvlJc w:val="left"/>
-    </w:lvl>
-    <w:lvl w:ilvl="4" w:tplc="124AEBA2">
-      <w:numFmt w:val="decimal"/>
-      <w:lvlText w:val=""/>
-      <w:lvlJc w:val="left"/>
-    </w:lvl>
-    <w:lvl w:ilvl="5" w:tplc="3C723EC2">
-      <w:numFmt w:val="decimal"/>
-      <w:lvlText w:val=""/>
-      <w:lvlJc w:val="left"/>
-    </w:lvl>
-    <w:lvl w:ilvl="6" w:tplc="1864261C">
-      <w:numFmt w:val="decimal"/>
-      <w:lvlText w:val=""/>
-      <w:lvlJc w:val="left"/>
-    </w:lvl>
-    <w:lvl w:ilvl="7" w:tplc="44F8465E">
-      <w:numFmt w:val="decimal"/>
-      <w:lvlText w:val=""/>
-      <w:lvlJc w:val="left"/>
-    </w:lvl>
-    <w:lvl w:ilvl="8" w:tplc="F4B41CD4">
-      <w:numFmt w:val="decimal"/>
-      <w:lvlText w:val=""/>
-      <w:lvlJc w:val="left"/>
-    </w:lvl>
-  </w:abstractNum>
   <w:num w:numId="1">
-    <w:abstractNumId w:val="0"/>
+    <w:abstractNumId w:val="2"/>
     <w:lvlOverride w:ilvl="0">
       <w:startOverride w:val="1"/>
     </w:lvlOverride>
   </w:num>
   <w:num w:numId="2">
-    <w:abstractNumId w:val="2"/>
+    <w:abstractNumId w:val="0"/>
     <w:lvlOverride w:ilvl="0">
       <w:startOverride w:val="1"/>
     </w:lvlOverride>
@@ -7694,7 +7978,7 @@
     <w:autoRedefine/>
     <w:uiPriority w:val="39"/>
     <w:unhideWhenUsed/>
-    <w:rsid w:val="00640C50"/>
+    <w:rsid w:val="00EC3241"/>
     <w:pPr>
       <w:spacing w:after="100"/>
     </w:pPr>
@@ -7706,7 +7990,7 @@
     <w:autoRedefine/>
     <w:uiPriority w:val="39"/>
     <w:unhideWhenUsed/>
-    <w:rsid w:val="00640C50"/>
+    <w:rsid w:val="00EC3241"/>
     <w:pPr>
       <w:spacing w:after="100"/>
       <w:ind w:left="210"/>

--- a/documentation/03 Backend/AI Assistant.docx
+++ b/documentation/03 Backend/AI Assistant.docx
@@ -289,7 +289,7 @@
                 <w:sz w:val="20"/>
                 <w:szCs w:val="20"/>
               </w:rPr>
-              <w:t>23 October 2026</w:t>
+              <w:t>25 October 2026</w:t>
             </w:r>
           </w:p>
         </w:tc>
@@ -752,6 +752,74 @@
           </w:p>
         </w:tc>
       </w:tr>
+      <w:tr>
+        <w:tblPrEx>
+          <w:tblCellMar>
+            <w:top w:w="0" w:type="dxa"/>
+            <w:bottom w:w="0" w:type="dxa"/>
+          </w:tblCellMar>
+        </w:tblPrEx>
+        <w:tc>
+          <w:tcPr>
+            <w:tcW w:w="1300" w:type="dxa"/>
+            <w:tcMar>
+              <w:top w:w="50" w:type="dxa"/>
+              <w:left w:w="90" w:type="dxa"/>
+              <w:bottom w:w="50" w:type="dxa"/>
+              <w:right w:w="90" w:type="dxa"/>
+            </w:tcMar>
+          </w:tcPr>
+          <w:p>
+            <w:r>
+              <w:rPr>
+                <w:sz w:val="19"/>
+                <w:szCs w:val="19"/>
+              </w:rPr>
+              <w:t>1.1</w:t>
+            </w:r>
+          </w:p>
+        </w:tc>
+        <w:tc>
+          <w:tcPr>
+            <w:tcW w:w="1900" w:type="dxa"/>
+            <w:tcMar>
+              <w:top w:w="50" w:type="dxa"/>
+              <w:left w:w="90" w:type="dxa"/>
+              <w:bottom w:w="50" w:type="dxa"/>
+              <w:right w:w="90" w:type="dxa"/>
+            </w:tcMar>
+          </w:tcPr>
+          <w:p>
+            <w:r>
+              <w:rPr>
+                <w:sz w:val="19"/>
+                <w:szCs w:val="19"/>
+              </w:rPr>
+              <w:t>25 October 2026</w:t>
+            </w:r>
+          </w:p>
+        </w:tc>
+        <w:tc>
+          <w:tcPr>
+            <w:tcW w:w="6438" w:type="dxa"/>
+            <w:tcMar>
+              <w:top w:w="50" w:type="dxa"/>
+              <w:left w:w="90" w:type="dxa"/>
+              <w:bottom w:w="50" w:type="dxa"/>
+              <w:right w:w="90" w:type="dxa"/>
+            </w:tcMar>
+          </w:tcPr>
+          <w:p>
+            <w:r>
+              <w:rPr>
+                <w:sz w:val="19"/>
+                <w:szCs w:val="19"/>
+              </w:rPr>
+              <w:t>Description tidy-up: the website never shows the tidied copy of an old description.</w:t>
+            </w:r>
+          </w:p>
+        </w:tc>
+      </w:tr>
     </w:tbl>
     <w:p>
       <w:pPr>
@@ -763,7 +831,7 @@
           <w:sz w:val="20"/>
           <w:szCs w:val="20"/>
         </w:rPr>
-        <w:t>Keep this document up to date: when a feature, setting or server changes, edit the matching section here and add a li</w:t>
+        <w:t>Keep this do</w:t>
       </w:r>
       <w:r>
         <w:rPr>
@@ -771,7 +839,7 @@
           <w:sz w:val="20"/>
           <w:szCs w:val="20"/>
         </w:rPr>
-        <w:t>ne to the table above.</w:t>
+        <w:t>cument up to date: when a feature, setting or server changes, edit the matching section here and add a line to the table above.</w:t>
       </w:r>
     </w:p>
     <w:p>
@@ -792,7 +860,7 @@
     <w:sdt>
       <w:sdtPr>
         <w:alias w:val="Contents"/>
-        <w:id w:val="-704636562"/>
+        <w:id w:val="343605531"/>
       </w:sdtPr>
       <w:sdtEndPr/>
       <w:sdtContent>
@@ -819,7 +887,7 @@
           <w:r>
             <w:fldChar w:fldCharType="separate"/>
           </w:r>
-          <w:hyperlink w:anchor="_Toc243679813" w:history="1">
+          <w:hyperlink w:anchor="_Toc243836778" w:history="1">
             <w:r>
               <w:rPr>
                 <w:rStyle w:val="Hyperlink"/>
@@ -843,7 +911,7 @@
               <w:rPr>
                 <w:noProof/>
               </w:rPr>
-              <w:instrText xml:space="preserve"> PAGEREF _Toc243679813 \h </w:instrText>
+              <w:instrText xml:space="preserve"> PAGEREF _Toc243836778 \h </w:instrText>
             </w:r>
             <w:r>
               <w:rPr>
@@ -884,7 +952,7 @@
               <w:szCs w:val="22"/>
             </w:rPr>
           </w:pPr>
-          <w:hyperlink w:anchor="_Toc243679814" w:history="1">
+          <w:hyperlink w:anchor="_Toc243836779" w:history="1">
             <w:r>
               <w:rPr>
                 <w:rStyle w:val="Hyperlink"/>
@@ -908,7 +976,7 @@
               <w:rPr>
                 <w:noProof/>
               </w:rPr>
-              <w:instrText xml:space="preserve"> PAGEREF _Toc243679814 \h </w:instrText>
+              <w:instrText xml:space="preserve"> PAGEREF _Toc243836779 \h </w:instrText>
             </w:r>
             <w:r>
               <w:rPr>
@@ -949,7 +1017,7 @@
               <w:szCs w:val="22"/>
             </w:rPr>
           </w:pPr>
-          <w:hyperlink w:anchor="_Toc243679815" w:history="1">
+          <w:hyperlink w:anchor="_Toc243836780" w:history="1">
             <w:r>
               <w:rPr>
                 <w:rStyle w:val="Hyperlink"/>
@@ -973,7 +1041,7 @@
               <w:rPr>
                 <w:noProof/>
               </w:rPr>
-              <w:instrText xml:space="preserve"> PAGEREF _Toc243679815 \h </w:instrText>
+              <w:instrText xml:space="preserve"> PAGEREF _Toc243836780 \h </w:instrText>
             </w:r>
             <w:r>
               <w:rPr>
@@ -1014,7 +1082,7 @@
               <w:szCs w:val="22"/>
             </w:rPr>
           </w:pPr>
-          <w:hyperlink w:anchor="_Toc243679816" w:history="1">
+          <w:hyperlink w:anchor="_Toc243836781" w:history="1">
             <w:r>
               <w:rPr>
                 <w:rStyle w:val="Hyperlink"/>
@@ -1038,7 +1106,7 @@
               <w:rPr>
                 <w:noProof/>
               </w:rPr>
-              <w:instrText xml:space="preserve"> PAGEREF _Toc243679816 \h </w:instrText>
+              <w:instrText xml:space="preserve"> PAGEREF _Toc243836781 \h </w:instrText>
             </w:r>
             <w:r>
               <w:rPr>
@@ -1079,7 +1147,7 @@
               <w:szCs w:val="22"/>
             </w:rPr>
           </w:pPr>
-          <w:hyperlink w:anchor="_Toc243679817" w:history="1">
+          <w:hyperlink w:anchor="_Toc243836782" w:history="1">
             <w:r>
               <w:rPr>
                 <w:rStyle w:val="Hyperlink"/>
@@ -1103,7 +1171,7 @@
               <w:rPr>
                 <w:noProof/>
               </w:rPr>
-              <w:instrText xml:space="preserve"> PAGEREF _Toc243679817 \h </w:instrText>
+              <w:instrText xml:space="preserve"> PAGEREF _Toc243836782 \h </w:instrText>
             </w:r>
             <w:r>
               <w:rPr>
@@ -1144,7 +1212,7 @@
               <w:szCs w:val="22"/>
             </w:rPr>
           </w:pPr>
-          <w:hyperlink w:anchor="_Toc243679818" w:history="1">
+          <w:hyperlink w:anchor="_Toc243836783" w:history="1">
             <w:r>
               <w:rPr>
                 <w:rStyle w:val="Hyperlink"/>
@@ -1168,7 +1236,7 @@
               <w:rPr>
                 <w:noProof/>
               </w:rPr>
-              <w:instrText xml:space="preserve"> PAGEREF _Toc243679818 \h </w:instrText>
+              <w:instrText xml:space="preserve"> PAGEREF _Toc243836783 \h </w:instrText>
             </w:r>
             <w:r>
               <w:rPr>
@@ -1209,7 +1277,7 @@
               <w:szCs w:val="22"/>
             </w:rPr>
           </w:pPr>
-          <w:hyperlink w:anchor="_Toc243679819" w:history="1">
+          <w:hyperlink w:anchor="_Toc243836784" w:history="1">
             <w:r>
               <w:rPr>
                 <w:rStyle w:val="Hyperlink"/>
@@ -1233,7 +1301,7 @@
               <w:rPr>
                 <w:noProof/>
               </w:rPr>
-              <w:instrText xml:space="preserve"> PAGEREF _Toc243679819 \h </w:instrText>
+              <w:instrText xml:space="preserve"> PAGEREF _Toc243836784 \h </w:instrText>
             </w:r>
             <w:r>
               <w:rPr>
@@ -1274,7 +1342,7 @@
               <w:szCs w:val="22"/>
             </w:rPr>
           </w:pPr>
-          <w:hyperlink w:anchor="_Toc243679820" w:history="1">
+          <w:hyperlink w:anchor="_Toc243836785" w:history="1">
             <w:r>
               <w:rPr>
                 <w:rStyle w:val="Hyperlink"/>
@@ -1298,7 +1366,7 @@
               <w:rPr>
                 <w:noProof/>
               </w:rPr>
-              <w:instrText xml:space="preserve"> PAGEREF _Toc243679820 \h </w:instrText>
+              <w:instrText xml:space="preserve"> PAGEREF _Toc243836785 \h </w:instrText>
             </w:r>
             <w:r>
               <w:rPr>
@@ -1339,7 +1407,7 @@
               <w:szCs w:val="22"/>
             </w:rPr>
           </w:pPr>
-          <w:hyperlink w:anchor="_Toc243679821" w:history="1">
+          <w:hyperlink w:anchor="_Toc243836786" w:history="1">
             <w:r>
               <w:rPr>
                 <w:rStyle w:val="Hyperlink"/>
@@ -1363,7 +1431,7 @@
               <w:rPr>
                 <w:noProof/>
               </w:rPr>
-              <w:instrText xml:space="preserve"> PAGEREF _Toc243679821 \h </w:instrText>
+              <w:instrText xml:space="preserve"> PAGEREF _Toc243836786 \h </w:instrText>
             </w:r>
             <w:r>
               <w:rPr>
@@ -1404,7 +1472,7 @@
               <w:szCs w:val="22"/>
             </w:rPr>
           </w:pPr>
-          <w:hyperlink w:anchor="_Toc243679822" w:history="1">
+          <w:hyperlink w:anchor="_Toc243836787" w:history="1">
             <w:r>
               <w:rPr>
                 <w:rStyle w:val="Hyperlink"/>
@@ -1428,7 +1496,7 @@
               <w:rPr>
                 <w:noProof/>
               </w:rPr>
-              <w:instrText xml:space="preserve"> PAGEREF _Toc243679822 \h </w:instrText>
+              <w:instrText xml:space="preserve"> PAGEREF _Toc243836787 \h </w:instrText>
             </w:r>
             <w:r>
               <w:rPr>
@@ -1469,7 +1537,7 @@
               <w:szCs w:val="22"/>
             </w:rPr>
           </w:pPr>
-          <w:hyperlink w:anchor="_Toc243679823" w:history="1">
+          <w:hyperlink w:anchor="_Toc243836788" w:history="1">
             <w:r>
               <w:rPr>
                 <w:rStyle w:val="Hyperlink"/>
@@ -1493,7 +1561,7 @@
               <w:rPr>
                 <w:noProof/>
               </w:rPr>
-              <w:instrText xml:space="preserve"> PAGEREF _Toc243679823 \h </w:instrText>
+              <w:instrText xml:space="preserve"> PAGEREF _Toc243836788 \h </w:instrText>
             </w:r>
             <w:r>
               <w:rPr>
@@ -1534,7 +1602,7 @@
               <w:szCs w:val="22"/>
             </w:rPr>
           </w:pPr>
-          <w:hyperlink w:anchor="_Toc243679824" w:history="1">
+          <w:hyperlink w:anchor="_Toc243836789" w:history="1">
             <w:r>
               <w:rPr>
                 <w:rStyle w:val="Hyperlink"/>
@@ -1558,7 +1626,7 @@
               <w:rPr>
                 <w:noProof/>
               </w:rPr>
-              <w:instrText xml:space="preserve"> PAGEREF _Toc243679824 \h </w:instrText>
+              <w:instrText xml:space="preserve"> PAGEREF _Toc243836789 \h </w:instrText>
             </w:r>
             <w:r>
               <w:rPr>
@@ -1601,7 +1669,7 @@
       <w:pPr>
         <w:pStyle w:val="Heading1"/>
       </w:pPr>
-      <w:bookmarkStart w:id="1" w:name="_Toc243679813"/>
+      <w:bookmarkStart w:id="1" w:name="_Toc243836778"/>
       <w:r>
         <w:lastRenderedPageBreak/>
         <w:t>1  Introduction</w:t>
@@ -1613,10 +1681,7 @@
         <w:spacing w:after="120" w:line="276" w:lineRule="auto"/>
       </w:pPr>
       <w:r>
-        <w:t>The system uses AI in four places. In every case the AI provider never touches the database: the backend decides exactly which facts to send, and checks what comes back before anyone s</w:t>
-      </w:r>
-      <w:r>
-        <w:t>ees it.</w:t>
+        <w:t>The system uses AI in four places. In every case the AI provider never touches the database: the backend decides exactly which facts to send, and checks what comes back before anyone sees it.</w:t>
       </w:r>
     </w:p>
     <w:tbl>
@@ -1817,7 +1882,14 @@
                 <w:sz w:val="19"/>
                 <w:szCs w:val="19"/>
               </w:rPr>
-              <w:t>Website visitors (with or without an account); staff in the mobile app</w:t>
+              <w:t>Websit</w:t>
+            </w:r>
+            <w:r>
+              <w:rPr>
+                <w:sz w:val="19"/>
+                <w:szCs w:val="19"/>
+              </w:rPr>
+              <w:t>e visitors (with or without an account); staff in the mobile app</w:t>
             </w:r>
           </w:p>
         </w:tc>
@@ -2216,7 +2288,7 @@
       <w:pPr>
         <w:pStyle w:val="Heading1"/>
       </w:pPr>
-      <w:bookmarkStart w:id="2" w:name="_Toc243679814"/>
+      <w:bookmarkStart w:id="2" w:name="_Toc243836779"/>
       <w:r>
         <w:lastRenderedPageBreak/>
         <w:t>2  Chat assistant</w:t>
@@ -2293,7 +2365,7 @@
       <w:pPr>
         <w:pStyle w:val="Heading2"/>
       </w:pPr>
-      <w:bookmarkStart w:id="3" w:name="_Toc243679815"/>
+      <w:bookmarkStart w:id="3" w:name="_Toc243836780"/>
       <w:r>
         <w:t>2.1  Two channels</w:t>
       </w:r>
@@ -2358,7 +2430,7 @@
       <w:pPr>
         <w:pStyle w:val="Heading2"/>
       </w:pPr>
-      <w:bookmarkStart w:id="4" w:name="_Toc243679816"/>
+      <w:bookmarkStart w:id="4" w:name="_Toc243836781"/>
       <w:r>
         <w:t>2.2  What the assistant is told</w:t>
       </w:r>
@@ -3418,7 +3490,7 @@
       <w:pPr>
         <w:pStyle w:val="Heading2"/>
       </w:pPr>
-      <w:bookmarkStart w:id="5" w:name="_Toc243679817"/>
+      <w:bookmarkStart w:id="5" w:name="_Toc243836782"/>
       <w:r>
         <w:t>2.3  Safety rules built in</w:t>
       </w:r>
@@ -3570,7 +3642,7 @@
       <w:pPr>
         <w:pStyle w:val="Heading2"/>
       </w:pPr>
-      <w:bookmarkStart w:id="6" w:name="_Toc243679818"/>
+      <w:bookmarkStart w:id="6" w:name="_Toc243836783"/>
       <w:r>
         <w:t>2.4  Website helpful-moment nudges</w:t>
       </w:r>
@@ -3666,7 +3738,7 @@
       <w:pPr>
         <w:pStyle w:val="Heading2"/>
       </w:pPr>
-      <w:bookmarkStart w:id="7" w:name="_Toc243679819"/>
+      <w:bookmarkStart w:id="7" w:name="_Toc243836784"/>
       <w:r>
         <w:t>2.5  Where to change what the assistant says</w:t>
       </w:r>
@@ -4634,7 +4706,7 @@
       <w:pPr>
         <w:pStyle w:val="Heading1"/>
       </w:pPr>
-      <w:bookmarkStart w:id="8" w:name="_Toc243679820"/>
+      <w:bookmarkStart w:id="8" w:name="_Toc243836785"/>
       <w:r>
         <w:lastRenderedPageBreak/>
         <w:t>3  Insights</w:t>
@@ -4661,7 +4733,7 @@
       <w:pPr>
         <w:pStyle w:val="Heading1"/>
       </w:pPr>
-      <w:bookmarkStart w:id="9" w:name="_Toc243679821"/>
+      <w:bookmarkStart w:id="9" w:name="_Toc243836786"/>
       <w:r>
         <w:lastRenderedPageBreak/>
         <w:t>4  Handwriting scan</w:t>
@@ -4748,7 +4820,7 @@
       <w:pPr>
         <w:pStyle w:val="Heading1"/>
       </w:pPr>
-      <w:bookmarkStart w:id="10" w:name="_Toc243679822"/>
+      <w:bookmarkStart w:id="10" w:name="_Toc243836787"/>
       <w:r>
         <w:lastRenderedPageBreak/>
         <w:t>5  Description tidy-up</w:t>
@@ -4787,7 +4859,10 @@
         <w:t>DESCRIPTION_AI_TIDY_UP=false</w:t>
       </w:r>
       <w:r>
-        <w:t>.</w:t>
+        <w:t xml:space="preserve">. Until the new copy is ready - right after an edit, or while </w:t>
+      </w:r>
+      <w:r>
+        <w:t>the AI cannot be reached - the website shows the new description in its own layout, never the tidied copy of the old one (since 25 October 2026).</w:t>
       </w:r>
     </w:p>
     <w:p>
@@ -4799,7 +4874,7 @@
       <w:pPr>
         <w:pStyle w:val="Heading1"/>
       </w:pPr>
-      <w:bookmarkStart w:id="11" w:name="_Toc243679823"/>
+      <w:bookmarkStart w:id="11" w:name="_Toc243836788"/>
       <w:r>
         <w:lastRenderedPageBreak/>
         <w:t>6  Providers, models and cost</w:t>
@@ -4891,17 +4966,7 @@
                 <w:sz w:val="19"/>
                 <w:szCs w:val="19"/>
               </w:rPr>
-              <w:t>Propert</w:t>
-            </w:r>
-            <w:r>
-              <w:rPr>
-                <w:b/>
-                <w:bCs/>
-                <w:color w:val="FFFFFF"/>
-                <w:sz w:val="19"/>
-                <w:szCs w:val="19"/>
-              </w:rPr>
-              <w:t>y</w:t>
+              <w:t>Property</w:t>
             </w:r>
           </w:p>
         </w:tc>
@@ -6012,7 +6077,7 @@
       <w:pPr>
         <w:pStyle w:val="Heading1"/>
       </w:pPr>
-      <w:bookmarkStart w:id="12" w:name="_Toc243679824"/>
+      <w:bookmarkStart w:id="12" w:name="_Toc243836789"/>
       <w:r>
         <w:lastRenderedPageBreak/>
         <w:t>7  Development history</w:t>
@@ -7133,10 +7198,72 @@
 <file path=word/numbering.xml><?xml version="1.0" encoding="utf-8"?>
 <w:numbering xmlns:wpc="http://schemas.microsoft.com/office/word/2010/wordprocessingCanvas" xmlns:cx="http://schemas.microsoft.com/office/drawing/2014/chartex" xmlns:cx1="http://schemas.microsoft.com/office/drawing/2015/9/8/chartex" xmlns:mc="http://schemas.openxmlformats.org/markup-compatibility/2006" xmlns:o="urn:schemas-microsoft-com:office:office" xmlns:r="http://schemas.openxmlformats.org/officeDocument/2006/relationships" xmlns:m="http://schemas.openxmlformats.org/officeDocument/2006/math" xmlns:v="urn:schemas-microsoft-com:vml" xmlns:wp14="http://schemas.microsoft.com/office/word/2010/wordprocessingDrawing" xmlns:wp="http://schemas.openxmlformats.org/drawingml/2006/wordprocessingDrawing" xmlns:w10="urn:schemas-microsoft-com:office:word" xmlns:w="http://schemas.openxmlformats.org/wordprocessingml/2006/main" xmlns:w14="http://schemas.microsoft.com/office/word/2010/wordml" xmlns:w15="http://schemas.microsoft.com/office/word/2012/wordml" xmlns:w16se="http://schemas.microsoft.com/office/word/2015/wordml/symex" xmlns:wpg="http://schemas.microsoft.com/office/word/2010/wordprocessingGroup" xmlns:wpi="http://schemas.microsoft.com/office/word/2010/wordprocessingInk" xmlns:wne="http://schemas.microsoft.com/office/word/2006/wordml" xmlns:wps="http://schemas.microsoft.com/office/word/2010/wordprocessingShape" mc:Ignorable="w14 w15 w16se wp14">
   <w:abstractNum w:abstractNumId="0" w15:restartNumberingAfterBreak="0">
-    <w:nsid w:val="05537475"/>
+    <w:nsid w:val="38804CB0"/>
     <w:multiLevelType w:val="hybridMultilevel"/>
-    <w:tmpl w:val="DE2024CE"/>
-    <w:lvl w:ilvl="0" w:tplc="38E657AA">
+    <w:tmpl w:val="5F049CD8"/>
+    <w:lvl w:ilvl="0" w:tplc="700E6CE6" w:tentative="1">
+      <w:start w:val="1"/>
+      <w:numFmt w:val="decimal"/>
+      <w:lvlText w:val="%1."/>
+      <w:lvlJc w:val="left"/>
+      <w:pPr>
+        <w:ind w:left="540" w:hanging="300"/>
+      </w:pPr>
+    </w:lvl>
+    <w:lvl w:ilvl="1" w:tplc="39D8858A" w:tentative="1">
+      <w:start w:val="1"/>
+      <w:numFmt w:val="lowerLetter"/>
+      <w:lvlText w:val="%2."/>
+      <w:lvlJc w:val="left"/>
+      <w:pPr>
+        <w:ind w:left="940" w:hanging="300"/>
+      </w:pPr>
+    </w:lvl>
+    <w:lvl w:ilvl="2" w:tplc="7A1C1636" w:tentative="1">
+      <w:start w:val="1"/>
+      <w:numFmt w:val="lowerRoman"/>
+      <w:lvlText w:val="%3."/>
+      <w:lvlJc w:val="left"/>
+      <w:pPr>
+        <w:ind w:left="1340" w:hanging="300"/>
+      </w:pPr>
+    </w:lvl>
+    <w:lvl w:ilvl="3" w:tplc="58C261B0">
+      <w:numFmt w:val="decimal"/>
+      <w:lvlText w:val=""/>
+      <w:lvlJc w:val="left"/>
+    </w:lvl>
+    <w:lvl w:ilvl="4" w:tplc="1A86EBB2">
+      <w:numFmt w:val="decimal"/>
+      <w:lvlText w:val=""/>
+      <w:lvlJc w:val="left"/>
+    </w:lvl>
+    <w:lvl w:ilvl="5" w:tplc="9DD8EF3C">
+      <w:numFmt w:val="decimal"/>
+      <w:lvlText w:val=""/>
+      <w:lvlJc w:val="left"/>
+    </w:lvl>
+    <w:lvl w:ilvl="6" w:tplc="75C46612">
+      <w:numFmt w:val="decimal"/>
+      <w:lvlText w:val=""/>
+      <w:lvlJc w:val="left"/>
+    </w:lvl>
+    <w:lvl w:ilvl="7" w:tplc="243448D4">
+      <w:numFmt w:val="decimal"/>
+      <w:lvlText w:val=""/>
+      <w:lvlJc w:val="left"/>
+    </w:lvl>
+    <w:lvl w:ilvl="8" w:tplc="4E9E7EF4">
+      <w:numFmt w:val="decimal"/>
+      <w:lvlText w:val=""/>
+      <w:lvlJc w:val="left"/>
+    </w:lvl>
+  </w:abstractNum>
+  <w:abstractNum w:abstractNumId="1" w15:restartNumberingAfterBreak="0">
+    <w:nsid w:val="3EF574E7"/>
+    <w:multiLevelType w:val="hybridMultilevel"/>
+    <w:tmpl w:val="4AC26E0E"/>
+    <w:lvl w:ilvl="0" w:tplc="8DB4B9CE">
       <w:start w:val="1"/>
       <w:numFmt w:val="bullet"/>
       <w:lvlText w:val="•"/>
@@ -7145,7 +7272,7 @@
         <w:ind w:left="540" w:hanging="300"/>
       </w:pPr>
     </w:lvl>
-    <w:lvl w:ilvl="1" w:tplc="9C249E5E" w:tentative="1">
+    <w:lvl w:ilvl="1" w:tplc="A788BD1A" w:tentative="1">
       <w:start w:val="1"/>
       <w:numFmt w:val="bullet"/>
       <w:lvlText w:val="–"/>
@@ -7154,7 +7281,7 @@
         <w:ind w:left="940" w:hanging="300"/>
       </w:pPr>
     </w:lvl>
-    <w:lvl w:ilvl="2" w:tplc="E3D2866E" w:tentative="1">
+    <w:lvl w:ilvl="2" w:tplc="28BE86F0" w:tentative="1">
       <w:start w:val="1"/>
       <w:numFmt w:val="bullet"/>
       <w:lvlText w:val="◦"/>
@@ -7163,104 +7290,42 @@
         <w:ind w:left="1340" w:hanging="300"/>
       </w:pPr>
     </w:lvl>
-    <w:lvl w:ilvl="3" w:tplc="ABFA1440">
+    <w:lvl w:ilvl="3" w:tplc="05ACFEC6">
       <w:numFmt w:val="decimal"/>
       <w:lvlText w:val=""/>
       <w:lvlJc w:val="left"/>
     </w:lvl>
-    <w:lvl w:ilvl="4" w:tplc="5D3E8462">
+    <w:lvl w:ilvl="4" w:tplc="901CFDB2">
       <w:numFmt w:val="decimal"/>
       <w:lvlText w:val=""/>
       <w:lvlJc w:val="left"/>
     </w:lvl>
-    <w:lvl w:ilvl="5" w:tplc="377C1FB4">
+    <w:lvl w:ilvl="5" w:tplc="4330E382">
       <w:numFmt w:val="decimal"/>
       <w:lvlText w:val=""/>
       <w:lvlJc w:val="left"/>
     </w:lvl>
-    <w:lvl w:ilvl="6" w:tplc="AC1059C4">
+    <w:lvl w:ilvl="6" w:tplc="A2702222">
       <w:numFmt w:val="decimal"/>
       <w:lvlText w:val=""/>
       <w:lvlJc w:val="left"/>
     </w:lvl>
-    <w:lvl w:ilvl="7" w:tplc="38B4C59A">
+    <w:lvl w:ilvl="7" w:tplc="E46A68E2">
       <w:numFmt w:val="decimal"/>
       <w:lvlText w:val=""/>
       <w:lvlJc w:val="left"/>
     </w:lvl>
-    <w:lvl w:ilvl="8" w:tplc="42D0947E">
-      <w:numFmt w:val="decimal"/>
-      <w:lvlText w:val=""/>
-      <w:lvlJc w:val="left"/>
-    </w:lvl>
-  </w:abstractNum>
-  <w:abstractNum w:abstractNumId="1" w15:restartNumberingAfterBreak="0">
-    <w:nsid w:val="11052EF9"/>
-    <w:multiLevelType w:val="hybridMultilevel"/>
-    <w:tmpl w:val="77E88A72"/>
-    <w:lvl w:ilvl="0" w:tplc="DD9685F6" w:tentative="1">
-      <w:start w:val="1"/>
-      <w:numFmt w:val="decimal"/>
-      <w:lvlText w:val="%1."/>
-      <w:lvlJc w:val="left"/>
-      <w:pPr>
-        <w:ind w:left="540" w:hanging="300"/>
-      </w:pPr>
-    </w:lvl>
-    <w:lvl w:ilvl="1" w:tplc="8ED86A08" w:tentative="1">
-      <w:start w:val="1"/>
-      <w:numFmt w:val="lowerLetter"/>
-      <w:lvlText w:val="%2."/>
-      <w:lvlJc w:val="left"/>
-      <w:pPr>
-        <w:ind w:left="940" w:hanging="300"/>
-      </w:pPr>
-    </w:lvl>
-    <w:lvl w:ilvl="2" w:tplc="5562F392" w:tentative="1">
-      <w:start w:val="1"/>
-      <w:numFmt w:val="lowerRoman"/>
-      <w:lvlText w:val="%3."/>
-      <w:lvlJc w:val="left"/>
-      <w:pPr>
-        <w:ind w:left="1340" w:hanging="300"/>
-      </w:pPr>
-    </w:lvl>
-    <w:lvl w:ilvl="3" w:tplc="BA4A53E2">
-      <w:numFmt w:val="decimal"/>
-      <w:lvlText w:val=""/>
-      <w:lvlJc w:val="left"/>
-    </w:lvl>
-    <w:lvl w:ilvl="4" w:tplc="577CABDA">
-      <w:numFmt w:val="decimal"/>
-      <w:lvlText w:val=""/>
-      <w:lvlJc w:val="left"/>
-    </w:lvl>
-    <w:lvl w:ilvl="5" w:tplc="787CC918">
-      <w:numFmt w:val="decimal"/>
-      <w:lvlText w:val=""/>
-      <w:lvlJc w:val="left"/>
-    </w:lvl>
-    <w:lvl w:ilvl="6" w:tplc="1F323CA4">
-      <w:numFmt w:val="decimal"/>
-      <w:lvlText w:val=""/>
-      <w:lvlJc w:val="left"/>
-    </w:lvl>
-    <w:lvl w:ilvl="7" w:tplc="D114A3E0">
-      <w:numFmt w:val="decimal"/>
-      <w:lvlText w:val=""/>
-      <w:lvlJc w:val="left"/>
-    </w:lvl>
-    <w:lvl w:ilvl="8" w:tplc="3E50D432">
+    <w:lvl w:ilvl="8" w:tplc="FD0C48CE">
       <w:numFmt w:val="decimal"/>
       <w:lvlText w:val=""/>
       <w:lvlJc w:val="left"/>
     </w:lvl>
   </w:abstractNum>
   <w:abstractNum w:abstractNumId="2" w15:restartNumberingAfterBreak="0">
-    <w:nsid w:val="36785853"/>
+    <w:nsid w:val="5EF531AF"/>
     <w:multiLevelType w:val="hybridMultilevel"/>
-    <w:tmpl w:val="63669ECA"/>
-    <w:lvl w:ilvl="0" w:tplc="322656B0" w:tentative="1">
+    <w:tmpl w:val="893C49CC"/>
+    <w:lvl w:ilvl="0" w:tplc="9FD2E078" w:tentative="1">
       <w:start w:val="1"/>
       <w:numFmt w:val="bullet"/>
       <w:lvlText w:val="●"/>
@@ -7269,7 +7334,7 @@
         <w:ind w:left="720" w:hanging="360"/>
       </w:pPr>
     </w:lvl>
-    <w:lvl w:ilvl="1" w:tplc="1090B462" w:tentative="1">
+    <w:lvl w:ilvl="1" w:tplc="D9C6FD38" w:tentative="1">
       <w:start w:val="1"/>
       <w:numFmt w:val="bullet"/>
       <w:lvlText w:val="○"/>
@@ -7278,7 +7343,7 @@
         <w:ind w:left="1440" w:hanging="360"/>
       </w:pPr>
     </w:lvl>
-    <w:lvl w:ilvl="2" w:tplc="9F76F2C6" w:tentative="1">
+    <w:lvl w:ilvl="2" w:tplc="E370049E" w:tentative="1">
       <w:start w:val="1"/>
       <w:numFmt w:val="bullet"/>
       <w:lvlText w:val="■"/>
@@ -7287,7 +7352,7 @@
         <w:ind w:left="2160" w:hanging="360"/>
       </w:pPr>
     </w:lvl>
-    <w:lvl w:ilvl="3" w:tplc="56763D54" w:tentative="1">
+    <w:lvl w:ilvl="3" w:tplc="72048F7E" w:tentative="1">
       <w:start w:val="1"/>
       <w:numFmt w:val="bullet"/>
       <w:lvlText w:val="●"/>
@@ -7296,7 +7361,7 @@
         <w:ind w:left="2880" w:hanging="360"/>
       </w:pPr>
     </w:lvl>
-    <w:lvl w:ilvl="4" w:tplc="41188B06" w:tentative="1">
+    <w:lvl w:ilvl="4" w:tplc="5008CB5C" w:tentative="1">
       <w:start w:val="1"/>
       <w:numFmt w:val="bullet"/>
       <w:lvlText w:val="○"/>
@@ -7305,7 +7370,7 @@
         <w:ind w:left="3600" w:hanging="360"/>
       </w:pPr>
     </w:lvl>
-    <w:lvl w:ilvl="5" w:tplc="D09A500A" w:tentative="1">
+    <w:lvl w:ilvl="5" w:tplc="01A2E46C" w:tentative="1">
       <w:start w:val="1"/>
       <w:numFmt w:val="bullet"/>
       <w:lvlText w:val="■"/>
@@ -7314,7 +7379,7 @@
         <w:ind w:left="4320" w:hanging="360"/>
       </w:pPr>
     </w:lvl>
-    <w:lvl w:ilvl="6" w:tplc="E59AFC96" w:tentative="1">
+    <w:lvl w:ilvl="6" w:tplc="A8C4D88E" w:tentative="1">
       <w:start w:val="1"/>
       <w:numFmt w:val="bullet"/>
       <w:lvlText w:val="●"/>
@@ -7323,7 +7388,7 @@
         <w:ind w:left="5040" w:hanging="360"/>
       </w:pPr>
     </w:lvl>
-    <w:lvl w:ilvl="7" w:tplc="AECEC308" w:tentative="1">
+    <w:lvl w:ilvl="7" w:tplc="6ECE5308" w:tentative="1">
       <w:start w:val="1"/>
       <w:numFmt w:val="bullet"/>
       <w:lvlText w:val="●"/>
@@ -7332,7 +7397,7 @@
         <w:ind w:left="5760" w:hanging="360"/>
       </w:pPr>
     </w:lvl>
-    <w:lvl w:ilvl="8" w:tplc="A67EDD58" w:tentative="1">
+    <w:lvl w:ilvl="8" w:tplc="B73A9B62" w:tentative="1">
       <w:start w:val="1"/>
       <w:numFmt w:val="bullet"/>
       <w:lvlText w:val="●"/>
@@ -7349,7 +7414,7 @@
     </w:lvlOverride>
   </w:num>
   <w:num w:numId="2">
-    <w:abstractNumId w:val="0"/>
+    <w:abstractNumId w:val="1"/>
     <w:lvlOverride w:ilvl="0">
       <w:startOverride w:val="1"/>
     </w:lvlOverride>
@@ -7978,7 +8043,7 @@
     <w:autoRedefine/>
     <w:uiPriority w:val="39"/>
     <w:unhideWhenUsed/>
-    <w:rsid w:val="00EC3241"/>
+    <w:rsid w:val="00630E25"/>
     <w:pPr>
       <w:spacing w:after="100"/>
     </w:pPr>
@@ -7990,7 +8055,7 @@
     <w:autoRedefine/>
     <w:uiPriority w:val="39"/>
     <w:unhideWhenUsed/>
-    <w:rsid w:val="00EC3241"/>
+    <w:rsid w:val="00630E25"/>
     <w:pPr>
       <w:spacing w:after="100"/>
       <w:ind w:left="210"/>

--- a/documentation/03 Backend/AI Assistant.docx
+++ b/documentation/03 Backend/AI Assistant.docx
@@ -820,6 +820,81 @@
           </w:p>
         </w:tc>
       </w:tr>
+      <w:tr>
+        <w:tblPrEx>
+          <w:tblCellMar>
+            <w:top w:w="0" w:type="dxa"/>
+            <w:bottom w:w="0" w:type="dxa"/>
+          </w:tblCellMar>
+        </w:tblPrEx>
+        <w:tc>
+          <w:tcPr>
+            <w:tcW w:w="1300" w:type="dxa"/>
+            <w:tcMar>
+              <w:top w:w="50" w:type="dxa"/>
+              <w:left w:w="90" w:type="dxa"/>
+              <w:bottom w:w="50" w:type="dxa"/>
+              <w:right w:w="90" w:type="dxa"/>
+            </w:tcMar>
+          </w:tcPr>
+          <w:p>
+            <w:r>
+              <w:rPr>
+                <w:sz w:val="19"/>
+                <w:szCs w:val="19"/>
+              </w:rPr>
+              <w:t>1.1</w:t>
+            </w:r>
+          </w:p>
+        </w:tc>
+        <w:tc>
+          <w:tcPr>
+            <w:tcW w:w="1900" w:type="dxa"/>
+            <w:tcMar>
+              <w:top w:w="50" w:type="dxa"/>
+              <w:left w:w="90" w:type="dxa"/>
+              <w:bottom w:w="50" w:type="dxa"/>
+              <w:right w:w="90" w:type="dxa"/>
+            </w:tcMar>
+          </w:tcPr>
+          <w:p>
+            <w:r>
+              <w:rPr>
+                <w:sz w:val="19"/>
+                <w:szCs w:val="19"/>
+              </w:rPr>
+              <w:t>25 Octob</w:t>
+            </w:r>
+            <w:r>
+              <w:rPr>
+                <w:sz w:val="19"/>
+                <w:szCs w:val="19"/>
+              </w:rPr>
+              <w:t>er 2026</w:t>
+            </w:r>
+          </w:p>
+        </w:tc>
+        <w:tc>
+          <w:tcPr>
+            <w:tcW w:w="6438" w:type="dxa"/>
+            <w:tcMar>
+              <w:top w:w="50" w:type="dxa"/>
+              <w:left w:w="90" w:type="dxa"/>
+              <w:bottom w:w="50" w:type="dxa"/>
+              <w:right w:w="90" w:type="dxa"/>
+            </w:tcMar>
+          </w:tcPr>
+          <w:p>
+            <w:r>
+              <w:rPr>
+                <w:sz w:val="19"/>
+                <w:szCs w:val="19"/>
+              </w:rPr>
+              <w:t>The website assistant knows the company facts (what we sell, Central Kenya sourcing, the Nakuru workshop, @dateroem.woods) and asks once more when an answer stops after promising details.</w:t>
+            </w:r>
+          </w:p>
+        </w:tc>
+      </w:tr>
     </w:tbl>
     <w:p>
       <w:pPr>
@@ -831,7 +906,7 @@
           <w:sz w:val="20"/>
           <w:szCs w:val="20"/>
         </w:rPr>
-        <w:t>Keep this do</w:t>
+        <w:t>Keep this document up to date: when a feature, setting or s</w:t>
       </w:r>
       <w:r>
         <w:rPr>
@@ -839,7 +914,7 @@
           <w:sz w:val="20"/>
           <w:szCs w:val="20"/>
         </w:rPr>
-        <w:t>cument up to date: when a feature, setting or server changes, edit the matching section here and add a line to the table above.</w:t>
+        <w:t>erver changes, edit the matching section here and add a line to the table above.</w:t>
       </w:r>
     </w:p>
     <w:p>
@@ -860,7 +935,7 @@
     <w:sdt>
       <w:sdtPr>
         <w:alias w:val="Contents"/>
-        <w:id w:val="343605531"/>
+        <w:id w:val="155499227"/>
       </w:sdtPr>
       <w:sdtEndPr/>
       <w:sdtContent>
@@ -887,7 +962,7 @@
           <w:r>
             <w:fldChar w:fldCharType="separate"/>
           </w:r>
-          <w:hyperlink w:anchor="_Toc243836778" w:history="1">
+          <w:hyperlink w:anchor="_Toc243848184" w:history="1">
             <w:r>
               <w:rPr>
                 <w:rStyle w:val="Hyperlink"/>
@@ -911,7 +986,7 @@
               <w:rPr>
                 <w:noProof/>
               </w:rPr>
-              <w:instrText xml:space="preserve"> PAGEREF _Toc243836778 \h </w:instrText>
+              <w:instrText xml:space="preserve"> PAGEREF _Toc243848184 \h </w:instrText>
             </w:r>
             <w:r>
               <w:rPr>
@@ -952,7 +1027,7 @@
               <w:szCs w:val="22"/>
             </w:rPr>
           </w:pPr>
-          <w:hyperlink w:anchor="_Toc243836779" w:history="1">
+          <w:hyperlink w:anchor="_Toc243848185" w:history="1">
             <w:r>
               <w:rPr>
                 <w:rStyle w:val="Hyperlink"/>
@@ -976,7 +1051,7 @@
               <w:rPr>
                 <w:noProof/>
               </w:rPr>
-              <w:instrText xml:space="preserve"> PAGEREF _Toc243836779 \h </w:instrText>
+              <w:instrText xml:space="preserve"> PAGEREF _Toc243848185 \h </w:instrText>
             </w:r>
             <w:r>
               <w:rPr>
@@ -1017,7 +1092,7 @@
               <w:szCs w:val="22"/>
             </w:rPr>
           </w:pPr>
-          <w:hyperlink w:anchor="_Toc243836780" w:history="1">
+          <w:hyperlink w:anchor="_Toc243848186" w:history="1">
             <w:r>
               <w:rPr>
                 <w:rStyle w:val="Hyperlink"/>
@@ -1041,7 +1116,7 @@
               <w:rPr>
                 <w:noProof/>
               </w:rPr>
-              <w:instrText xml:space="preserve"> PAGEREF _Toc243836780 \h </w:instrText>
+              <w:instrText xml:space="preserve"> PAGEREF _Toc243848186 \h </w:instrText>
             </w:r>
             <w:r>
               <w:rPr>
@@ -1082,7 +1157,7 @@
               <w:szCs w:val="22"/>
             </w:rPr>
           </w:pPr>
-          <w:hyperlink w:anchor="_Toc243836781" w:history="1">
+          <w:hyperlink w:anchor="_Toc243848187" w:history="1">
             <w:r>
               <w:rPr>
                 <w:rStyle w:val="Hyperlink"/>
@@ -1106,7 +1181,7 @@
               <w:rPr>
                 <w:noProof/>
               </w:rPr>
-              <w:instrText xml:space="preserve"> PAGEREF _Toc243836781 \h </w:instrText>
+              <w:instrText xml:space="preserve"> PAGEREF _Toc243848187 \h </w:instrText>
             </w:r>
             <w:r>
               <w:rPr>
@@ -1147,7 +1222,7 @@
               <w:szCs w:val="22"/>
             </w:rPr>
           </w:pPr>
-          <w:hyperlink w:anchor="_Toc243836782" w:history="1">
+          <w:hyperlink w:anchor="_Toc243848188" w:history="1">
             <w:r>
               <w:rPr>
                 <w:rStyle w:val="Hyperlink"/>
@@ -1171,7 +1246,7 @@
               <w:rPr>
                 <w:noProof/>
               </w:rPr>
-              <w:instrText xml:space="preserve"> PAGEREF _Toc243836782 \h </w:instrText>
+              <w:instrText xml:space="preserve"> PAGEREF _Toc243848188 \h </w:instrText>
             </w:r>
             <w:r>
               <w:rPr>
@@ -1212,7 +1287,7 @@
               <w:szCs w:val="22"/>
             </w:rPr>
           </w:pPr>
-          <w:hyperlink w:anchor="_Toc243836783" w:history="1">
+          <w:hyperlink w:anchor="_Toc243848189" w:history="1">
             <w:r>
               <w:rPr>
                 <w:rStyle w:val="Hyperlink"/>
@@ -1236,7 +1311,7 @@
               <w:rPr>
                 <w:noProof/>
               </w:rPr>
-              <w:instrText xml:space="preserve"> PAGEREF _Toc243836783 \h </w:instrText>
+              <w:instrText xml:space="preserve"> PAGEREF _Toc243848189 \h </w:instrText>
             </w:r>
             <w:r>
               <w:rPr>
@@ -1277,7 +1352,7 @@
               <w:szCs w:val="22"/>
             </w:rPr>
           </w:pPr>
-          <w:hyperlink w:anchor="_Toc243836784" w:history="1">
+          <w:hyperlink w:anchor="_Toc243848190" w:history="1">
             <w:r>
               <w:rPr>
                 <w:rStyle w:val="Hyperlink"/>
@@ -1301,7 +1376,7 @@
               <w:rPr>
                 <w:noProof/>
               </w:rPr>
-              <w:instrText xml:space="preserve"> PAGEREF _Toc243836784 \h </w:instrText>
+              <w:instrText xml:space="preserve"> PAGEREF _Toc243848190 \h </w:instrText>
             </w:r>
             <w:r>
               <w:rPr>
@@ -1318,7 +1393,7 @@
               <w:rPr>
                 <w:noProof/>
               </w:rPr>
-              <w:t>5</w:t>
+              <w:t>6</w:t>
             </w:r>
             <w:r>
               <w:rPr>
@@ -1342,7 +1417,7 @@
               <w:szCs w:val="22"/>
             </w:rPr>
           </w:pPr>
-          <w:hyperlink w:anchor="_Toc243836785" w:history="1">
+          <w:hyperlink w:anchor="_Toc243848191" w:history="1">
             <w:r>
               <w:rPr>
                 <w:rStyle w:val="Hyperlink"/>
@@ -1366,7 +1441,7 @@
               <w:rPr>
                 <w:noProof/>
               </w:rPr>
-              <w:instrText xml:space="preserve"> PAGEREF _Toc243836785 \h </w:instrText>
+              <w:instrText xml:space="preserve"> PAGEREF _Toc243848191 \h </w:instrText>
             </w:r>
             <w:r>
               <w:rPr>
@@ -1407,7 +1482,7 @@
               <w:szCs w:val="22"/>
             </w:rPr>
           </w:pPr>
-          <w:hyperlink w:anchor="_Toc243836786" w:history="1">
+          <w:hyperlink w:anchor="_Toc243848192" w:history="1">
             <w:r>
               <w:rPr>
                 <w:rStyle w:val="Hyperlink"/>
@@ -1431,7 +1506,7 @@
               <w:rPr>
                 <w:noProof/>
               </w:rPr>
-              <w:instrText xml:space="preserve"> PAGEREF _Toc243836786 \h </w:instrText>
+              <w:instrText xml:space="preserve"> PAGEREF _Toc243848192 \h </w:instrText>
             </w:r>
             <w:r>
               <w:rPr>
@@ -1472,7 +1547,7 @@
               <w:szCs w:val="22"/>
             </w:rPr>
           </w:pPr>
-          <w:hyperlink w:anchor="_Toc243836787" w:history="1">
+          <w:hyperlink w:anchor="_Toc243848193" w:history="1">
             <w:r>
               <w:rPr>
                 <w:rStyle w:val="Hyperlink"/>
@@ -1496,7 +1571,7 @@
               <w:rPr>
                 <w:noProof/>
               </w:rPr>
-              <w:instrText xml:space="preserve"> PAGEREF _Toc243836787 \h </w:instrText>
+              <w:instrText xml:space="preserve"> PAGEREF _Toc243848193 \h </w:instrText>
             </w:r>
             <w:r>
               <w:rPr>
@@ -1537,7 +1612,7 @@
               <w:szCs w:val="22"/>
             </w:rPr>
           </w:pPr>
-          <w:hyperlink w:anchor="_Toc243836788" w:history="1">
+          <w:hyperlink w:anchor="_Toc243848194" w:history="1">
             <w:r>
               <w:rPr>
                 <w:rStyle w:val="Hyperlink"/>
@@ -1561,7 +1636,7 @@
               <w:rPr>
                 <w:noProof/>
               </w:rPr>
-              <w:instrText xml:space="preserve"> PAGEREF _Toc243836788 \h </w:instrText>
+              <w:instrText xml:space="preserve"> PAGEREF _Toc243848194 \h </w:instrText>
             </w:r>
             <w:r>
               <w:rPr>
@@ -1602,7 +1677,7 @@
               <w:szCs w:val="22"/>
             </w:rPr>
           </w:pPr>
-          <w:hyperlink w:anchor="_Toc243836789" w:history="1">
+          <w:hyperlink w:anchor="_Toc243848195" w:history="1">
             <w:r>
               <w:rPr>
                 <w:rStyle w:val="Hyperlink"/>
@@ -1626,7 +1701,7 @@
               <w:rPr>
                 <w:noProof/>
               </w:rPr>
-              <w:instrText xml:space="preserve"> PAGEREF _Toc243836789 \h </w:instrText>
+              <w:instrText xml:space="preserve"> PAGEREF _Toc243848195 \h </w:instrText>
             </w:r>
             <w:r>
               <w:rPr>
@@ -1669,7 +1744,7 @@
       <w:pPr>
         <w:pStyle w:val="Heading1"/>
       </w:pPr>
-      <w:bookmarkStart w:id="1" w:name="_Toc243836778"/>
+      <w:bookmarkStart w:id="1" w:name="_Toc243848184"/>
       <w:r>
         <w:lastRenderedPageBreak/>
         <w:t>1  Introduction</w:t>
@@ -1882,14 +1957,7 @@
                 <w:sz w:val="19"/>
                 <w:szCs w:val="19"/>
               </w:rPr>
-              <w:t>Websit</w:t>
-            </w:r>
-            <w:r>
-              <w:rPr>
-                <w:sz w:val="19"/>
-                <w:szCs w:val="19"/>
-              </w:rPr>
-              <w:t>e visitors (with or without an account); staff in the mobile app</w:t>
+              <w:t>Website visitors (with or without an account); staff in the mobile app</w:t>
             </w:r>
           </w:p>
         </w:tc>
@@ -2044,7 +2112,14 @@
                 <w:sz w:val="19"/>
                 <w:szCs w:val="19"/>
               </w:rPr>
-              <w:t>TransactionService, FarmerService, ExpenseService</w:t>
+              <w:t>TransactionService, Farmer</w:t>
+            </w:r>
+            <w:r>
+              <w:rPr>
+                <w:sz w:val="19"/>
+                <w:szCs w:val="19"/>
+              </w:rPr>
+              <w:t>Service, ExpenseService</w:t>
             </w:r>
           </w:p>
         </w:tc>
@@ -2288,7 +2363,7 @@
       <w:pPr>
         <w:pStyle w:val="Heading1"/>
       </w:pPr>
-      <w:bookmarkStart w:id="2" w:name="_Toc243836779"/>
+      <w:bookmarkStart w:id="2" w:name="_Toc243848185"/>
       <w:r>
         <w:lastRenderedPageBreak/>
         <w:t>2  Chat assistant</w:t>
@@ -2365,7 +2440,7 @@
       <w:pPr>
         <w:pStyle w:val="Heading2"/>
       </w:pPr>
-      <w:bookmarkStart w:id="3" w:name="_Toc243836780"/>
+      <w:bookmarkStart w:id="3" w:name="_Toc243848186"/>
       <w:r>
         <w:t>2.1  Two channels</w:t>
       </w:r>
@@ -2388,7 +2463,10 @@
         <w:t>Website (channel "web")</w:t>
       </w:r>
       <w:r>
-        <w:t xml:space="preserve"> - a floating chat panel on every page. It works without an account. For a signed-in customer it can also talk about their own orders. Visitors without an account get answers too, but nothing is saved; the website sends its own copy of their last turns.</w:t>
+        <w:t xml:space="preserve"> - a floating chat panel on every page. It works without an account. For a signed-in customer it can also talk about their own orders. Visitors withou</w:t>
+      </w:r>
+      <w:r>
+        <w:t>t an account get answers too, but nothing is saved; the website sends its own copy of their last turns.</w:t>
       </w:r>
     </w:p>
     <w:p>
@@ -2405,20 +2483,13 @@
           <w:b/>
           <w:bCs/>
         </w:rPr>
-        <w:t>Mo</w:t>
-      </w:r>
-      <w:r>
-        <w:rPr>
-          <w:b/>
-          <w:bCs/>
-        </w:rPr>
-        <w:t>bile app (channel "mobile")</w:t>
-      </w:r>
-      <w:r>
-        <w:t xml:space="preserve"> - a floating button in the bottom dock opens a compact chat card. It guides staff through the app for their own role and can show a button that opens the right screen. Conversations are saved and can be browsed by date (the cloc</w:t>
-      </w:r>
-      <w:r>
-        <w:t>k icon).</w:t>
+        <w:t>Mobile app (channel "mobile")</w:t>
+      </w:r>
+      <w:r>
+        <w:t xml:space="preserve"> - a floating button in the bottom dock opens a compact chat card. It guides staff through the app for their own role and c</w:t>
+      </w:r>
+      <w:r>
+        <w:t>an show a button that opens the right screen. Conversations are saved and can be browsed by date (the clock icon).</w:t>
       </w:r>
     </w:p>
     <w:p>
@@ -2430,7 +2501,7 @@
       <w:pPr>
         <w:pStyle w:val="Heading2"/>
       </w:pPr>
-      <w:bookmarkStart w:id="4" w:name="_Toc243836781"/>
+      <w:bookmarkStart w:id="4" w:name="_Toc243848187"/>
       <w:r>
         <w:t>2.2  What the assistant is told</w:t>
       </w:r>
@@ -2583,7 +2654,7 @@
                 <w:sz w:val="19"/>
                 <w:szCs w:val="19"/>
               </w:rPr>
-              <w:t>Business facts and buying rules</w:t>
+              <w:t>Company facts: what we sell, where the timber comes from, the workshop (Ebenezar Plot, Old Nairobi Road, Nakuru), @dateroem.woods</w:t>
             </w:r>
           </w:p>
         </w:tc>
@@ -2606,7 +2677,7 @@
                 <w:sz w:val="19"/>
                 <w:szCs w:val="19"/>
               </w:rPr>
-              <w:t>Yes (WEB_BUYING_FACTS)</w:t>
+              <w:t>Yes (COMPANY_FACTS, since 25 October 2026)</w:t>
             </w:r>
           </w:p>
         </w:tc>
@@ -2629,7 +2700,7 @@
                 <w:sz w:val="19"/>
                 <w:szCs w:val="19"/>
               </w:rPr>
-              <w:t>Yes (SYSTEM_PROMPT_HEADER)</w:t>
+              <w:t>-</w:t>
             </w:r>
           </w:p>
         </w:tc>
@@ -2666,7 +2737,7 @@
                 <w:sz w:val="19"/>
                 <w:szCs w:val="19"/>
               </w:rPr>
-              <w:t>Product catalogue (up to 60 products, prices, stock, categories)</w:t>
+              <w:t>Business facts and buying rules</w:t>
             </w:r>
           </w:p>
         </w:tc>
@@ -2690,7 +2761,7 @@
                 <w:sz w:val="19"/>
                 <w:szCs w:val="19"/>
               </w:rPr>
-              <w:t>Yes</w:t>
+              <w:t>Yes (WEB_BUYING_FACTS)</w:t>
             </w:r>
           </w:p>
         </w:tc>
@@ -2714,7 +2785,7 @@
                 <w:sz w:val="19"/>
                 <w:szCs w:val="19"/>
               </w:rPr>
-              <w:t>-</w:t>
+              <w:t>Yes (SYSTEM_PROMPT_HEADER)</w:t>
             </w:r>
           </w:p>
         </w:tc>
@@ -2750,7 +2821,7 @@
                 <w:sz w:val="19"/>
                 <w:szCs w:val="19"/>
               </w:rPr>
-              <w:t>Ratings summaries</w:t>
+              <w:t>Product catalogue (up to 60 products, prices, stock, categories)</w:t>
             </w:r>
           </w:p>
         </w:tc>
@@ -2833,7 +2904,7 @@
                 <w:sz w:val="19"/>
                 <w:szCs w:val="19"/>
               </w:rPr>
-              <w:t>Promotions running now (Active, within their dates, with products) and pickup points</w:t>
+              <w:t>Ratings summaries</w:t>
             </w:r>
           </w:p>
         </w:tc>
@@ -2917,7 +2988,8 @@
                 <w:sz w:val="19"/>
                 <w:szCs w:val="19"/>
               </w:rPr>
-              <w:t>Contact details</w:t>
+              <w:lastRenderedPageBreak/>
+              <w:t>Promotions running now (Active, within their dates, with products) and pickup points</w:t>
             </w:r>
           </w:p>
         </w:tc>
@@ -2940,7 +3012,7 @@
                 <w:sz w:val="19"/>
                 <w:szCs w:val="19"/>
               </w:rPr>
-              <w:t>Yes (from the website server settings)</w:t>
+              <w:t>Yes</w:t>
             </w:r>
           </w:p>
         </w:tc>
@@ -3000,8 +3072,7 @@
                 <w:sz w:val="19"/>
                 <w:szCs w:val="19"/>
               </w:rPr>
-              <w:lastRenderedPageBreak/>
-              <w:t>The person's own orders (up to 10, named by their ticket, like DW-7K3Q9P)</w:t>
+              <w:t>Contact details</w:t>
             </w:r>
           </w:p>
         </w:tc>
@@ -3025,7 +3096,7 @@
                 <w:sz w:val="19"/>
                 <w:szCs w:val="19"/>
               </w:rPr>
-              <w:t>Signed-in customers only</w:t>
+              <w:t>Yes (from the website server settings)</w:t>
             </w:r>
           </w:p>
         </w:tc>
@@ -3085,7 +3156,7 @@
                 <w:sz w:val="19"/>
                 <w:szCs w:val="19"/>
               </w:rPr>
-              <w:t>Page the question came from (product, cart, empty search)</w:t>
+              <w:t>The person's own orders (up to 10, named by their ticket, like DW-7K3Q9P)</w:t>
             </w:r>
           </w:p>
         </w:tc>
@@ -3108,7 +3179,7 @@
                 <w:sz w:val="19"/>
                 <w:szCs w:val="19"/>
               </w:rPr>
-              <w:t>Yes, looked up again in the database</w:t>
+              <w:t>Signed-in customers only</w:t>
             </w:r>
           </w:p>
         </w:tc>
@@ -3168,7 +3239,7 @@
                 <w:sz w:val="19"/>
                 <w:szCs w:val="19"/>
               </w:rPr>
-              <w:t>How-to guide for each part of the app</w:t>
+              <w:t>Page the question came from (product, cart, empty search)</w:t>
             </w:r>
           </w:p>
         </w:tc>
@@ -3192,7 +3263,7 @@
                 <w:sz w:val="19"/>
                 <w:szCs w:val="19"/>
               </w:rPr>
-              <w:t>-</w:t>
+              <w:t>Yes, looked up again in the database</w:t>
             </w:r>
           </w:p>
         </w:tc>
@@ -3216,7 +3287,7 @@
                 <w:sz w:val="19"/>
                 <w:szCs w:val="19"/>
               </w:rPr>
-              <w:t>Only the parts this role can use</w:t>
+              <w:t>-</w:t>
             </w:r>
           </w:p>
         </w:tc>
@@ -3252,7 +3323,7 @@
                 <w:sz w:val="19"/>
                 <w:szCs w:val="19"/>
               </w:rPr>
-              <w:t>Live counts ("right now")</w:t>
+              <w:t>How-to guide for each part of the app</w:t>
             </w:r>
           </w:p>
         </w:tc>
@@ -3298,7 +3369,7 @@
                 <w:sz w:val="19"/>
                 <w:szCs w:val="19"/>
               </w:rPr>
-              <w:t>Orders waiting (managers up); unassigned payments and refunds (admins)</w:t>
+              <w:t>Only the parts this role can use</w:t>
             </w:r>
           </w:p>
         </w:tc>
@@ -3335,7 +3406,7 @@
                 <w:sz w:val="19"/>
                 <w:szCs w:val="19"/>
               </w:rPr>
-              <w:t>Screens the user may open</w:t>
+              <w:t>Live counts ("right now")</w:t>
             </w:r>
           </w:p>
         </w:tc>
@@ -3359,7 +3430,7 @@
                 <w:sz w:val="19"/>
                 <w:szCs w:val="19"/>
               </w:rPr>
-              <w:t>Website pages</w:t>
+              <w:t>-</w:t>
             </w:r>
           </w:p>
         </w:tc>
@@ -3383,7 +3454,7 @@
                 <w:sz w:val="19"/>
                 <w:szCs w:val="19"/>
               </w:rPr>
-              <w:t>Role-filtered app screens</w:t>
+              <w:t>Orders waiting (managers up); unassigned payments and refunds (admins)</w:t>
             </w:r>
           </w:p>
         </w:tc>
@@ -3419,6 +3490,89 @@
                 <w:sz w:val="19"/>
                 <w:szCs w:val="19"/>
               </w:rPr>
+              <w:t>Screens the user may open</w:t>
+            </w:r>
+          </w:p>
+        </w:tc>
+        <w:tc>
+          <w:tcPr>
+            <w:tcW w:w="3125" w:type="dxa"/>
+            <w:tcMar>
+              <w:top w:w="50" w:type="dxa"/>
+              <w:left w:w="90" w:type="dxa"/>
+              <w:bottom w:w="50" w:type="dxa"/>
+              <w:right w:w="90" w:type="dxa"/>
+            </w:tcMar>
+          </w:tcPr>
+          <w:p>
+            <w:pPr>
+              <w:spacing w:after="20" w:line="252" w:lineRule="auto"/>
+            </w:pPr>
+            <w:r>
+              <w:rPr>
+                <w:sz w:val="19"/>
+                <w:szCs w:val="19"/>
+              </w:rPr>
+              <w:t>Website pages</w:t>
+            </w:r>
+          </w:p>
+        </w:tc>
+        <w:tc>
+          <w:tcPr>
+            <w:tcW w:w="3127" w:type="dxa"/>
+            <w:tcMar>
+              <w:top w:w="50" w:type="dxa"/>
+              <w:left w:w="90" w:type="dxa"/>
+              <w:bottom w:w="50" w:type="dxa"/>
+              <w:right w:w="90" w:type="dxa"/>
+            </w:tcMar>
+          </w:tcPr>
+          <w:p>
+            <w:pPr>
+              <w:spacing w:after="20" w:line="252" w:lineRule="auto"/>
+            </w:pPr>
+            <w:r>
+              <w:rPr>
+                <w:sz w:val="19"/>
+                <w:szCs w:val="19"/>
+              </w:rPr>
+              <w:t>Role-filtered app screens</w:t>
+            </w:r>
+          </w:p>
+        </w:tc>
+      </w:tr>
+      <w:tr>
+        <w:tblPrEx>
+          <w:tblCellMar>
+            <w:top w:w="0" w:type="dxa"/>
+            <w:bottom w:w="0" w:type="dxa"/>
+          </w:tblCellMar>
+        </w:tblPrEx>
+        <w:trPr>
+          <w:cantSplit/>
+        </w:trPr>
+        <w:tc>
+          <w:tcPr>
+            <w:tcW w:w="3386" w:type="dxa"/>
+            <w:shd w:val="clear" w:color="auto" w:fill="F4F5F3"/>
+            <w:tcMar>
+              <w:top w:w="50" w:type="dxa"/>
+              <w:left w:w="90" w:type="dxa"/>
+              <w:bottom w:w="50" w:type="dxa"/>
+              <w:right w:w="90" w:type="dxa"/>
+            </w:tcMar>
+          </w:tcPr>
+          <w:p>
+            <w:pPr>
+              <w:spacing w:after="20" w:line="252" w:lineRule="auto"/>
+            </w:pPr>
+            <w:r>
+              <w:rPr>
+                <w:b/>
+                <w:bCs/>
+                <w:sz w:val="19"/>
+                <w:szCs w:val="19"/>
+              </w:rPr>
               <w:t>Last 8 turns of the conversation</w:t>
             </w:r>
           </w:p>
@@ -3426,6 +3580,7 @@
         <w:tc>
           <w:tcPr>
             <w:tcW w:w="3125" w:type="dxa"/>
+            <w:shd w:val="clear" w:color="auto" w:fill="F4F5F3"/>
             <w:tcMar>
               <w:top w:w="50" w:type="dxa"/>
               <w:left w:w="90" w:type="dxa"/>
@@ -3449,6 +3604,7 @@
         <w:tc>
           <w:tcPr>
             <w:tcW w:w="3127" w:type="dxa"/>
+            <w:shd w:val="clear" w:color="auto" w:fill="F4F5F3"/>
             <w:tcMar>
               <w:top w:w="50" w:type="dxa"/>
               <w:left w:w="90" w:type="dxa"/>
@@ -3490,7 +3646,7 @@
       <w:pPr>
         <w:pStyle w:val="Heading2"/>
       </w:pPr>
-      <w:bookmarkStart w:id="5" w:name="_Toc243836782"/>
+      <w:bookmarkStart w:id="5" w:name="_Toc243848188"/>
       <w:r>
         <w:t>2.3  Safety rules built in</w:t>
       </w:r>
@@ -3532,10 +3688,7 @@
         <w:spacing w:after="60" w:line="264" w:lineRule="auto"/>
       </w:pPr>
       <w:r>
-        <w:t>Customers never see internal order ids; they see their own order num</w:t>
-      </w:r>
-      <w:r>
-        <w:t>bers.</w:t>
+        <w:t>Customers never see internal order ids; they see their own order numbers.</w:t>
       </w:r>
     </w:p>
     <w:p>
@@ -3548,7 +3701,10 @@
         <w:spacing w:after="60" w:line="264" w:lineRule="auto"/>
       </w:pPr>
       <w:r>
-        <w:t>Product facts named by the browser (product id, cart lines, search text) are looked up again on the server; nothing the browser claims is trusted.</w:t>
+        <w:t>Product facts named by the browser (product id, cart lines, search text) are</w:t>
+      </w:r>
+      <w:r>
+        <w:t xml:space="preserve"> looked up again on the server; nothing the browser claims is trusted.</w:t>
       </w:r>
     </w:p>
     <w:p>
@@ -3561,10 +3717,7 @@
         <w:spacing w:after="60" w:line="264" w:lineRule="auto"/>
       </w:pPr>
       <w:r>
-        <w:t>Language: the backend detects Kiswahili from common words and tells the model to reply in the same lang</w:t>
-      </w:r>
-      <w:r>
-        <w:t>uage.</w:t>
+        <w:t>Language: the backend detects Kiswahili from common words and tells the model to reply in the same language.</w:t>
       </w:r>
     </w:p>
     <w:p>
@@ -3590,22 +3743,10 @@
         <w:spacing w:after="60" w:line="264" w:lineRule="auto"/>
       </w:pPr>
       <w:r>
-        <w:t>When the provider is at its per-minute limit, the next fallback model is tried. If all are busy, the user is asked to try again in a few seconds and the website stops inviting questions until the lim</w:t>
-      </w:r>
-      <w:r>
-        <w:t>it passes (</w:t>
-      </w:r>
-      <w:r>
-        <w:rPr>
-          <w:rFonts w:ascii="Consolas" w:eastAsia="Consolas" w:hAnsi="Consolas" w:cs="Consolas"/>
-          <w:color w:val="3B3F3D"/>
-          <w:sz w:val="19"/>
-          <w:szCs w:val="19"/>
-        </w:rPr>
-        <w:t>/api/ai/chat/status</w:t>
-      </w:r>
-      <w:r>
-        <w:t>).</w:t>
+        <w:t xml:space="preserve">An answer that ends on a </w:t>
+      </w:r>
+      <w:r>
+        <w:t>colon - it promised steps or details and stopped - is asked for once more (GroqClient, since 25 October 2026: the model returned only "Sure, here's how to pay with M-Pesa:" about one time in three); if the second try is no better, the first answer stands.</w:t>
       </w:r>
     </w:p>
     <w:p>
@@ -3618,7 +3759,35 @@
         <w:spacing w:after="60" w:line="264" w:lineRule="auto"/>
       </w:pPr>
       <w:r>
-        <w:t>If the backend cannot be reached at all, the website retries once and then falls back to the keyword helper in the website server (</w:t>
+        <w:t>When the provider is at its per-minute limit, the next fallback model is tried. If all are busy, the user is asked to try again in a few seconds and the website stops inviting questions until the limit passes (</w:t>
+      </w:r>
+      <w:r>
+        <w:rPr>
+          <w:rFonts w:ascii="Consolas" w:eastAsia="Consolas" w:hAnsi="Consolas" w:cs="Consolas"/>
+          <w:color w:val="3B3F3D"/>
+          <w:sz w:val="19"/>
+          <w:szCs w:val="19"/>
+        </w:rPr>
+        <w:t>/api/ai/chat/status</w:t>
+      </w:r>
+      <w:r>
+        <w:t>).</w:t>
+      </w:r>
+    </w:p>
+    <w:p>
+      <w:pPr>
+        <w:pStyle w:val="ListParagraph"/>
+        <w:numPr>
+          <w:ilvl w:val="0"/>
+          <w:numId w:val="2"/>
+        </w:numPr>
+        <w:spacing w:after="60" w:line="264" w:lineRule="auto"/>
+      </w:pPr>
+      <w:r>
+        <w:t>If the backend cannot be</w:t>
+      </w:r>
+      <w:r>
+        <w:t xml:space="preserve"> reached at all, the website retries once and then falls back to the keyword helper in the website server (</w:t>
       </w:r>
       <w:r>
         <w:rPr>
@@ -3642,7 +3811,7 @@
       <w:pPr>
         <w:pStyle w:val="Heading2"/>
       </w:pPr>
-      <w:bookmarkStart w:id="6" w:name="_Toc243836783"/>
+      <w:bookmarkStart w:id="6" w:name="_Toc243848189"/>
       <w:r>
         <w:t>2.4  Website helpful-moment nudges</w:t>
       </w:r>
@@ -3653,16 +3822,13 @@
         <w:spacing w:after="120" w:line="276" w:lineRule="auto"/>
       </w:pPr>
       <w:r>
-        <w:t>The website's chat button</w:t>
-      </w:r>
-      <w:r>
-        <w:t xml:space="preserve"> stays still until a visitor looks unsure, then sends out one growth ring and, once per visit, a short label. Triggers: about 40 seconds on one product without adding it to the cart, returning to a product seen earlier in the visit, lingering in the cart f</w:t>
-      </w:r>
-      <w:r>
-        <w:t>or about 30 seconds, or a search that finds nothing. At most two nudges and one label per visit, nothing in the first 15 seconds, two minutes between nudges, never while scrolling or typing, never during payment, none after the chat has been opened, no lab</w:t>
-      </w:r>
-      <w:r>
-        <w:t>el until cookies are answered, and only when the assistant is available. Opening the chat from a nudge pre-fills one-tap questions for that page.</w:t>
+        <w:t>The website's chat button stays still until a visitor looks unsure, then sends out one growth ring and, once per visit, a short label. Triggers: about 40 seconds on one product without adding it to the cart, returning to a product seen earlier in the visit</w:t>
+      </w:r>
+      <w:r>
+        <w:t>, lingering in the cart for about 30 seconds, or a search that finds nothing. At most two nudges and one label per visit, nothing in the first 15 seconds, two minutes between nudges, never while scrolling or typing, never during payment, none after the cha</w:t>
+      </w:r>
+      <w:r>
+        <w:t>t has been opened, no label until cookies are answered, and only when the assistant is available. Opening the chat from a nudge pre-fills one-tap questions for that page.</w:t>
       </w:r>
     </w:p>
     <w:p>
@@ -3680,6 +3846,7 @@
           <w:bCs/>
           <w:color w:val="8A5A2B"/>
         </w:rPr>
+        <w:lastRenderedPageBreak/>
         <w:t xml:space="preserve">Where to adjust: </w:t>
       </w:r>
       <w:r>
@@ -3704,7 +3871,16 @@
           <w:sz w:val="19"/>
           <w:szCs w:val="19"/>
         </w:rPr>
-        <w:t>frontend/website/src/context/ChatNudgeContext.jsx</w:t>
+        <w:t>frontend/website/src/contex</w:t>
+      </w:r>
+      <w:r>
+        <w:rPr>
+          <w:rFonts w:ascii="Consolas" w:eastAsia="Consolas" w:hAnsi="Consolas" w:cs="Consolas"/>
+          <w:color w:val="3B3F3D"/>
+          <w:sz w:val="19"/>
+          <w:szCs w:val="19"/>
+        </w:rPr>
+        <w:t>t/ChatNudgeContext.jsx</w:t>
       </w:r>
       <w:r>
         <w:t xml:space="preserve">; the one-tap questions are </w:t>
@@ -3738,7 +3914,7 @@
       <w:pPr>
         <w:pStyle w:val="Heading2"/>
       </w:pPr>
-      <w:bookmarkStart w:id="7" w:name="_Toc243836784"/>
+      <w:bookmarkStart w:id="7" w:name="_Toc243848190"/>
       <w:r>
         <w:t>2.5  Where to change what the assistant says</w:t>
       </w:r>
@@ -3863,7 +4039,16 @@
                 <w:sz w:val="19"/>
                 <w:szCs w:val="19"/>
               </w:rPr>
-              <w:t>Website tone, rules and buying facts</w:t>
+              <w:t>Website tone, rules an</w:t>
+            </w:r>
+            <w:r>
+              <w:rPr>
+                <w:b/>
+                <w:bCs/>
+                <w:sz w:val="19"/>
+                <w:szCs w:val="19"/>
+              </w:rPr>
+              <w:t>d buying facts</w:t>
             </w:r>
           </w:p>
         </w:tc>
@@ -3888,16 +4073,7 @@
                 <w:sz w:val="17"/>
                 <w:szCs w:val="17"/>
               </w:rPr>
-              <w:t>WEB_SYS</w:t>
-            </w:r>
-            <w:r>
-              <w:rPr>
-                <w:rFonts w:ascii="Consolas" w:eastAsia="Consolas" w:hAnsi="Consolas" w:cs="Consolas"/>
-                <w:color w:val="3B3F3D"/>
-                <w:sz w:val="17"/>
-                <w:szCs w:val="17"/>
-              </w:rPr>
-              <w:t>TEM_PROMPT_HEADER</w:t>
+              <w:t>WEB_SYSTEM_PROMPT_HEADER</w:t>
             </w:r>
             <w:r>
               <w:rPr>
@@ -3950,8 +4126,7 @@
                 <w:sz w:val="19"/>
                 <w:szCs w:val="19"/>
               </w:rPr>
-              <w:lastRenderedPageBreak/>
-              <w:t>Staff assistant rules</w:t>
+              <w:t>Company facts (who we are, where we are)</w:t>
             </w:r>
           </w:p>
         </w:tc>
@@ -3977,7 +4152,14 @@
                 <w:sz w:val="17"/>
                 <w:szCs w:val="17"/>
               </w:rPr>
-              <w:t>SYSTEM_PROMPT_HEADER</w:t>
+              <w:t>COMPANY_FACTS</w:t>
+            </w:r>
+            <w:r>
+              <w:rPr>
+                <w:sz w:val="19"/>
+                <w:szCs w:val="19"/>
+              </w:rPr>
+              <w:t xml:space="preserve"> - keep it in step with the About page (core/aboutStory.js)</w:t>
             </w:r>
           </w:p>
         </w:tc>
@@ -4013,7 +4195,7 @@
                 <w:sz w:val="19"/>
                 <w:szCs w:val="19"/>
               </w:rPr>
-              <w:t>How-to guides per app section</w:t>
+              <w:t>Staff assistant rules</w:t>
             </w:r>
           </w:p>
         </w:tc>
@@ -4038,14 +4220,7 @@
                 <w:sz w:val="17"/>
                 <w:szCs w:val="17"/>
               </w:rPr>
-              <w:t>MOBILE_GUIDES</w:t>
-            </w:r>
-            <w:r>
-              <w:rPr>
-                <w:sz w:val="19"/>
-                <w:szCs w:val="19"/>
-              </w:rPr>
-              <w:t xml:space="preserve"> (each tagged with the roles that may use it)</w:t>
+              <w:t>SYSTEM_PROMPT_HEADER</w:t>
             </w:r>
           </w:p>
         </w:tc>
@@ -4082,7 +4257,7 @@
                 <w:sz w:val="19"/>
                 <w:szCs w:val="19"/>
               </w:rPr>
-              <w:t>Screens a reply may link to</w:t>
+              <w:t>How-to guides per app section</w:t>
             </w:r>
           </w:p>
         </w:tc>
@@ -4108,30 +4283,14 @@
                 <w:sz w:val="17"/>
                 <w:szCs w:val="17"/>
               </w:rPr>
-              <w:t>NAV_ENTRIES</w:t>
-            </w:r>
-            <w:r>
-              <w:rPr>
-                <w:sz w:val="19"/>
-                <w:szCs w:val="19"/>
-              </w:rPr>
-              <w:t xml:space="preserve"> (mobile) and </w:t>
-            </w:r>
-            <w:r>
-              <w:rPr>
-                <w:rFonts w:ascii="Consolas" w:eastAsia="Consolas" w:hAnsi="Consolas" w:cs="Consolas"/>
-                <w:color w:val="3B3F3D"/>
-                <w:sz w:val="17"/>
-                <w:szCs w:val="17"/>
-              </w:rPr>
-              <w:t>WEB_NAV_ENTRIES</w:t>
-            </w:r>
-            <w:r>
-              <w:rPr>
-                <w:sz w:val="19"/>
-                <w:szCs w:val="19"/>
-              </w:rPr>
-              <w:t xml:space="preserve"> (website, which links campaigns to the Featured page, /featured); keep in step with the app's routes in HomeShell.kt and the website routes in App.jsx</w:t>
+              <w:t>MOBILE_GUIDES</w:t>
+            </w:r>
+            <w:r>
+              <w:rPr>
+                <w:sz w:val="19"/>
+                <w:szCs w:val="19"/>
+              </w:rPr>
+              <w:t xml:space="preserve"> (each tagged with the roles that may use it)</w:t>
             </w:r>
           </w:p>
         </w:tc>
@@ -4167,7 +4326,7 @@
                 <w:sz w:val="19"/>
                 <w:szCs w:val="19"/>
               </w:rPr>
-              <w:t>When a promotion may be mentioned</w:t>
+              <w:t>Screens a reply may link to</w:t>
             </w:r>
           </w:p>
         </w:tc>
@@ -4192,21 +4351,14 @@
                 <w:sz w:val="17"/>
                 <w:szCs w:val="17"/>
               </w:rPr>
-              <w:t>buildPromotionContext</w:t>
-            </w:r>
-            <w:r>
-              <w:rPr>
-                <w:sz w:val="19"/>
-                <w:szCs w:val="19"/>
-              </w:rPr>
-              <w:t>: Active, today within its dates and at least on</w:t>
-            </w:r>
-            <w:r>
-              <w:rPr>
-                <w:sz w:val="19"/>
-                <w:szCs w:val="19"/>
-              </w:rPr>
-              <w:t>e product not in the bin - the same rule the website server uses for the Featured page (</w:t>
+              <w:t>NAV_ENTRIES</w:t>
+            </w:r>
+            <w:r>
+              <w:rPr>
+                <w:sz w:val="19"/>
+                <w:szCs w:val="19"/>
+              </w:rPr>
+              <w:t xml:space="preserve"> (mobile) and </w:t>
             </w:r>
             <w:r>
               <w:rPr>
@@ -4215,14 +4367,21 @@
                 <w:sz w:val="17"/>
                 <w:szCs w:val="17"/>
               </w:rPr>
-              <w:t>_is_live</w:t>
-            </w:r>
-            <w:r>
-              <w:rPr>
-                <w:sz w:val="19"/>
-                <w:szCs w:val="19"/>
-              </w:rPr>
-              <w:t xml:space="preserve"> in frontend/app/routers/marketing.py). With none running, the model is told never to offer a deal.</w:t>
+              <w:t>WEB_NAV_ENTRIES</w:t>
+            </w:r>
+            <w:r>
+              <w:rPr>
+                <w:sz w:val="19"/>
+                <w:szCs w:val="19"/>
+              </w:rPr>
+              <w:t xml:space="preserve"> (website, which links campaigns to the Featured page, /featured); keep in step with the app's routes in HomeShell.kt and the we</w:t>
+            </w:r>
+            <w:r>
+              <w:rPr>
+                <w:sz w:val="19"/>
+                <w:szCs w:val="19"/>
+              </w:rPr>
+              <w:t>bsite routes in App.jsx</w:t>
             </w:r>
           </w:p>
         </w:tc>
@@ -4259,7 +4418,7 @@
                 <w:sz w:val="19"/>
                 <w:szCs w:val="19"/>
               </w:rPr>
-              <w:t>Role descriptions</w:t>
+              <w:t>When a promotion may be mentioned</w:t>
             </w:r>
           </w:p>
         </w:tc>
@@ -4285,7 +4444,30 @@
                 <w:sz w:val="17"/>
                 <w:szCs w:val="17"/>
               </w:rPr>
-              <w:t>ROLE_SUMMARIES</w:t>
+              <w:t>buildPromotionContext</w:t>
+            </w:r>
+            <w:r>
+              <w:rPr>
+                <w:sz w:val="19"/>
+                <w:szCs w:val="19"/>
+              </w:rPr>
+              <w:t>: Active, today within its dates and at least one product not in the bin - the same rule the website server uses for the Featured page (</w:t>
+            </w:r>
+            <w:r>
+              <w:rPr>
+                <w:rFonts w:ascii="Consolas" w:eastAsia="Consolas" w:hAnsi="Consolas" w:cs="Consolas"/>
+                <w:color w:val="3B3F3D"/>
+                <w:sz w:val="17"/>
+                <w:szCs w:val="17"/>
+              </w:rPr>
+              <w:t>_is_live</w:t>
+            </w:r>
+            <w:r>
+              <w:rPr>
+                <w:sz w:val="19"/>
+                <w:szCs w:val="19"/>
+              </w:rPr>
+              <w:t xml:space="preserve"> in frontend/app/routers/marketing.py). With none running, the model is told never to offer a deal.</w:t>
             </w:r>
           </w:p>
         </w:tc>
@@ -4321,7 +4503,7 @@
                 <w:sz w:val="19"/>
                 <w:szCs w:val="19"/>
               </w:rPr>
-              <w:t>Product categories used in answers</w:t>
+              <w:t>Role descriptions</w:t>
             </w:r>
           </w:p>
         </w:tc>
@@ -4346,46 +4528,7 @@
                 <w:sz w:val="17"/>
                 <w:szCs w:val="17"/>
               </w:rPr>
-              <w:t>KINDS</w:t>
-            </w:r>
-            <w:r>
-              <w:rPr>
-                <w:sz w:val="19"/>
-                <w:szCs w:val="19"/>
-              </w:rPr>
-              <w:t xml:space="preserve">, </w:t>
-            </w:r>
-            <w:r>
-              <w:rPr>
-                <w:rFonts w:ascii="Consolas" w:eastAsia="Consolas" w:hAnsi="Consolas" w:cs="Consolas"/>
-                <w:color w:val="3B3F3D"/>
-                <w:sz w:val="17"/>
-                <w:szCs w:val="17"/>
-              </w:rPr>
-              <w:t>BULK</w:t>
-            </w:r>
-            <w:r>
-              <w:rPr>
-                <w:sz w:val="19"/>
-                <w:szCs w:val="19"/>
-              </w:rPr>
-              <w:t xml:space="preserve">, </w:t>
-            </w:r>
-            <w:r>
-              <w:rPr>
-                <w:rFonts w:ascii="Consolas" w:eastAsia="Consolas" w:hAnsi="Consolas" w:cs="Consolas"/>
-                <w:color w:val="3B3F3D"/>
-                <w:sz w:val="17"/>
-                <w:szCs w:val="17"/>
-              </w:rPr>
-              <w:t>DECOR</w:t>
-            </w:r>
-            <w:r>
-              <w:rPr>
-                <w:sz w:val="19"/>
-                <w:szCs w:val="19"/>
-              </w:rPr>
-              <w:t xml:space="preserve"> (matched on product name, then note, then type)</w:t>
+              <w:t>ROLE_SUMMARIES</w:t>
             </w:r>
           </w:p>
         </w:tc>
@@ -4422,7 +4565,7 @@
                 <w:sz w:val="19"/>
                 <w:szCs w:val="19"/>
               </w:rPr>
-              <w:t>How much history and catalogue is sent</w:t>
+              <w:t>Product categories used in answers</w:t>
             </w:r>
           </w:p>
         </w:tc>
@@ -4448,14 +4591,14 @@
                 <w:sz w:val="17"/>
                 <w:szCs w:val="17"/>
               </w:rPr>
-              <w:t>HISTORY_TURNS</w:t>
-            </w:r>
-            <w:r>
-              <w:rPr>
-                <w:sz w:val="19"/>
-                <w:szCs w:val="19"/>
-              </w:rPr>
-              <w:t xml:space="preserve"> (8), </w:t>
+              <w:t>KINDS</w:t>
+            </w:r>
+            <w:r>
+              <w:rPr>
+                <w:sz w:val="19"/>
+                <w:szCs w:val="19"/>
+              </w:rPr>
+              <w:t xml:space="preserve">, </w:t>
             </w:r>
             <w:r>
               <w:rPr>
@@ -4464,14 +4607,14 @@
                 <w:sz w:val="17"/>
                 <w:szCs w:val="17"/>
               </w:rPr>
-              <w:t>CATALOG_LIMIT</w:t>
-            </w:r>
-            <w:r>
-              <w:rPr>
-                <w:sz w:val="19"/>
-                <w:szCs w:val="19"/>
-              </w:rPr>
-              <w:t xml:space="preserve"> (60), </w:t>
+              <w:t>BULK</w:t>
+            </w:r>
+            <w:r>
+              <w:rPr>
+                <w:sz w:val="19"/>
+                <w:szCs w:val="19"/>
+              </w:rPr>
+              <w:t xml:space="preserve">, </w:t>
             </w:r>
             <w:r>
               <w:rPr>
@@ -4480,30 +4623,14 @@
                 <w:sz w:val="17"/>
                 <w:szCs w:val="17"/>
               </w:rPr>
-              <w:t>ACCOUNT_ORDER_LIMIT</w:t>
-            </w:r>
-            <w:r>
-              <w:rPr>
-                <w:sz w:val="19"/>
-                <w:szCs w:val="19"/>
-              </w:rPr>
-              <w:t xml:space="preserve"> (10), </w:t>
-            </w:r>
-            <w:r>
-              <w:rPr>
-                <w:rFonts w:ascii="Consolas" w:eastAsia="Consolas" w:hAnsi="Consolas" w:cs="Consolas"/>
-                <w:color w:val="3B3F3D"/>
-                <w:sz w:val="17"/>
-                <w:szCs w:val="17"/>
-              </w:rPr>
-              <w:t>GUEST_TURN_CHARS</w:t>
-            </w:r>
-            <w:r>
-              <w:rPr>
-                <w:sz w:val="19"/>
-                <w:szCs w:val="19"/>
-              </w:rPr>
-              <w:t xml:space="preserve"> (700)</w:t>
+              <w:t>DECOR</w:t>
+            </w:r>
+            <w:r>
+              <w:rPr>
+                <w:sz w:val="19"/>
+                <w:szCs w:val="19"/>
+              </w:rPr>
+              <w:t xml:space="preserve"> (matched on product name, then note, then type)</w:t>
             </w:r>
           </w:p>
         </w:tc>
@@ -4539,7 +4666,7 @@
                 <w:sz w:val="19"/>
                 <w:szCs w:val="19"/>
               </w:rPr>
-              <w:t>Kiswahili detection words</w:t>
+              <w:t>How much history and catalogue is sent</w:t>
             </w:r>
           </w:p>
         </w:tc>
@@ -4564,7 +4691,62 @@
                 <w:sz w:val="17"/>
                 <w:szCs w:val="17"/>
               </w:rPr>
-              <w:t>KISWAHILI_WORDS</w:t>
+              <w:t>HISTORY_TURNS</w:t>
+            </w:r>
+            <w:r>
+              <w:rPr>
+                <w:sz w:val="19"/>
+                <w:szCs w:val="19"/>
+              </w:rPr>
+              <w:t xml:space="preserve"> (8), </w:t>
+            </w:r>
+            <w:r>
+              <w:rPr>
+                <w:rFonts w:ascii="Consolas" w:eastAsia="Consolas" w:hAnsi="Consolas" w:cs="Consolas"/>
+                <w:color w:val="3B3F3D"/>
+                <w:sz w:val="17"/>
+                <w:szCs w:val="17"/>
+              </w:rPr>
+              <w:t>CATALOG_LIMIT</w:t>
+            </w:r>
+            <w:r>
+              <w:rPr>
+                <w:sz w:val="19"/>
+                <w:szCs w:val="19"/>
+              </w:rPr>
+              <w:t xml:space="preserve"> (60), </w:t>
+            </w:r>
+            <w:r>
+              <w:rPr>
+                <w:rFonts w:ascii="Consolas" w:eastAsia="Consolas" w:hAnsi="Consolas" w:cs="Consolas"/>
+                <w:color w:val="3B3F3D"/>
+                <w:sz w:val="17"/>
+                <w:szCs w:val="17"/>
+              </w:rPr>
+              <w:t>ACCOUNT_ORDER_LIMIT</w:t>
+            </w:r>
+            <w:r>
+              <w:rPr>
+                <w:sz w:val="19"/>
+                <w:szCs w:val="19"/>
+              </w:rPr>
+              <w:t xml:space="preserve"> (10), </w:t>
+            </w:r>
+            <w:r>
+              <w:rPr>
+                <w:rFonts w:ascii="Consolas" w:eastAsia="Consolas" w:hAnsi="Consolas" w:cs="Consolas"/>
+                <w:color w:val="3B3F3D"/>
+                <w:sz w:val="17"/>
+                <w:szCs w:val="17"/>
+              </w:rPr>
+              <w:t>GUEST_TURN_CHARS</w:t>
+            </w:r>
+            <w:r>
+              <w:rPr>
+                <w:sz w:val="19"/>
+                <w:szCs w:val="19"/>
+              </w:rPr>
+              <w:t xml:space="preserve"> (700)</w:t>
             </w:r>
           </w:p>
         </w:tc>
@@ -4601,7 +4783,7 @@
                 <w:sz w:val="19"/>
                 <w:szCs w:val="19"/>
               </w:rPr>
-              <w:t>Contact details quoted</w:t>
+              <w:t>Kiswahili detection words</w:t>
             </w:r>
           </w:p>
         </w:tc>
@@ -4609,6 +4791,67 @@
           <w:tcPr>
             <w:tcW w:w="6513" w:type="dxa"/>
             <w:shd w:val="clear" w:color="auto" w:fill="F4F5F3"/>
+            <w:tcMar>
+              <w:top w:w="50" w:type="dxa"/>
+              <w:left w:w="90" w:type="dxa"/>
+              <w:bottom w:w="50" w:type="dxa"/>
+              <w:right w:w="90" w:type="dxa"/>
+            </w:tcMar>
+          </w:tcPr>
+          <w:p>
+            <w:pPr>
+              <w:spacing w:after="20" w:line="252" w:lineRule="auto"/>
+            </w:pPr>
+            <w:r>
+              <w:rPr>
+                <w:rFonts w:ascii="Consolas" w:eastAsia="Consolas" w:hAnsi="Consolas" w:cs="Consolas"/>
+                <w:color w:val="3B3F3D"/>
+                <w:sz w:val="17"/>
+                <w:szCs w:val="17"/>
+              </w:rPr>
+              <w:t>KISWAHILI_WORDS</w:t>
+            </w:r>
+          </w:p>
+        </w:tc>
+      </w:tr>
+      <w:tr>
+        <w:tblPrEx>
+          <w:tblCellMar>
+            <w:top w:w="0" w:type="dxa"/>
+            <w:bottom w:w="0" w:type="dxa"/>
+          </w:tblCellMar>
+        </w:tblPrEx>
+        <w:trPr>
+          <w:cantSplit/>
+        </w:trPr>
+        <w:tc>
+          <w:tcPr>
+            <w:tcW w:w="3125" w:type="dxa"/>
+            <w:tcMar>
+              <w:top w:w="50" w:type="dxa"/>
+              <w:left w:w="90" w:type="dxa"/>
+              <w:bottom w:w="50" w:type="dxa"/>
+              <w:right w:w="90" w:type="dxa"/>
+            </w:tcMar>
+          </w:tcPr>
+          <w:p>
+            <w:pPr>
+              <w:spacing w:after="20" w:line="252" w:lineRule="auto"/>
+            </w:pPr>
+            <w:r>
+              <w:rPr>
+                <w:b/>
+                <w:bCs/>
+                <w:sz w:val="19"/>
+                <w:szCs w:val="19"/>
+              </w:rPr>
+              <w:t>Contact details quoted</w:t>
+            </w:r>
+          </w:p>
+        </w:tc>
+        <w:tc>
+          <w:tcPr>
+            <w:tcW w:w="6513" w:type="dxa"/>
             <w:tcMar>
               <w:top w:w="50" w:type="dxa"/>
               <w:left w:w="90" w:type="dxa"/>
@@ -4706,7 +4949,7 @@
       <w:pPr>
         <w:pStyle w:val="Heading1"/>
       </w:pPr>
-      <w:bookmarkStart w:id="8" w:name="_Toc243836785"/>
+      <w:bookmarkStart w:id="8" w:name="_Toc243848191"/>
       <w:r>
         <w:lastRenderedPageBreak/>
         <w:t>3  Insights</w:t>
@@ -4733,7 +4976,7 @@
       <w:pPr>
         <w:pStyle w:val="Heading1"/>
       </w:pPr>
-      <w:bookmarkStart w:id="9" w:name="_Toc243836786"/>
+      <w:bookmarkStart w:id="9" w:name="_Toc243848192"/>
       <w:r>
         <w:lastRenderedPageBreak/>
         <w:t>4  Handwriting scan</w:t>
@@ -4745,10 +4988,7 @@
         <w:spacing w:after="120" w:line="276" w:lineRule="auto"/>
       </w:pPr>
       <w:r>
-        <w:t>Bulk deliveries carry production description lines (product type, measurements such as 6x6x4, total body feet and product total). Staff can photograph</w:t>
-      </w:r>
-      <w:r>
-        <w:t xml:space="preserve"> a handwritten sheet; </w:t>
+        <w:t xml:space="preserve">Bulk deliveries carry production description lines (product type, measurements such as 6x6x4, total body feet and product total). Staff can photograph a handwritten sheet; </w:t>
       </w:r>
       <w:r>
         <w:rPr>
@@ -4760,7 +5000,10 @@
         <w:t>POST /api/deliveries/bulk/{id}/production/scan</w:t>
       </w:r>
       <w:r>
-        <w:t xml:space="preserve"> sends the image to Anthropic's vision model (</w:t>
+        <w:t xml:space="preserve"> sends the image to Anthropic's vision</w:t>
+      </w:r>
+      <w:r>
+        <w:t xml:space="preserve"> model (</w:t>
       </w:r>
       <w:r>
         <w:rPr>
@@ -4772,10 +5015,7 @@
         <w:t>app.anthropic.model</w:t>
       </w:r>
       <w:r>
-        <w:t>) and returns the values to fill the form. The person reviews and saves them. A photo can also simply be attached to a line</w:t>
-      </w:r>
-      <w:r>
-        <w:t xml:space="preserve"> without scanning.</w:t>
+        <w:t>) and returns the values to fill the form. The person reviews and saves them. A photo can also simply be attached to a line without scanning.</w:t>
       </w:r>
     </w:p>
     <w:p>
@@ -4805,7 +5045,16 @@
           <w:sz w:val="19"/>
           <w:szCs w:val="19"/>
         </w:rPr>
-        <w:t>ANTHROPIC_API_KEY</w:t>
+        <w:t>AN</w:t>
+      </w:r>
+      <w:r>
+        <w:rPr>
+          <w:rFonts w:ascii="Consolas" w:eastAsia="Consolas" w:hAnsi="Consolas" w:cs="Consolas"/>
+          <w:color w:val="3B3F3D"/>
+          <w:sz w:val="19"/>
+          <w:szCs w:val="19"/>
+        </w:rPr>
+        <w:t>THROPIC_API_KEY</w:t>
       </w:r>
       <w:r>
         <w:t xml:space="preserve"> and an Anthropic account with credit; without them the scan returns a clear "not available" message and nothing else is affected.</w:t>
@@ -4820,7 +5069,7 @@
       <w:pPr>
         <w:pStyle w:val="Heading1"/>
       </w:pPr>
-      <w:bookmarkStart w:id="10" w:name="_Toc243836787"/>
+      <w:bookmarkStart w:id="10" w:name="_Toc243848193"/>
       <w:r>
         <w:lastRenderedPageBreak/>
         <w:t>5  Description tidy-up</w:t>
@@ -4841,13 +5090,22 @@
           <w:sz w:val="19"/>
           <w:szCs w:val="19"/>
         </w:rPr>
-        <w:t>DescriptionFormatter</w:t>
-      </w:r>
-      <w:r>
-        <w:t xml:space="preserve"> asks the chat provider for a cleaner layout in the background. The result is kept only if every number and fact still matches the ori</w:t>
-      </w:r>
-      <w:r>
-        <w:t xml:space="preserve">ginal; otherwise the website's own built-in tidy-up is used. The seller's text is never changed. A sweep every 5 minutes fills in anything missed. Switch it off with </w:t>
+        <w:t>Descri</w:t>
+      </w:r>
+      <w:r>
+        <w:rPr>
+          <w:rFonts w:ascii="Consolas" w:eastAsia="Consolas" w:hAnsi="Consolas" w:cs="Consolas"/>
+          <w:color w:val="3B3F3D"/>
+          <w:sz w:val="19"/>
+          <w:szCs w:val="19"/>
+        </w:rPr>
+        <w:t>ptionFormatter</w:t>
+      </w:r>
+      <w:r>
+        <w:t xml:space="preserve"> asks the chat provider for a cleaner layout in the background. The result is kept only if every number and fact still matches the original; otherwise the website's own built-in tidy-up is used. The seller's text is never changed. A sweep eve</w:t>
+      </w:r>
+      <w:r>
+        <w:t xml:space="preserve">ry 5 minutes fills in anything missed. Switch it off with </w:t>
       </w:r>
       <w:r>
         <w:rPr>
@@ -4859,10 +5117,10 @@
         <w:t>DESCRIPTION_AI_TIDY_UP=false</w:t>
       </w:r>
       <w:r>
-        <w:t xml:space="preserve">. Until the new copy is ready - right after an edit, or while </w:t>
-      </w:r>
-      <w:r>
-        <w:t>the AI cannot be reached - the website shows the new description in its own layout, never the tidied copy of the old one (since 25 October 2026).</w:t>
+        <w:t>. Until the new copy is ready - right after an edit, or while the AI cannot be reached - the website shows the new description in its own layout, never the tidied copy of</w:t>
+      </w:r>
+      <w:r>
+        <w:t xml:space="preserve"> the old one (since 25 October 2026).</w:t>
       </w:r>
     </w:p>
     <w:p>
@@ -4874,7 +5132,7 @@
       <w:pPr>
         <w:pStyle w:val="Heading1"/>
       </w:pPr>
-      <w:bookmarkStart w:id="11" w:name="_Toc243836788"/>
+      <w:bookmarkStart w:id="11" w:name="_Toc243848194"/>
       <w:r>
         <w:lastRenderedPageBreak/>
         <w:t>6  Providers, models and cost</w:t>
@@ -6077,7 +6335,7 @@
       <w:pPr>
         <w:pStyle w:val="Heading1"/>
       </w:pPr>
-      <w:bookmarkStart w:id="12" w:name="_Toc243836789"/>
+      <w:bookmarkStart w:id="12" w:name="_Toc243848195"/>
       <w:r>
         <w:lastRenderedPageBreak/>
         <w:t>7  Development history</w:t>
@@ -6963,6 +7221,72 @@
                 <w:szCs w:val="19"/>
               </w:rPr>
               <w:t>n from customers unless staff switch on Share driver for that delivery, on the desktop or the phone ("vehicle visible only to staff").</w:t>
+            </w:r>
+          </w:p>
+        </w:tc>
+      </w:tr>
+      <w:tr>
+        <w:tblPrEx>
+          <w:tblCellMar>
+            <w:top w:w="0" w:type="dxa"/>
+            <w:bottom w:w="0" w:type="dxa"/>
+          </w:tblCellMar>
+        </w:tblPrEx>
+        <w:trPr>
+          <w:cantSplit/>
+        </w:trPr>
+        <w:tc>
+          <w:tcPr>
+            <w:tcW w:w="1606" w:type="dxa"/>
+            <w:shd w:val="clear" w:color="auto" w:fill="F4F5F3"/>
+            <w:tcMar>
+              <w:top w:w="50" w:type="dxa"/>
+              <w:left w:w="90" w:type="dxa"/>
+              <w:bottom w:w="50" w:type="dxa"/>
+              <w:right w:w="90" w:type="dxa"/>
+            </w:tcMar>
+          </w:tcPr>
+          <w:p>
+            <w:pPr>
+              <w:spacing w:after="20" w:line="252" w:lineRule="auto"/>
+            </w:pPr>
+            <w:r>
+              <w:rPr>
+                <w:sz w:val="19"/>
+                <w:szCs w:val="19"/>
+              </w:rPr>
+              <w:t>2026-10-25</w:t>
+            </w:r>
+          </w:p>
+        </w:tc>
+        <w:tc>
+          <w:tcPr>
+            <w:tcW w:w="8032" w:type="dxa"/>
+            <w:shd w:val="clear" w:color="auto" w:fill="F4F5F3"/>
+            <w:tcMar>
+              <w:top w:w="50" w:type="dxa"/>
+              <w:left w:w="90" w:type="dxa"/>
+              <w:bottom w:w="50" w:type="dxa"/>
+              <w:right w:w="90" w:type="dxa"/>
+            </w:tcMar>
+          </w:tcPr>
+          <w:p>
+            <w:pPr>
+              <w:spacing w:after="20" w:line="252" w:lineRule="auto"/>
+            </w:pPr>
+            <w:r>
+              <w:rPr>
+                <w:sz w:val="19"/>
+                <w:szCs w:val="19"/>
+              </w:rPr>
+              <w:t>The modern chat ("especially the color behind it make it look modern like we did with the rest of the site"): the site's forest behind the chat, an emblem header with Online, a welcome with suggestions, frosted bubbles, a rounded message bar; the assistant</w:t>
+            </w:r>
+            <w:r>
+              <w:rPr>
+                <w:sz w:val="19"/>
+                <w:szCs w:val="19"/>
+              </w:rPr>
+              <w:t xml:space="preserve"> learnt the company facts (it used to decline "Where are you located?") and asks again when an answer stops after promising details.</w:t>
             </w:r>
           </w:p>
         </w:tc>
@@ -7198,134 +7522,10 @@
 <file path=word/numbering.xml><?xml version="1.0" encoding="utf-8"?>
 <w:numbering xmlns:wpc="http://schemas.microsoft.com/office/word/2010/wordprocessingCanvas" xmlns:cx="http://schemas.microsoft.com/office/drawing/2014/chartex" xmlns:cx1="http://schemas.microsoft.com/office/drawing/2015/9/8/chartex" xmlns:mc="http://schemas.openxmlformats.org/markup-compatibility/2006" xmlns:o="urn:schemas-microsoft-com:office:office" xmlns:r="http://schemas.openxmlformats.org/officeDocument/2006/relationships" xmlns:m="http://schemas.openxmlformats.org/officeDocument/2006/math" xmlns:v="urn:schemas-microsoft-com:vml" xmlns:wp14="http://schemas.microsoft.com/office/word/2010/wordprocessingDrawing" xmlns:wp="http://schemas.openxmlformats.org/drawingml/2006/wordprocessingDrawing" xmlns:w10="urn:schemas-microsoft-com:office:word" xmlns:w="http://schemas.openxmlformats.org/wordprocessingml/2006/main" xmlns:w14="http://schemas.microsoft.com/office/word/2010/wordml" xmlns:w15="http://schemas.microsoft.com/office/word/2012/wordml" xmlns:w16se="http://schemas.microsoft.com/office/word/2015/wordml/symex" xmlns:wpg="http://schemas.microsoft.com/office/word/2010/wordprocessingGroup" xmlns:wpi="http://schemas.microsoft.com/office/word/2010/wordprocessingInk" xmlns:wne="http://schemas.microsoft.com/office/word/2006/wordml" xmlns:wps="http://schemas.microsoft.com/office/word/2010/wordprocessingShape" mc:Ignorable="w14 w15 w16se wp14">
   <w:abstractNum w:abstractNumId="0" w15:restartNumberingAfterBreak="0">
-    <w:nsid w:val="38804CB0"/>
+    <w:nsid w:val="1D3705DB"/>
     <w:multiLevelType w:val="hybridMultilevel"/>
-    <w:tmpl w:val="5F049CD8"/>
-    <w:lvl w:ilvl="0" w:tplc="700E6CE6" w:tentative="1">
-      <w:start w:val="1"/>
-      <w:numFmt w:val="decimal"/>
-      <w:lvlText w:val="%1."/>
-      <w:lvlJc w:val="left"/>
-      <w:pPr>
-        <w:ind w:left="540" w:hanging="300"/>
-      </w:pPr>
-    </w:lvl>
-    <w:lvl w:ilvl="1" w:tplc="39D8858A" w:tentative="1">
-      <w:start w:val="1"/>
-      <w:numFmt w:val="lowerLetter"/>
-      <w:lvlText w:val="%2."/>
-      <w:lvlJc w:val="left"/>
-      <w:pPr>
-        <w:ind w:left="940" w:hanging="300"/>
-      </w:pPr>
-    </w:lvl>
-    <w:lvl w:ilvl="2" w:tplc="7A1C1636" w:tentative="1">
-      <w:start w:val="1"/>
-      <w:numFmt w:val="lowerRoman"/>
-      <w:lvlText w:val="%3."/>
-      <w:lvlJc w:val="left"/>
-      <w:pPr>
-        <w:ind w:left="1340" w:hanging="300"/>
-      </w:pPr>
-    </w:lvl>
-    <w:lvl w:ilvl="3" w:tplc="58C261B0">
-      <w:numFmt w:val="decimal"/>
-      <w:lvlText w:val=""/>
-      <w:lvlJc w:val="left"/>
-    </w:lvl>
-    <w:lvl w:ilvl="4" w:tplc="1A86EBB2">
-      <w:numFmt w:val="decimal"/>
-      <w:lvlText w:val=""/>
-      <w:lvlJc w:val="left"/>
-    </w:lvl>
-    <w:lvl w:ilvl="5" w:tplc="9DD8EF3C">
-      <w:numFmt w:val="decimal"/>
-      <w:lvlText w:val=""/>
-      <w:lvlJc w:val="left"/>
-    </w:lvl>
-    <w:lvl w:ilvl="6" w:tplc="75C46612">
-      <w:numFmt w:val="decimal"/>
-      <w:lvlText w:val=""/>
-      <w:lvlJc w:val="left"/>
-    </w:lvl>
-    <w:lvl w:ilvl="7" w:tplc="243448D4">
-      <w:numFmt w:val="decimal"/>
-      <w:lvlText w:val=""/>
-      <w:lvlJc w:val="left"/>
-    </w:lvl>
-    <w:lvl w:ilvl="8" w:tplc="4E9E7EF4">
-      <w:numFmt w:val="decimal"/>
-      <w:lvlText w:val=""/>
-      <w:lvlJc w:val="left"/>
-    </w:lvl>
-  </w:abstractNum>
-  <w:abstractNum w:abstractNumId="1" w15:restartNumberingAfterBreak="0">
-    <w:nsid w:val="3EF574E7"/>
-    <w:multiLevelType w:val="hybridMultilevel"/>
-    <w:tmpl w:val="4AC26E0E"/>
-    <w:lvl w:ilvl="0" w:tplc="8DB4B9CE">
-      <w:start w:val="1"/>
-      <w:numFmt w:val="bullet"/>
-      <w:lvlText w:val="•"/>
-      <w:lvlJc w:val="left"/>
-      <w:pPr>
-        <w:ind w:left="540" w:hanging="300"/>
-      </w:pPr>
-    </w:lvl>
-    <w:lvl w:ilvl="1" w:tplc="A788BD1A" w:tentative="1">
-      <w:start w:val="1"/>
-      <w:numFmt w:val="bullet"/>
-      <w:lvlText w:val="–"/>
-      <w:lvlJc w:val="left"/>
-      <w:pPr>
-        <w:ind w:left="940" w:hanging="300"/>
-      </w:pPr>
-    </w:lvl>
-    <w:lvl w:ilvl="2" w:tplc="28BE86F0" w:tentative="1">
-      <w:start w:val="1"/>
-      <w:numFmt w:val="bullet"/>
-      <w:lvlText w:val="◦"/>
-      <w:lvlJc w:val="left"/>
-      <w:pPr>
-        <w:ind w:left="1340" w:hanging="300"/>
-      </w:pPr>
-    </w:lvl>
-    <w:lvl w:ilvl="3" w:tplc="05ACFEC6">
-      <w:numFmt w:val="decimal"/>
-      <w:lvlText w:val=""/>
-      <w:lvlJc w:val="left"/>
-    </w:lvl>
-    <w:lvl w:ilvl="4" w:tplc="901CFDB2">
-      <w:numFmt w:val="decimal"/>
-      <w:lvlText w:val=""/>
-      <w:lvlJc w:val="left"/>
-    </w:lvl>
-    <w:lvl w:ilvl="5" w:tplc="4330E382">
-      <w:numFmt w:val="decimal"/>
-      <w:lvlText w:val=""/>
-      <w:lvlJc w:val="left"/>
-    </w:lvl>
-    <w:lvl w:ilvl="6" w:tplc="A2702222">
-      <w:numFmt w:val="decimal"/>
-      <w:lvlText w:val=""/>
-      <w:lvlJc w:val="left"/>
-    </w:lvl>
-    <w:lvl w:ilvl="7" w:tplc="E46A68E2">
-      <w:numFmt w:val="decimal"/>
-      <w:lvlText w:val=""/>
-      <w:lvlJc w:val="left"/>
-    </w:lvl>
-    <w:lvl w:ilvl="8" w:tplc="FD0C48CE">
-      <w:numFmt w:val="decimal"/>
-      <w:lvlText w:val=""/>
-      <w:lvlJc w:val="left"/>
-    </w:lvl>
-  </w:abstractNum>
-  <w:abstractNum w:abstractNumId="2" w15:restartNumberingAfterBreak="0">
-    <w:nsid w:val="5EF531AF"/>
-    <w:multiLevelType w:val="hybridMultilevel"/>
-    <w:tmpl w:val="893C49CC"/>
-    <w:lvl w:ilvl="0" w:tplc="9FD2E078" w:tentative="1">
+    <w:tmpl w:val="9EB06298"/>
+    <w:lvl w:ilvl="0" w:tplc="E6E0A69C" w:tentative="1">
       <w:start w:val="1"/>
       <w:numFmt w:val="bullet"/>
       <w:lvlText w:val="●"/>
@@ -7334,7 +7534,7 @@
         <w:ind w:left="720" w:hanging="360"/>
       </w:pPr>
     </w:lvl>
-    <w:lvl w:ilvl="1" w:tplc="D9C6FD38" w:tentative="1">
+    <w:lvl w:ilvl="1" w:tplc="561CDE14" w:tentative="1">
       <w:start w:val="1"/>
       <w:numFmt w:val="bullet"/>
       <w:lvlText w:val="○"/>
@@ -7343,7 +7543,7 @@
         <w:ind w:left="1440" w:hanging="360"/>
       </w:pPr>
     </w:lvl>
-    <w:lvl w:ilvl="2" w:tplc="E370049E" w:tentative="1">
+    <w:lvl w:ilvl="2" w:tplc="426CB668" w:tentative="1">
       <w:start w:val="1"/>
       <w:numFmt w:val="bullet"/>
       <w:lvlText w:val="■"/>
@@ -7352,7 +7552,7 @@
         <w:ind w:left="2160" w:hanging="360"/>
       </w:pPr>
     </w:lvl>
-    <w:lvl w:ilvl="3" w:tplc="72048F7E" w:tentative="1">
+    <w:lvl w:ilvl="3" w:tplc="2746F2C8" w:tentative="1">
       <w:start w:val="1"/>
       <w:numFmt w:val="bullet"/>
       <w:lvlText w:val="●"/>
@@ -7361,7 +7561,7 @@
         <w:ind w:left="2880" w:hanging="360"/>
       </w:pPr>
     </w:lvl>
-    <w:lvl w:ilvl="4" w:tplc="5008CB5C" w:tentative="1">
+    <w:lvl w:ilvl="4" w:tplc="71D447BC" w:tentative="1">
       <w:start w:val="1"/>
       <w:numFmt w:val="bullet"/>
       <w:lvlText w:val="○"/>
@@ -7370,7 +7570,7 @@
         <w:ind w:left="3600" w:hanging="360"/>
       </w:pPr>
     </w:lvl>
-    <w:lvl w:ilvl="5" w:tplc="01A2E46C" w:tentative="1">
+    <w:lvl w:ilvl="5" w:tplc="65C24B4A" w:tentative="1">
       <w:start w:val="1"/>
       <w:numFmt w:val="bullet"/>
       <w:lvlText w:val="■"/>
@@ -7379,7 +7579,7 @@
         <w:ind w:left="4320" w:hanging="360"/>
       </w:pPr>
     </w:lvl>
-    <w:lvl w:ilvl="6" w:tplc="A8C4D88E" w:tentative="1">
+    <w:lvl w:ilvl="6" w:tplc="B7AAACE6" w:tentative="1">
       <w:start w:val="1"/>
       <w:numFmt w:val="bullet"/>
       <w:lvlText w:val="●"/>
@@ -7388,7 +7588,7 @@
         <w:ind w:left="5040" w:hanging="360"/>
       </w:pPr>
     </w:lvl>
-    <w:lvl w:ilvl="7" w:tplc="6ECE5308" w:tentative="1">
+    <w:lvl w:ilvl="7" w:tplc="9E78D486" w:tentative="1">
       <w:start w:val="1"/>
       <w:numFmt w:val="bullet"/>
       <w:lvlText w:val="●"/>
@@ -7397,7 +7597,7 @@
         <w:ind w:left="5760" w:hanging="360"/>
       </w:pPr>
     </w:lvl>
-    <w:lvl w:ilvl="8" w:tplc="B73A9B62" w:tentative="1">
+    <w:lvl w:ilvl="8" w:tplc="D7E64970" w:tentative="1">
       <w:start w:val="1"/>
       <w:numFmt w:val="bullet"/>
       <w:lvlText w:val="●"/>
@@ -7407,14 +7607,138 @@
       </w:pPr>
     </w:lvl>
   </w:abstractNum>
+  <w:abstractNum w:abstractNumId="1" w15:restartNumberingAfterBreak="0">
+    <w:nsid w:val="4C010F40"/>
+    <w:multiLevelType w:val="hybridMultilevel"/>
+    <w:tmpl w:val="6908E888"/>
+    <w:lvl w:ilvl="0" w:tplc="285CDD26" w:tentative="1">
+      <w:start w:val="1"/>
+      <w:numFmt w:val="decimal"/>
+      <w:lvlText w:val="%1."/>
+      <w:lvlJc w:val="left"/>
+      <w:pPr>
+        <w:ind w:left="540" w:hanging="300"/>
+      </w:pPr>
+    </w:lvl>
+    <w:lvl w:ilvl="1" w:tplc="AFE434F4" w:tentative="1">
+      <w:start w:val="1"/>
+      <w:numFmt w:val="lowerLetter"/>
+      <w:lvlText w:val="%2."/>
+      <w:lvlJc w:val="left"/>
+      <w:pPr>
+        <w:ind w:left="940" w:hanging="300"/>
+      </w:pPr>
+    </w:lvl>
+    <w:lvl w:ilvl="2" w:tplc="CD188B68" w:tentative="1">
+      <w:start w:val="1"/>
+      <w:numFmt w:val="lowerRoman"/>
+      <w:lvlText w:val="%3."/>
+      <w:lvlJc w:val="left"/>
+      <w:pPr>
+        <w:ind w:left="1340" w:hanging="300"/>
+      </w:pPr>
+    </w:lvl>
+    <w:lvl w:ilvl="3" w:tplc="98D25B4E">
+      <w:numFmt w:val="decimal"/>
+      <w:lvlText w:val=""/>
+      <w:lvlJc w:val="left"/>
+    </w:lvl>
+    <w:lvl w:ilvl="4" w:tplc="5B5AFF30">
+      <w:numFmt w:val="decimal"/>
+      <w:lvlText w:val=""/>
+      <w:lvlJc w:val="left"/>
+    </w:lvl>
+    <w:lvl w:ilvl="5" w:tplc="6A444F76">
+      <w:numFmt w:val="decimal"/>
+      <w:lvlText w:val=""/>
+      <w:lvlJc w:val="left"/>
+    </w:lvl>
+    <w:lvl w:ilvl="6" w:tplc="E91EDD18">
+      <w:numFmt w:val="decimal"/>
+      <w:lvlText w:val=""/>
+      <w:lvlJc w:val="left"/>
+    </w:lvl>
+    <w:lvl w:ilvl="7" w:tplc="5AFAB738">
+      <w:numFmt w:val="decimal"/>
+      <w:lvlText w:val=""/>
+      <w:lvlJc w:val="left"/>
+    </w:lvl>
+    <w:lvl w:ilvl="8" w:tplc="4CC45178">
+      <w:numFmt w:val="decimal"/>
+      <w:lvlText w:val=""/>
+      <w:lvlJc w:val="left"/>
+    </w:lvl>
+  </w:abstractNum>
+  <w:abstractNum w:abstractNumId="2" w15:restartNumberingAfterBreak="0">
+    <w:nsid w:val="6DE37E98"/>
+    <w:multiLevelType w:val="hybridMultilevel"/>
+    <w:tmpl w:val="B45014D2"/>
+    <w:lvl w:ilvl="0" w:tplc="2070D20E">
+      <w:start w:val="1"/>
+      <w:numFmt w:val="bullet"/>
+      <w:lvlText w:val="•"/>
+      <w:lvlJc w:val="left"/>
+      <w:pPr>
+        <w:ind w:left="540" w:hanging="300"/>
+      </w:pPr>
+    </w:lvl>
+    <w:lvl w:ilvl="1" w:tplc="EB20D6BC" w:tentative="1">
+      <w:start w:val="1"/>
+      <w:numFmt w:val="bullet"/>
+      <w:lvlText w:val="–"/>
+      <w:lvlJc w:val="left"/>
+      <w:pPr>
+        <w:ind w:left="940" w:hanging="300"/>
+      </w:pPr>
+    </w:lvl>
+    <w:lvl w:ilvl="2" w:tplc="7458DBCE" w:tentative="1">
+      <w:start w:val="1"/>
+      <w:numFmt w:val="bullet"/>
+      <w:lvlText w:val="◦"/>
+      <w:lvlJc w:val="left"/>
+      <w:pPr>
+        <w:ind w:left="1340" w:hanging="300"/>
+      </w:pPr>
+    </w:lvl>
+    <w:lvl w:ilvl="3" w:tplc="ED2E885E">
+      <w:numFmt w:val="decimal"/>
+      <w:lvlText w:val=""/>
+      <w:lvlJc w:val="left"/>
+    </w:lvl>
+    <w:lvl w:ilvl="4" w:tplc="E498240A">
+      <w:numFmt w:val="decimal"/>
+      <w:lvlText w:val=""/>
+      <w:lvlJc w:val="left"/>
+    </w:lvl>
+    <w:lvl w:ilvl="5" w:tplc="06926DE8">
+      <w:numFmt w:val="decimal"/>
+      <w:lvlText w:val=""/>
+      <w:lvlJc w:val="left"/>
+    </w:lvl>
+    <w:lvl w:ilvl="6" w:tplc="FC7E20E6">
+      <w:numFmt w:val="decimal"/>
+      <w:lvlText w:val=""/>
+      <w:lvlJc w:val="left"/>
+    </w:lvl>
+    <w:lvl w:ilvl="7" w:tplc="A1FAA5AE">
+      <w:numFmt w:val="decimal"/>
+      <w:lvlText w:val=""/>
+      <w:lvlJc w:val="left"/>
+    </w:lvl>
+    <w:lvl w:ilvl="8" w:tplc="6D0CF034">
+      <w:numFmt w:val="decimal"/>
+      <w:lvlText w:val=""/>
+      <w:lvlJc w:val="left"/>
+    </w:lvl>
+  </w:abstractNum>
   <w:num w:numId="1">
-    <w:abstractNumId w:val="2"/>
+    <w:abstractNumId w:val="0"/>
     <w:lvlOverride w:ilvl="0">
       <w:startOverride w:val="1"/>
     </w:lvlOverride>
   </w:num>
   <w:num w:numId="2">
-    <w:abstractNumId w:val="1"/>
+    <w:abstractNumId w:val="2"/>
     <w:lvlOverride w:ilvl="0">
       <w:startOverride w:val="1"/>
     </w:lvlOverride>
@@ -8043,7 +8367,7 @@
     <w:autoRedefine/>
     <w:uiPriority w:val="39"/>
     <w:unhideWhenUsed/>
-    <w:rsid w:val="00630E25"/>
+    <w:rsid w:val="005C617A"/>
     <w:pPr>
       <w:spacing w:after="100"/>
     </w:pPr>
@@ -8055,7 +8379,7 @@
     <w:autoRedefine/>
     <w:uiPriority w:val="39"/>
     <w:unhideWhenUsed/>
-    <w:rsid w:val="00630E25"/>
+    <w:rsid w:val="005C617A"/>
     <w:pPr>
       <w:spacing w:after="100"/>
       <w:ind w:left="210"/>

--- a/documentation/03 Backend/AI Assistant.docx
+++ b/documentation/03 Backend/AI Assistant.docx
@@ -289,7 +289,7 @@
                 <w:sz w:val="20"/>
                 <w:szCs w:val="20"/>
               </w:rPr>
-              <w:t>25 October 2026</w:t>
+              <w:t>26 October 2026</w:t>
             </w:r>
           </w:p>
         </w:tc>
@@ -895,6 +895,74 @@
           </w:p>
         </w:tc>
       </w:tr>
+      <w:tr>
+        <w:tblPrEx>
+          <w:tblCellMar>
+            <w:top w:w="0" w:type="dxa"/>
+            <w:bottom w:w="0" w:type="dxa"/>
+          </w:tblCellMar>
+        </w:tblPrEx>
+        <w:tc>
+          <w:tcPr>
+            <w:tcW w:w="1300" w:type="dxa"/>
+            <w:tcMar>
+              <w:top w:w="50" w:type="dxa"/>
+              <w:left w:w="90" w:type="dxa"/>
+              <w:bottom w:w="50" w:type="dxa"/>
+              <w:right w:w="90" w:type="dxa"/>
+            </w:tcMar>
+          </w:tcPr>
+          <w:p>
+            <w:r>
+              <w:rPr>
+                <w:sz w:val="19"/>
+                <w:szCs w:val="19"/>
+              </w:rPr>
+              <w:t>1.1</w:t>
+            </w:r>
+          </w:p>
+        </w:tc>
+        <w:tc>
+          <w:tcPr>
+            <w:tcW w:w="1900" w:type="dxa"/>
+            <w:tcMar>
+              <w:top w:w="50" w:type="dxa"/>
+              <w:left w:w="90" w:type="dxa"/>
+              <w:bottom w:w="50" w:type="dxa"/>
+              <w:right w:w="90" w:type="dxa"/>
+            </w:tcMar>
+          </w:tcPr>
+          <w:p>
+            <w:r>
+              <w:rPr>
+                <w:sz w:val="19"/>
+                <w:szCs w:val="19"/>
+              </w:rPr>
+              <w:t>26 October 2026</w:t>
+            </w:r>
+          </w:p>
+        </w:tc>
+        <w:tc>
+          <w:tcPr>
+            <w:tcW w:w="6438" w:type="dxa"/>
+            <w:tcMar>
+              <w:top w:w="50" w:type="dxa"/>
+              <w:left w:w="90" w:type="dxa"/>
+              <w:bottom w:w="50" w:type="dxa"/>
+              <w:right w:w="90" w:type="dxa"/>
+            </w:tcMar>
+          </w:tcPr>
+          <w:p>
+            <w:r>
+              <w:rPr>
+                <w:sz w:val="19"/>
+                <w:szCs w:val="19"/>
+              </w:rPr>
+              <w:t>Promotions leave retired campaigns out; the staff assistant's Marketing guide explains Retire Campaign.</w:t>
+            </w:r>
+          </w:p>
+        </w:tc>
+      </w:tr>
     </w:tbl>
     <w:p>
       <w:pPr>
@@ -906,15 +974,7 @@
           <w:sz w:val="20"/>
           <w:szCs w:val="20"/>
         </w:rPr>
-        <w:t>Keep this document up to date: when a feature, setting or s</w:t>
-      </w:r>
-      <w:r>
-        <w:rPr>
-          <w:color w:val="5F6B66"/>
-          <w:sz w:val="20"/>
-          <w:szCs w:val="20"/>
-        </w:rPr>
-        <w:t>erver changes, edit the matching section here and add a line to the table above.</w:t>
+        <w:t>Keep this document up to date: when a feature, setting or server changes, edit the matching section here and add a line to the table above.</w:t>
       </w:r>
     </w:p>
     <w:p>
@@ -935,7 +995,7 @@
     <w:sdt>
       <w:sdtPr>
         <w:alias w:val="Contents"/>
-        <w:id w:val="155499227"/>
+        <w:id w:val="1690182941"/>
       </w:sdtPr>
       <w:sdtEndPr/>
       <w:sdtContent>
@@ -957,12 +1017,15 @@
             <w:fldChar w:fldCharType="begin"/>
           </w:r>
           <w:r>
-            <w:instrText>TOC \h \o "1-2"</w:instrText>
+            <w:instrText>TO</w:instrText>
+          </w:r>
+          <w:r>
+            <w:instrText>C \h \o "1-2"</w:instrText>
           </w:r>
           <w:r>
             <w:fldChar w:fldCharType="separate"/>
           </w:r>
-          <w:hyperlink w:anchor="_Toc243848184" w:history="1">
+          <w:hyperlink w:anchor="_Toc243926714" w:history="1">
             <w:r>
               <w:rPr>
                 <w:rStyle w:val="Hyperlink"/>
@@ -986,7 +1049,7 @@
               <w:rPr>
                 <w:noProof/>
               </w:rPr>
-              <w:instrText xml:space="preserve"> PAGEREF _Toc243848184 \h </w:instrText>
+              <w:instrText xml:space="preserve"> PAGEREF _Toc243926714 \h </w:instrText>
             </w:r>
             <w:r>
               <w:rPr>
@@ -1027,7 +1090,7 @@
               <w:szCs w:val="22"/>
             </w:rPr>
           </w:pPr>
-          <w:hyperlink w:anchor="_Toc243848185" w:history="1">
+          <w:hyperlink w:anchor="_Toc243926715" w:history="1">
             <w:r>
               <w:rPr>
                 <w:rStyle w:val="Hyperlink"/>
@@ -1051,7 +1114,7 @@
               <w:rPr>
                 <w:noProof/>
               </w:rPr>
-              <w:instrText xml:space="preserve"> PAGEREF _Toc243848185 \h </w:instrText>
+              <w:instrText xml:space="preserve"> PAGEREF _Toc243926715 \h </w:instrText>
             </w:r>
             <w:r>
               <w:rPr>
@@ -1092,7 +1155,7 @@
               <w:szCs w:val="22"/>
             </w:rPr>
           </w:pPr>
-          <w:hyperlink w:anchor="_Toc243848186" w:history="1">
+          <w:hyperlink w:anchor="_Toc243926716" w:history="1">
             <w:r>
               <w:rPr>
                 <w:rStyle w:val="Hyperlink"/>
@@ -1116,7 +1179,7 @@
               <w:rPr>
                 <w:noProof/>
               </w:rPr>
-              <w:instrText xml:space="preserve"> PAGEREF _Toc243848186 \h </w:instrText>
+              <w:instrText xml:space="preserve"> PAGEREF _Toc243926716 \h </w:instrText>
             </w:r>
             <w:r>
               <w:rPr>
@@ -1157,7 +1220,7 @@
               <w:szCs w:val="22"/>
             </w:rPr>
           </w:pPr>
-          <w:hyperlink w:anchor="_Toc243848187" w:history="1">
+          <w:hyperlink w:anchor="_Toc243926717" w:history="1">
             <w:r>
               <w:rPr>
                 <w:rStyle w:val="Hyperlink"/>
@@ -1181,7 +1244,7 @@
               <w:rPr>
                 <w:noProof/>
               </w:rPr>
-              <w:instrText xml:space="preserve"> PAGEREF _Toc243848187 \h </w:instrText>
+              <w:instrText xml:space="preserve"> PAGEREF _Toc243926717 \h </w:instrText>
             </w:r>
             <w:r>
               <w:rPr>
@@ -1222,7 +1285,7 @@
               <w:szCs w:val="22"/>
             </w:rPr>
           </w:pPr>
-          <w:hyperlink w:anchor="_Toc243848188" w:history="1">
+          <w:hyperlink w:anchor="_Toc243926718" w:history="1">
             <w:r>
               <w:rPr>
                 <w:rStyle w:val="Hyperlink"/>
@@ -1246,7 +1309,7 @@
               <w:rPr>
                 <w:noProof/>
               </w:rPr>
-              <w:instrText xml:space="preserve"> PAGEREF _Toc243848188 \h </w:instrText>
+              <w:instrText xml:space="preserve"> PAGEREF _Toc243926718 \h </w:instrText>
             </w:r>
             <w:r>
               <w:rPr>
@@ -1287,7 +1350,7 @@
               <w:szCs w:val="22"/>
             </w:rPr>
           </w:pPr>
-          <w:hyperlink w:anchor="_Toc243848189" w:history="1">
+          <w:hyperlink w:anchor="_Toc243926719" w:history="1">
             <w:r>
               <w:rPr>
                 <w:rStyle w:val="Hyperlink"/>
@@ -1311,7 +1374,7 @@
               <w:rPr>
                 <w:noProof/>
               </w:rPr>
-              <w:instrText xml:space="preserve"> PAGEREF _Toc243848189 \h </w:instrText>
+              <w:instrText xml:space="preserve"> PAGEREF _Toc243926719 \h </w:instrText>
             </w:r>
             <w:r>
               <w:rPr>
@@ -1352,7 +1415,7 @@
               <w:szCs w:val="22"/>
             </w:rPr>
           </w:pPr>
-          <w:hyperlink w:anchor="_Toc243848190" w:history="1">
+          <w:hyperlink w:anchor="_Toc243926720" w:history="1">
             <w:r>
               <w:rPr>
                 <w:rStyle w:val="Hyperlink"/>
@@ -1376,7 +1439,7 @@
               <w:rPr>
                 <w:noProof/>
               </w:rPr>
-              <w:instrText xml:space="preserve"> PAGEREF _Toc243848190 \h </w:instrText>
+              <w:instrText xml:space="preserve"> PAGEREF _Toc243926720 \h </w:instrText>
             </w:r>
             <w:r>
               <w:rPr>
@@ -1417,7 +1480,7 @@
               <w:szCs w:val="22"/>
             </w:rPr>
           </w:pPr>
-          <w:hyperlink w:anchor="_Toc243848191" w:history="1">
+          <w:hyperlink w:anchor="_Toc243926721" w:history="1">
             <w:r>
               <w:rPr>
                 <w:rStyle w:val="Hyperlink"/>
@@ -1441,7 +1504,7 @@
               <w:rPr>
                 <w:noProof/>
               </w:rPr>
-              <w:instrText xml:space="preserve"> PAGEREF _Toc243848191 \h </w:instrText>
+              <w:instrText xml:space="preserve"> PAGEREF _Toc243926721 \h </w:instrText>
             </w:r>
             <w:r>
               <w:rPr>
@@ -1482,7 +1545,7 @@
               <w:szCs w:val="22"/>
             </w:rPr>
           </w:pPr>
-          <w:hyperlink w:anchor="_Toc243848192" w:history="1">
+          <w:hyperlink w:anchor="_Toc243926722" w:history="1">
             <w:r>
               <w:rPr>
                 <w:rStyle w:val="Hyperlink"/>
@@ -1506,7 +1569,7 @@
               <w:rPr>
                 <w:noProof/>
               </w:rPr>
-              <w:instrText xml:space="preserve"> PAGEREF _Toc243848192 \h </w:instrText>
+              <w:instrText xml:space="preserve"> PAGEREF _Toc243926722 \h </w:instrText>
             </w:r>
             <w:r>
               <w:rPr>
@@ -1547,7 +1610,7 @@
               <w:szCs w:val="22"/>
             </w:rPr>
           </w:pPr>
-          <w:hyperlink w:anchor="_Toc243848193" w:history="1">
+          <w:hyperlink w:anchor="_Toc243926723" w:history="1">
             <w:r>
               <w:rPr>
                 <w:rStyle w:val="Hyperlink"/>
@@ -1571,7 +1634,7 @@
               <w:rPr>
                 <w:noProof/>
               </w:rPr>
-              <w:instrText xml:space="preserve"> PAGEREF _Toc243848193 \h </w:instrText>
+              <w:instrText xml:space="preserve"> PAGEREF _Toc243926723 \h </w:instrText>
             </w:r>
             <w:r>
               <w:rPr>
@@ -1612,7 +1675,7 @@
               <w:szCs w:val="22"/>
             </w:rPr>
           </w:pPr>
-          <w:hyperlink w:anchor="_Toc243848194" w:history="1">
+          <w:hyperlink w:anchor="_Toc243926724" w:history="1">
             <w:r>
               <w:rPr>
                 <w:rStyle w:val="Hyperlink"/>
@@ -1636,7 +1699,7 @@
               <w:rPr>
                 <w:noProof/>
               </w:rPr>
-              <w:instrText xml:space="preserve"> PAGEREF _Toc243848194 \h </w:instrText>
+              <w:instrText xml:space="preserve"> PAGEREF _Toc243926724 \h </w:instrText>
             </w:r>
             <w:r>
               <w:rPr>
@@ -1677,7 +1740,7 @@
               <w:szCs w:val="22"/>
             </w:rPr>
           </w:pPr>
-          <w:hyperlink w:anchor="_Toc243848195" w:history="1">
+          <w:hyperlink w:anchor="_Toc243926725" w:history="1">
             <w:r>
               <w:rPr>
                 <w:rStyle w:val="Hyperlink"/>
@@ -1701,7 +1764,7 @@
               <w:rPr>
                 <w:noProof/>
               </w:rPr>
-              <w:instrText xml:space="preserve"> PAGEREF _Toc243848195 \h </w:instrText>
+              <w:instrText xml:space="preserve"> PAGEREF _Toc243926725 \h </w:instrText>
             </w:r>
             <w:r>
               <w:rPr>
@@ -1744,7 +1807,7 @@
       <w:pPr>
         <w:pStyle w:val="Heading1"/>
       </w:pPr>
-      <w:bookmarkStart w:id="1" w:name="_Toc243848184"/>
+      <w:bookmarkStart w:id="1" w:name="_Toc243926714"/>
       <w:r>
         <w:lastRenderedPageBreak/>
         <w:t>1  Introduction</w:t>
@@ -1871,7 +1934,17 @@
                 <w:sz w:val="19"/>
                 <w:szCs w:val="19"/>
               </w:rPr>
-              <w:t>Provider</w:t>
+              <w:t>Provid</w:t>
+            </w:r>
+            <w:r>
+              <w:rPr>
+                <w:b/>
+                <w:bCs/>
+                <w:color w:val="FFFFFF"/>
+                <w:sz w:val="19"/>
+                <w:szCs w:val="19"/>
+              </w:rPr>
+              <w:t>er</w:t>
             </w:r>
           </w:p>
         </w:tc>
@@ -2112,14 +2185,7 @@
                 <w:sz w:val="19"/>
                 <w:szCs w:val="19"/>
               </w:rPr>
-              <w:t>TransactionService, Farmer</w:t>
-            </w:r>
-            <w:r>
-              <w:rPr>
-                <w:sz w:val="19"/>
-                <w:szCs w:val="19"/>
-              </w:rPr>
-              <w:t>Service, ExpenseService</w:t>
+              <w:t>TransactionService, FarmerService, ExpenseService</w:t>
             </w:r>
           </w:p>
         </w:tc>
@@ -2363,7 +2429,7 @@
       <w:pPr>
         <w:pStyle w:val="Heading1"/>
       </w:pPr>
-      <w:bookmarkStart w:id="2" w:name="_Toc243848185"/>
+      <w:bookmarkStart w:id="2" w:name="_Toc243926715"/>
       <w:r>
         <w:lastRenderedPageBreak/>
         <w:t>2  Chat assistant</w:t>
@@ -2440,7 +2506,7 @@
       <w:pPr>
         <w:pStyle w:val="Heading2"/>
       </w:pPr>
-      <w:bookmarkStart w:id="3" w:name="_Toc243848186"/>
+      <w:bookmarkStart w:id="3" w:name="_Toc243926716"/>
       <w:r>
         <w:t>2.1  Two channels</w:t>
       </w:r>
@@ -2463,10 +2529,7 @@
         <w:t>Website (channel "web")</w:t>
       </w:r>
       <w:r>
-        <w:t xml:space="preserve"> - a floating chat panel on every page. It works without an account. For a signed-in customer it can also talk about their own orders. Visitors withou</w:t>
-      </w:r>
-      <w:r>
-        <w:t>t an account get answers too, but nothing is saved; the website sends its own copy of their last turns.</w:t>
+        <w:t xml:space="preserve"> - a floating chat panel on every page. It works without an account. For a signed-in customer it can also talk about their own orders. Visitors without an account get answers too, but nothing is saved; the website sends its own copy of their last turns.</w:t>
       </w:r>
     </w:p>
     <w:p>
@@ -2483,13 +2546,20 @@
           <w:b/>
           <w:bCs/>
         </w:rPr>
-        <w:t>Mobile app (channel "mobile")</w:t>
-      </w:r>
-      <w:r>
-        <w:t xml:space="preserve"> - a floating button in the bottom dock opens a compact chat card. It guides staff through the app for their own role and c</w:t>
-      </w:r>
-      <w:r>
-        <w:t>an show a button that opens the right screen. Conversations are saved and can be browsed by date (the clock icon).</w:t>
+        <w:t>Mo</w:t>
+      </w:r>
+      <w:r>
+        <w:rPr>
+          <w:b/>
+          <w:bCs/>
+        </w:rPr>
+        <w:t>bile app (channel "mobile")</w:t>
+      </w:r>
+      <w:r>
+        <w:t xml:space="preserve"> - a floating button in the bottom dock opens a compact chat card. It guides staff through the app for their own role and can show a button that opens the right screen. Conversations are saved and can be browsed by date (the cloc</w:t>
+      </w:r>
+      <w:r>
+        <w:t>k icon).</w:t>
       </w:r>
     </w:p>
     <w:p>
@@ -2501,7 +2571,7 @@
       <w:pPr>
         <w:pStyle w:val="Heading2"/>
       </w:pPr>
-      <w:bookmarkStart w:id="4" w:name="_Toc243848187"/>
+      <w:bookmarkStart w:id="4" w:name="_Toc243926717"/>
       <w:r>
         <w:t>2.2  What the assistant is told</w:t>
       </w:r>
@@ -3646,7 +3716,7 @@
       <w:pPr>
         <w:pStyle w:val="Heading2"/>
       </w:pPr>
-      <w:bookmarkStart w:id="5" w:name="_Toc243848188"/>
+      <w:bookmarkStart w:id="5" w:name="_Toc243926718"/>
       <w:r>
         <w:t>2.3  Safety rules built in</w:t>
       </w:r>
@@ -3688,7 +3758,10 @@
         <w:spacing w:after="60" w:line="264" w:lineRule="auto"/>
       </w:pPr>
       <w:r>
-        <w:t>Customers never see internal order ids; they see their own order numbers.</w:t>
+        <w:t>Customers never see internal order ids; they see their own order num</w:t>
+      </w:r>
+      <w:r>
+        <w:t>bers.</w:t>
       </w:r>
     </w:p>
     <w:p>
@@ -3701,10 +3774,7 @@
         <w:spacing w:after="60" w:line="264" w:lineRule="auto"/>
       </w:pPr>
       <w:r>
-        <w:t>Product facts named by the browser (product id, cart lines, search text) are</w:t>
-      </w:r>
-      <w:r>
-        <w:t xml:space="preserve"> looked up again on the server; nothing the browser claims is trusted.</w:t>
+        <w:t>Product facts named by the browser (product id, cart lines, search text) are looked up again on the server; nothing the browser claims is trusted.</w:t>
       </w:r>
     </w:p>
     <w:p>
@@ -3717,7 +3787,10 @@
         <w:spacing w:after="60" w:line="264" w:lineRule="auto"/>
       </w:pPr>
       <w:r>
-        <w:t>Language: the backend detects Kiswahili from common words and tells the model to reply in the same language.</w:t>
+        <w:t>Language: the backend detects Kiswahili from common words and tells the model to reply in the same lang</w:t>
+      </w:r>
+      <w:r>
+        <w:t>uage.</w:t>
       </w:r>
     </w:p>
     <w:p>
@@ -3743,10 +3816,10 @@
         <w:spacing w:after="60" w:line="264" w:lineRule="auto"/>
       </w:pPr>
       <w:r>
-        <w:t xml:space="preserve">An answer that ends on a </w:t>
-      </w:r>
-      <w:r>
-        <w:t>colon - it promised steps or details and stopped - is asked for once more (GroqClient, since 25 October 2026: the model returned only "Sure, here's how to pay with M-Pesa:" about one time in three); if the second try is no better, the first answer stands.</w:t>
+        <w:t>An answer that ends on a colon - it promised steps or details and stopped - is asked for once more (GroqClient, since 25 October 2026: the model returned only "Sure, here's how to pay with M-Pesa:" a</w:t>
+      </w:r>
+      <w:r>
+        <w:t>bout one time in three); if the second try is no better, the first answer stands.</w:t>
       </w:r>
     </w:p>
     <w:p>
@@ -3759,7 +3832,10 @@
         <w:spacing w:after="60" w:line="264" w:lineRule="auto"/>
       </w:pPr>
       <w:r>
-        <w:t>When the provider is at its per-minute limit, the next fallback model is tried. If all are busy, the user is asked to try again in a few seconds and the website stops inviting questions until the limit passes (</w:t>
+        <w:t>When the provider is at its per-minute limit, the next fallback model is tried. If all are busy, the user is asked to try again in a few seconds and the website stops invitin</w:t>
+      </w:r>
+      <w:r>
+        <w:t>g questions until the limit passes (</w:t>
       </w:r>
       <w:r>
         <w:rPr>
@@ -3784,10 +3860,7 @@
         <w:spacing w:after="60" w:line="264" w:lineRule="auto"/>
       </w:pPr>
       <w:r>
-        <w:t>If the backend cannot be</w:t>
-      </w:r>
-      <w:r>
-        <w:t xml:space="preserve"> reached at all, the website retries once and then falls back to the keyword helper in the website server (</w:t>
+        <w:t>If the backend cannot be reached at all, the website retries once and then falls back to the keyword helper in the website server (</w:t>
       </w:r>
       <w:r>
         <w:rPr>
@@ -3811,7 +3884,7 @@
       <w:pPr>
         <w:pStyle w:val="Heading2"/>
       </w:pPr>
-      <w:bookmarkStart w:id="6" w:name="_Toc243848189"/>
+      <w:bookmarkStart w:id="6" w:name="_Toc243926719"/>
       <w:r>
         <w:t>2.4  Website helpful-moment nudges</w:t>
       </w:r>
@@ -3914,7 +3987,7 @@
       <w:pPr>
         <w:pStyle w:val="Heading2"/>
       </w:pPr>
-      <w:bookmarkStart w:id="7" w:name="_Toc243848190"/>
+      <w:bookmarkStart w:id="7" w:name="_Toc243926720"/>
       <w:r>
         <w:t>2.5  Where to change what the assistant says</w:t>
       </w:r>
@@ -4039,16 +4112,7 @@
                 <w:sz w:val="19"/>
                 <w:szCs w:val="19"/>
               </w:rPr>
-              <w:t>Website tone, rules an</w:t>
-            </w:r>
-            <w:r>
-              <w:rPr>
-                <w:b/>
-                <w:bCs/>
-                <w:sz w:val="19"/>
-                <w:szCs w:val="19"/>
-              </w:rPr>
-              <w:t>d buying facts</w:t>
+              <w:t>Website tone, rules and buying facts</w:t>
             </w:r>
           </w:p>
         </w:tc>
@@ -4374,14 +4438,14 @@
                 <w:sz w:val="19"/>
                 <w:szCs w:val="19"/>
               </w:rPr>
-              <w:t xml:space="preserve"> (website, which links campaigns to the Featured page, /featured); keep in step with the app's routes in HomeShell.kt and the we</w:t>
-            </w:r>
-            <w:r>
-              <w:rPr>
-                <w:sz w:val="19"/>
-                <w:szCs w:val="19"/>
-              </w:rPr>
-              <w:t>bsite routes in App.jsx</w:t>
+              <w:t xml:space="preserve"> (website, which links campaigns to the Featured page, /featured); keep in step with the app's rou</w:t>
+            </w:r>
+            <w:r>
+              <w:rPr>
+                <w:sz w:val="19"/>
+                <w:szCs w:val="19"/>
+              </w:rPr>
+              <w:t>tes in HomeShell.kt and the website routes in App.jsx</w:t>
             </w:r>
           </w:p>
         </w:tc>
@@ -4451,7 +4515,7 @@
                 <w:sz w:val="19"/>
                 <w:szCs w:val="19"/>
               </w:rPr>
-              <w:t>: Active, today within its dates and at least one product not in the bin - the same rule the website server uses for the Featured page (</w:t>
+              <w:t>: Active, not retired (since 26 October 2026), today within its dates and at least one product not in the bin - the same rule the website server uses for the Featured page (</w:t>
             </w:r>
             <w:r>
               <w:rPr>
@@ -4467,7 +4531,14 @@
                 <w:sz w:val="19"/>
                 <w:szCs w:val="19"/>
               </w:rPr>
-              <w:t xml:space="preserve"> in frontend/app/routers/marketing.py). With none running, the model is told never to offer a deal.</w:t>
+              <w:t xml:space="preserve"> in frontend/app/routers/marketing.py). With none running, the model is tol</w:t>
+            </w:r>
+            <w:r>
+              <w:rPr>
+                <w:sz w:val="19"/>
+                <w:szCs w:val="19"/>
+              </w:rPr>
+              <w:t>d never to offer a deal.</w:t>
             </w:r>
           </w:p>
         </w:tc>
@@ -4949,7 +5020,7 @@
       <w:pPr>
         <w:pStyle w:val="Heading1"/>
       </w:pPr>
-      <w:bookmarkStart w:id="8" w:name="_Toc243848191"/>
+      <w:bookmarkStart w:id="8" w:name="_Toc243926721"/>
       <w:r>
         <w:lastRenderedPageBreak/>
         <w:t>3  Insights</w:t>
@@ -4961,10 +5032,10 @@
         <w:spacing w:after="120" w:line="276" w:lineRule="auto"/>
       </w:pPr>
       <w:r>
-        <w:t>The insights screens are plain database reports presented as an "AI" section for admins: unassigned transactions (tap one to assign it), top farmers by trees supplied across trips, the expense breakdown per trip and category (highest first) and, on the des</w:t>
-      </w:r>
-      <w:r>
-        <w:t>ktop, the pending orders grouped per customer. No external AI provider is involved.</w:t>
+        <w:t>The insights screens are plain database reports presented as an "AI" section for admins: unassigned transactions (tap one to assign it), top farmers by trees supplied acr</w:t>
+      </w:r>
+      <w:r>
+        <w:t>oss trips, the expense breakdown per trip and category (highest first) and, on the desktop, the pending orders grouped per customer. No external AI provider is involved.</w:t>
       </w:r>
     </w:p>
     <w:p>
@@ -4976,7 +5047,7 @@
       <w:pPr>
         <w:pStyle w:val="Heading1"/>
       </w:pPr>
-      <w:bookmarkStart w:id="9" w:name="_Toc243848192"/>
+      <w:bookmarkStart w:id="9" w:name="_Toc243926722"/>
       <w:r>
         <w:lastRenderedPageBreak/>
         <w:t>4  Handwriting scan</w:t>
@@ -4988,7 +5059,10 @@
         <w:spacing w:after="120" w:line="276" w:lineRule="auto"/>
       </w:pPr>
       <w:r>
-        <w:t xml:space="preserve">Bulk deliveries carry production description lines (product type, measurements such as 6x6x4, total body feet and product total). Staff can photograph a handwritten sheet; </w:t>
+        <w:t>Bulk deliveries carry production description lines (product type</w:t>
+      </w:r>
+      <w:r>
+        <w:t xml:space="preserve">, measurements such as 6x6x4, total body feet and product total). Staff can photograph a handwritten sheet; </w:t>
       </w:r>
       <w:r>
         <w:rPr>
@@ -5000,10 +5074,7 @@
         <w:t>POST /api/deliveries/bulk/{id}/production/scan</w:t>
       </w:r>
       <w:r>
-        <w:t xml:space="preserve"> sends the image to Anthropic's vision</w:t>
-      </w:r>
-      <w:r>
-        <w:t xml:space="preserve"> model (</w:t>
+        <w:t xml:space="preserve"> sends the image to Anthropic's vision model (</w:t>
       </w:r>
       <w:r>
         <w:rPr>
@@ -5015,7 +5086,10 @@
         <w:t>app.anthropic.model</w:t>
       </w:r>
       <w:r>
-        <w:t>) and returns the values to fill the form. The person reviews and saves them. A photo can also simply be attached to a line without scanning.</w:t>
+        <w:t xml:space="preserve">) and returns the values to fill the </w:t>
+      </w:r>
+      <w:r>
+        <w:t>form. The person reviews and saves them. A photo can also simply be attached to a line without scanning.</w:t>
       </w:r>
     </w:p>
     <w:p>
@@ -5045,7 +5119,37 @@
           <w:sz w:val="19"/>
           <w:szCs w:val="19"/>
         </w:rPr>
-        <w:t>AN</w:t>
+        <w:t>ANTHROPIC_API_KEY</w:t>
+      </w:r>
+      <w:r>
+        <w:t xml:space="preserve"> and an Anthropic account with credit; without th</w:t>
+      </w:r>
+      <w:r>
+        <w:t>em the scan returns a clear "not available" message and nothing else is affected.</w:t>
+      </w:r>
+    </w:p>
+    <w:p>
+      <w:r>
+        <w:br w:type="page"/>
+      </w:r>
+    </w:p>
+    <w:p>
+      <w:pPr>
+        <w:pStyle w:val="Heading1"/>
+      </w:pPr>
+      <w:bookmarkStart w:id="10" w:name="_Toc243926723"/>
+      <w:r>
+        <w:lastRenderedPageBreak/>
+        <w:t>5  Description tidy-up</w:t>
+      </w:r>
+      <w:bookmarkEnd w:id="10"/>
+    </w:p>
+    <w:p>
+      <w:pPr>
+        <w:spacing w:after="120" w:line="276" w:lineRule="auto"/>
+      </w:pPr>
+      <w:r>
+        <w:t xml:space="preserve">Sellers can paste long, untidy product descriptions. After a product is saved, </w:t>
       </w:r>
       <w:r>
         <w:rPr>
@@ -5054,34 +5158,13 @@
           <w:sz w:val="19"/>
           <w:szCs w:val="19"/>
         </w:rPr>
-        <w:t>THROPIC_API_KEY</w:t>
-      </w:r>
-      <w:r>
-        <w:t xml:space="preserve"> and an Anthropic account with credit; without them the scan returns a clear "not available" message and nothing else is affected.</w:t>
-      </w:r>
-    </w:p>
-    <w:p>
-      <w:r>
-        <w:br w:type="page"/>
-      </w:r>
-    </w:p>
-    <w:p>
-      <w:pPr>
-        <w:pStyle w:val="Heading1"/>
-      </w:pPr>
-      <w:bookmarkStart w:id="10" w:name="_Toc243848193"/>
-      <w:r>
-        <w:lastRenderedPageBreak/>
-        <w:t>5  Description tidy-up</w:t>
-      </w:r>
-      <w:bookmarkEnd w:id="10"/>
-    </w:p>
-    <w:p>
-      <w:pPr>
-        <w:spacing w:after="120" w:line="276" w:lineRule="auto"/>
-      </w:pPr>
-      <w:r>
-        <w:t xml:space="preserve">Sellers can paste long, untidy product descriptions. After a product is saved, </w:t>
+        <w:t>DescriptionFormatter</w:t>
+      </w:r>
+      <w:r>
+        <w:t xml:space="preserve"> asks the chat provider for a cleaner layout in th</w:t>
+      </w:r>
+      <w:r>
+        <w:t xml:space="preserve">e background. The result is kept only if every number and fact still matches the original; otherwise the website's own built-in tidy-up is used. The seller's text is never changed. A sweep every 5 minutes fills in anything missed. Switch it off with </w:t>
       </w:r>
       <w:r>
         <w:rPr>
@@ -5090,7 +5173,7 @@
           <w:sz w:val="19"/>
           <w:szCs w:val="19"/>
         </w:rPr>
-        <w:t>Descri</w:t>
+        <w:t>DESCRI</w:t>
       </w:r>
       <w:r>
         <w:rPr>
@@ -5099,28 +5182,10 @@
           <w:sz w:val="19"/>
           <w:szCs w:val="19"/>
         </w:rPr>
-        <w:t>ptionFormatter</w:t>
-      </w:r>
-      <w:r>
-        <w:t xml:space="preserve"> asks the chat provider for a cleaner layout in the background. The result is kept only if every number and fact still matches the original; otherwise the website's own built-in tidy-up is used. The seller's text is never changed. A sweep eve</w:t>
-      </w:r>
-      <w:r>
-        <w:t xml:space="preserve">ry 5 minutes fills in anything missed. Switch it off with </w:t>
-      </w:r>
-      <w:r>
-        <w:rPr>
-          <w:rFonts w:ascii="Consolas" w:eastAsia="Consolas" w:hAnsi="Consolas" w:cs="Consolas"/>
-          <w:color w:val="3B3F3D"/>
-          <w:sz w:val="19"/>
-          <w:szCs w:val="19"/>
-        </w:rPr>
-        <w:t>DESCRIPTION_AI_TIDY_UP=false</w:t>
-      </w:r>
-      <w:r>
-        <w:t>. Until the new copy is ready - right after an edit, or while the AI cannot be reached - the website shows the new description in its own layout, never the tidied copy of</w:t>
-      </w:r>
-      <w:r>
-        <w:t xml:space="preserve"> the old one (since 25 October 2026).</w:t>
+        <w:t>PTION_AI_TIDY_UP=false</w:t>
+      </w:r>
+      <w:r>
+        <w:t>. Until the new copy is ready - right after an edit, or while the AI cannot be reached - the website shows the new description in its own layout, never the tidied copy of the old one (since 25 October 2026).</w:t>
       </w:r>
     </w:p>
     <w:p>
@@ -5132,7 +5197,7 @@
       <w:pPr>
         <w:pStyle w:val="Heading1"/>
       </w:pPr>
-      <w:bookmarkStart w:id="11" w:name="_Toc243848194"/>
+      <w:bookmarkStart w:id="11" w:name="_Toc243926724"/>
       <w:r>
         <w:lastRenderedPageBreak/>
         <w:t>6  Providers, models and cost</w:t>
@@ -6335,7 +6400,7 @@
       <w:pPr>
         <w:pStyle w:val="Heading1"/>
       </w:pPr>
-      <w:bookmarkStart w:id="12" w:name="_Toc243848195"/>
+      <w:bookmarkStart w:id="12" w:name="_Toc243926725"/>
       <w:r>
         <w:lastRenderedPageBreak/>
         <w:t>7  Development history</w:t>
@@ -6605,14 +6670,7 @@
                 <w:sz w:val="19"/>
                 <w:szCs w:val="19"/>
               </w:rPr>
-              <w:t>Voice assistant for filling forms (continuo</w:t>
-            </w:r>
-            <w:r>
-              <w:rPr>
-                <w:sz w:val="19"/>
-                <w:szCs w:val="19"/>
-              </w:rPr>
-              <w:t>us, Android speech), machine and vehicle pickers, product images in the app.</w:t>
+              <w:t>Voice assistant for filling forms (continuous, Android speech), machine and vehicle pickers, product images in the app.</w:t>
             </w:r>
           </w:p>
         </w:tc>
@@ -6728,7 +6786,14 @@
                 <w:sz w:val="19"/>
                 <w:szCs w:val="19"/>
               </w:rPr>
-              <w:t>Orders section, floating chat button, side quests and reassignment of undelivered orders.</w:t>
+              <w:t>Orders section, floating chat button, side quests and reassignment of undelivere</w:t>
+            </w:r>
+            <w:r>
+              <w:rPr>
+                <w:sz w:val="19"/>
+                <w:szCs w:val="19"/>
+              </w:rPr>
+              <w:t>d orders.</w:t>
             </w:r>
           </w:p>
         </w:tc>
@@ -7287,6 +7352,70 @@
                 <w:szCs w:val="19"/>
               </w:rPr>
               <w:t xml:space="preserve"> learnt the company facts (it used to decline "Where are you located?") and asks again when an answer stops after promising details.</w:t>
+            </w:r>
+          </w:p>
+        </w:tc>
+      </w:tr>
+      <w:tr>
+        <w:tblPrEx>
+          <w:tblCellMar>
+            <w:top w:w="0" w:type="dxa"/>
+            <w:bottom w:w="0" w:type="dxa"/>
+          </w:tblCellMar>
+        </w:tblPrEx>
+        <w:trPr>
+          <w:cantSplit/>
+        </w:trPr>
+        <w:tc>
+          <w:tcPr>
+            <w:tcW w:w="1606" w:type="dxa"/>
+            <w:tcMar>
+              <w:top w:w="50" w:type="dxa"/>
+              <w:left w:w="90" w:type="dxa"/>
+              <w:bottom w:w="50" w:type="dxa"/>
+              <w:right w:w="90" w:type="dxa"/>
+            </w:tcMar>
+          </w:tcPr>
+          <w:p>
+            <w:pPr>
+              <w:spacing w:after="20" w:line="252" w:lineRule="auto"/>
+            </w:pPr>
+            <w:r>
+              <w:rPr>
+                <w:sz w:val="19"/>
+                <w:szCs w:val="19"/>
+              </w:rPr>
+              <w:t>2026-10-26</w:t>
+            </w:r>
+          </w:p>
+        </w:tc>
+        <w:tc>
+          <w:tcPr>
+            <w:tcW w:w="8032" w:type="dxa"/>
+            <w:tcMar>
+              <w:top w:w="50" w:type="dxa"/>
+              <w:left w:w="90" w:type="dxa"/>
+              <w:bottom w:w="50" w:type="dxa"/>
+              <w:right w:w="90" w:type="dxa"/>
+            </w:tcMar>
+          </w:tcPr>
+          <w:p>
+            <w:pPr>
+              <w:spacing w:after="20" w:line="252" w:lineRule="auto"/>
+            </w:pPr>
+            <w:r>
+              <w:rPr>
+                <w:sz w:val="19"/>
+                <w:szCs w:val="19"/>
+              </w:rPr>
+              <w:t>Retiring a campaign ("allow a campaign to be retired just like the products"): off the website and the assistan</w:t>
+            </w:r>
+            <w:r>
+              <w:rPr>
+                <w:sz w:val="19"/>
+                <w:szCs w:val="19"/>
+              </w:rPr>
+              <w:t>t, kept with its media and products, brought back from the list (migration 041); in the phone and desktop apps.</w:t>
             </w:r>
           </w:p>
         </w:tc>
@@ -7522,10 +7651,134 @@
 <file path=word/numbering.xml><?xml version="1.0" encoding="utf-8"?>
 <w:numbering xmlns:wpc="http://schemas.microsoft.com/office/word/2010/wordprocessingCanvas" xmlns:cx="http://schemas.microsoft.com/office/drawing/2014/chartex" xmlns:cx1="http://schemas.microsoft.com/office/drawing/2015/9/8/chartex" xmlns:mc="http://schemas.openxmlformats.org/markup-compatibility/2006" xmlns:o="urn:schemas-microsoft-com:office:office" xmlns:r="http://schemas.openxmlformats.org/officeDocument/2006/relationships" xmlns:m="http://schemas.openxmlformats.org/officeDocument/2006/math" xmlns:v="urn:schemas-microsoft-com:vml" xmlns:wp14="http://schemas.microsoft.com/office/word/2010/wordprocessingDrawing" xmlns:wp="http://schemas.openxmlformats.org/drawingml/2006/wordprocessingDrawing" xmlns:w10="urn:schemas-microsoft-com:office:word" xmlns:w="http://schemas.openxmlformats.org/wordprocessingml/2006/main" xmlns:w14="http://schemas.microsoft.com/office/word/2010/wordml" xmlns:w15="http://schemas.microsoft.com/office/word/2012/wordml" xmlns:w16se="http://schemas.microsoft.com/office/word/2015/wordml/symex" xmlns:wpg="http://schemas.microsoft.com/office/word/2010/wordprocessingGroup" xmlns:wpi="http://schemas.microsoft.com/office/word/2010/wordprocessingInk" xmlns:wne="http://schemas.microsoft.com/office/word/2006/wordml" xmlns:wps="http://schemas.microsoft.com/office/word/2010/wordprocessingShape" mc:Ignorable="w14 w15 w16se wp14">
   <w:abstractNum w:abstractNumId="0" w15:restartNumberingAfterBreak="0">
-    <w:nsid w:val="1D3705DB"/>
+    <w:nsid w:val="30461DDC"/>
     <w:multiLevelType w:val="hybridMultilevel"/>
-    <w:tmpl w:val="9EB06298"/>
-    <w:lvl w:ilvl="0" w:tplc="E6E0A69C" w:tentative="1">
+    <w:tmpl w:val="4ECC72B4"/>
+    <w:lvl w:ilvl="0" w:tplc="CD56D9DA" w:tentative="1">
+      <w:start w:val="1"/>
+      <w:numFmt w:val="decimal"/>
+      <w:lvlText w:val="%1."/>
+      <w:lvlJc w:val="left"/>
+      <w:pPr>
+        <w:ind w:left="540" w:hanging="300"/>
+      </w:pPr>
+    </w:lvl>
+    <w:lvl w:ilvl="1" w:tplc="2D267CAC" w:tentative="1">
+      <w:start w:val="1"/>
+      <w:numFmt w:val="lowerLetter"/>
+      <w:lvlText w:val="%2."/>
+      <w:lvlJc w:val="left"/>
+      <w:pPr>
+        <w:ind w:left="940" w:hanging="300"/>
+      </w:pPr>
+    </w:lvl>
+    <w:lvl w:ilvl="2" w:tplc="3E6E87A4" w:tentative="1">
+      <w:start w:val="1"/>
+      <w:numFmt w:val="lowerRoman"/>
+      <w:lvlText w:val="%3."/>
+      <w:lvlJc w:val="left"/>
+      <w:pPr>
+        <w:ind w:left="1340" w:hanging="300"/>
+      </w:pPr>
+    </w:lvl>
+    <w:lvl w:ilvl="3" w:tplc="3F283C66">
+      <w:numFmt w:val="decimal"/>
+      <w:lvlText w:val=""/>
+      <w:lvlJc w:val="left"/>
+    </w:lvl>
+    <w:lvl w:ilvl="4" w:tplc="9D4867BA">
+      <w:numFmt w:val="decimal"/>
+      <w:lvlText w:val=""/>
+      <w:lvlJc w:val="left"/>
+    </w:lvl>
+    <w:lvl w:ilvl="5" w:tplc="A330DFD2">
+      <w:numFmt w:val="decimal"/>
+      <w:lvlText w:val=""/>
+      <w:lvlJc w:val="left"/>
+    </w:lvl>
+    <w:lvl w:ilvl="6" w:tplc="03A08820">
+      <w:numFmt w:val="decimal"/>
+      <w:lvlText w:val=""/>
+      <w:lvlJc w:val="left"/>
+    </w:lvl>
+    <w:lvl w:ilvl="7" w:tplc="D91804D4">
+      <w:numFmt w:val="decimal"/>
+      <w:lvlText w:val=""/>
+      <w:lvlJc w:val="left"/>
+    </w:lvl>
+    <w:lvl w:ilvl="8" w:tplc="756C3F7C">
+      <w:numFmt w:val="decimal"/>
+      <w:lvlText w:val=""/>
+      <w:lvlJc w:val="left"/>
+    </w:lvl>
+  </w:abstractNum>
+  <w:abstractNum w:abstractNumId="1" w15:restartNumberingAfterBreak="0">
+    <w:nsid w:val="5D5B42A8"/>
+    <w:multiLevelType w:val="hybridMultilevel"/>
+    <w:tmpl w:val="EFA2AFAA"/>
+    <w:lvl w:ilvl="0" w:tplc="894C9712">
+      <w:start w:val="1"/>
+      <w:numFmt w:val="bullet"/>
+      <w:lvlText w:val="•"/>
+      <w:lvlJc w:val="left"/>
+      <w:pPr>
+        <w:ind w:left="540" w:hanging="300"/>
+      </w:pPr>
+    </w:lvl>
+    <w:lvl w:ilvl="1" w:tplc="FECC872C" w:tentative="1">
+      <w:start w:val="1"/>
+      <w:numFmt w:val="bullet"/>
+      <w:lvlText w:val="–"/>
+      <w:lvlJc w:val="left"/>
+      <w:pPr>
+        <w:ind w:left="940" w:hanging="300"/>
+      </w:pPr>
+    </w:lvl>
+    <w:lvl w:ilvl="2" w:tplc="44E21330" w:tentative="1">
+      <w:start w:val="1"/>
+      <w:numFmt w:val="bullet"/>
+      <w:lvlText w:val="◦"/>
+      <w:lvlJc w:val="left"/>
+      <w:pPr>
+        <w:ind w:left="1340" w:hanging="300"/>
+      </w:pPr>
+    </w:lvl>
+    <w:lvl w:ilvl="3" w:tplc="597C3DF4">
+      <w:numFmt w:val="decimal"/>
+      <w:lvlText w:val=""/>
+      <w:lvlJc w:val="left"/>
+    </w:lvl>
+    <w:lvl w:ilvl="4" w:tplc="420C466E">
+      <w:numFmt w:val="decimal"/>
+      <w:lvlText w:val=""/>
+      <w:lvlJc w:val="left"/>
+    </w:lvl>
+    <w:lvl w:ilvl="5" w:tplc="4D3086D2">
+      <w:numFmt w:val="decimal"/>
+      <w:lvlText w:val=""/>
+      <w:lvlJc w:val="left"/>
+    </w:lvl>
+    <w:lvl w:ilvl="6" w:tplc="B4D04212">
+      <w:numFmt w:val="decimal"/>
+      <w:lvlText w:val=""/>
+      <w:lvlJc w:val="left"/>
+    </w:lvl>
+    <w:lvl w:ilvl="7" w:tplc="08F26BBC">
+      <w:numFmt w:val="decimal"/>
+      <w:lvlText w:val=""/>
+      <w:lvlJc w:val="left"/>
+    </w:lvl>
+    <w:lvl w:ilvl="8" w:tplc="94F2AECC">
+      <w:numFmt w:val="decimal"/>
+      <w:lvlText w:val=""/>
+      <w:lvlJc w:val="left"/>
+    </w:lvl>
+  </w:abstractNum>
+  <w:abstractNum w:abstractNumId="2" w15:restartNumberingAfterBreak="0">
+    <w:nsid w:val="7A015BD1"/>
+    <w:multiLevelType w:val="hybridMultilevel"/>
+    <w:tmpl w:val="6BEC9D7A"/>
+    <w:lvl w:ilvl="0" w:tplc="D2883344" w:tentative="1">
       <w:start w:val="1"/>
       <w:numFmt w:val="bullet"/>
       <w:lvlText w:val="●"/>
@@ -7534,7 +7787,7 @@
         <w:ind w:left="720" w:hanging="360"/>
       </w:pPr>
     </w:lvl>
-    <w:lvl w:ilvl="1" w:tplc="561CDE14" w:tentative="1">
+    <w:lvl w:ilvl="1" w:tplc="2B8887B0" w:tentative="1">
       <w:start w:val="1"/>
       <w:numFmt w:val="bullet"/>
       <w:lvlText w:val="○"/>
@@ -7543,7 +7796,7 @@
         <w:ind w:left="1440" w:hanging="360"/>
       </w:pPr>
     </w:lvl>
-    <w:lvl w:ilvl="2" w:tplc="426CB668" w:tentative="1">
+    <w:lvl w:ilvl="2" w:tplc="FCE8149A" w:tentative="1">
       <w:start w:val="1"/>
       <w:numFmt w:val="bullet"/>
       <w:lvlText w:val="■"/>
@@ -7552,7 +7805,7 @@
         <w:ind w:left="2160" w:hanging="360"/>
       </w:pPr>
     </w:lvl>
-    <w:lvl w:ilvl="3" w:tplc="2746F2C8" w:tentative="1">
+    <w:lvl w:ilvl="3" w:tplc="C290A732" w:tentative="1">
       <w:start w:val="1"/>
       <w:numFmt w:val="bullet"/>
       <w:lvlText w:val="●"/>
@@ -7561,7 +7814,7 @@
         <w:ind w:left="2880" w:hanging="360"/>
       </w:pPr>
     </w:lvl>
-    <w:lvl w:ilvl="4" w:tplc="71D447BC" w:tentative="1">
+    <w:lvl w:ilvl="4" w:tplc="BF2A5EC6" w:tentative="1">
       <w:start w:val="1"/>
       <w:numFmt w:val="bullet"/>
       <w:lvlText w:val="○"/>
@@ -7570,7 +7823,7 @@
         <w:ind w:left="3600" w:hanging="360"/>
       </w:pPr>
     </w:lvl>
-    <w:lvl w:ilvl="5" w:tplc="65C24B4A" w:tentative="1">
+    <w:lvl w:ilvl="5" w:tplc="56043C92" w:tentative="1">
       <w:start w:val="1"/>
       <w:numFmt w:val="bullet"/>
       <w:lvlText w:val="■"/>
@@ -7579,7 +7832,7 @@
         <w:ind w:left="4320" w:hanging="360"/>
       </w:pPr>
     </w:lvl>
-    <w:lvl w:ilvl="6" w:tplc="B7AAACE6" w:tentative="1">
+    <w:lvl w:ilvl="6" w:tplc="3CE46106" w:tentative="1">
       <w:start w:val="1"/>
       <w:numFmt w:val="bullet"/>
       <w:lvlText w:val="●"/>
@@ -7588,7 +7841,7 @@
         <w:ind w:left="5040" w:hanging="360"/>
       </w:pPr>
     </w:lvl>
-    <w:lvl w:ilvl="7" w:tplc="9E78D486" w:tentative="1">
+    <w:lvl w:ilvl="7" w:tplc="7C52C668" w:tentative="1">
       <w:start w:val="1"/>
       <w:numFmt w:val="bullet"/>
       <w:lvlText w:val="●"/>
@@ -7597,7 +7850,7 @@
         <w:ind w:left="5760" w:hanging="360"/>
       </w:pPr>
     </w:lvl>
-    <w:lvl w:ilvl="8" w:tplc="D7E64970" w:tentative="1">
+    <w:lvl w:ilvl="8" w:tplc="16841E82" w:tentative="1">
       <w:start w:val="1"/>
       <w:numFmt w:val="bullet"/>
       <w:lvlText w:val="●"/>
@@ -7607,138 +7860,14 @@
       </w:pPr>
     </w:lvl>
   </w:abstractNum>
-  <w:abstractNum w:abstractNumId="1" w15:restartNumberingAfterBreak="0">
-    <w:nsid w:val="4C010F40"/>
-    <w:multiLevelType w:val="hybridMultilevel"/>
-    <w:tmpl w:val="6908E888"/>
-    <w:lvl w:ilvl="0" w:tplc="285CDD26" w:tentative="1">
-      <w:start w:val="1"/>
-      <w:numFmt w:val="decimal"/>
-      <w:lvlText w:val="%1."/>
-      <w:lvlJc w:val="left"/>
-      <w:pPr>
-        <w:ind w:left="540" w:hanging="300"/>
-      </w:pPr>
-    </w:lvl>
-    <w:lvl w:ilvl="1" w:tplc="AFE434F4" w:tentative="1">
-      <w:start w:val="1"/>
-      <w:numFmt w:val="lowerLetter"/>
-      <w:lvlText w:val="%2."/>
-      <w:lvlJc w:val="left"/>
-      <w:pPr>
-        <w:ind w:left="940" w:hanging="300"/>
-      </w:pPr>
-    </w:lvl>
-    <w:lvl w:ilvl="2" w:tplc="CD188B68" w:tentative="1">
-      <w:start w:val="1"/>
-      <w:numFmt w:val="lowerRoman"/>
-      <w:lvlText w:val="%3."/>
-      <w:lvlJc w:val="left"/>
-      <w:pPr>
-        <w:ind w:left="1340" w:hanging="300"/>
-      </w:pPr>
-    </w:lvl>
-    <w:lvl w:ilvl="3" w:tplc="98D25B4E">
-      <w:numFmt w:val="decimal"/>
-      <w:lvlText w:val=""/>
-      <w:lvlJc w:val="left"/>
-    </w:lvl>
-    <w:lvl w:ilvl="4" w:tplc="5B5AFF30">
-      <w:numFmt w:val="decimal"/>
-      <w:lvlText w:val=""/>
-      <w:lvlJc w:val="left"/>
-    </w:lvl>
-    <w:lvl w:ilvl="5" w:tplc="6A444F76">
-      <w:numFmt w:val="decimal"/>
-      <w:lvlText w:val=""/>
-      <w:lvlJc w:val="left"/>
-    </w:lvl>
-    <w:lvl w:ilvl="6" w:tplc="E91EDD18">
-      <w:numFmt w:val="decimal"/>
-      <w:lvlText w:val=""/>
-      <w:lvlJc w:val="left"/>
-    </w:lvl>
-    <w:lvl w:ilvl="7" w:tplc="5AFAB738">
-      <w:numFmt w:val="decimal"/>
-      <w:lvlText w:val=""/>
-      <w:lvlJc w:val="left"/>
-    </w:lvl>
-    <w:lvl w:ilvl="8" w:tplc="4CC45178">
-      <w:numFmt w:val="decimal"/>
-      <w:lvlText w:val=""/>
-      <w:lvlJc w:val="left"/>
-    </w:lvl>
-  </w:abstractNum>
-  <w:abstractNum w:abstractNumId="2" w15:restartNumberingAfterBreak="0">
-    <w:nsid w:val="6DE37E98"/>
-    <w:multiLevelType w:val="hybridMultilevel"/>
-    <w:tmpl w:val="B45014D2"/>
-    <w:lvl w:ilvl="0" w:tplc="2070D20E">
-      <w:start w:val="1"/>
-      <w:numFmt w:val="bullet"/>
-      <w:lvlText w:val="•"/>
-      <w:lvlJc w:val="left"/>
-      <w:pPr>
-        <w:ind w:left="540" w:hanging="300"/>
-      </w:pPr>
-    </w:lvl>
-    <w:lvl w:ilvl="1" w:tplc="EB20D6BC" w:tentative="1">
-      <w:start w:val="1"/>
-      <w:numFmt w:val="bullet"/>
-      <w:lvlText w:val="–"/>
-      <w:lvlJc w:val="left"/>
-      <w:pPr>
-        <w:ind w:left="940" w:hanging="300"/>
-      </w:pPr>
-    </w:lvl>
-    <w:lvl w:ilvl="2" w:tplc="7458DBCE" w:tentative="1">
-      <w:start w:val="1"/>
-      <w:numFmt w:val="bullet"/>
-      <w:lvlText w:val="◦"/>
-      <w:lvlJc w:val="left"/>
-      <w:pPr>
-        <w:ind w:left="1340" w:hanging="300"/>
-      </w:pPr>
-    </w:lvl>
-    <w:lvl w:ilvl="3" w:tplc="ED2E885E">
-      <w:numFmt w:val="decimal"/>
-      <w:lvlText w:val=""/>
-      <w:lvlJc w:val="left"/>
-    </w:lvl>
-    <w:lvl w:ilvl="4" w:tplc="E498240A">
-      <w:numFmt w:val="decimal"/>
-      <w:lvlText w:val=""/>
-      <w:lvlJc w:val="left"/>
-    </w:lvl>
-    <w:lvl w:ilvl="5" w:tplc="06926DE8">
-      <w:numFmt w:val="decimal"/>
-      <w:lvlText w:val=""/>
-      <w:lvlJc w:val="left"/>
-    </w:lvl>
-    <w:lvl w:ilvl="6" w:tplc="FC7E20E6">
-      <w:numFmt w:val="decimal"/>
-      <w:lvlText w:val=""/>
-      <w:lvlJc w:val="left"/>
-    </w:lvl>
-    <w:lvl w:ilvl="7" w:tplc="A1FAA5AE">
-      <w:numFmt w:val="decimal"/>
-      <w:lvlText w:val=""/>
-      <w:lvlJc w:val="left"/>
-    </w:lvl>
-    <w:lvl w:ilvl="8" w:tplc="6D0CF034">
-      <w:numFmt w:val="decimal"/>
-      <w:lvlText w:val=""/>
-      <w:lvlJc w:val="left"/>
-    </w:lvl>
-  </w:abstractNum>
   <w:num w:numId="1">
-    <w:abstractNumId w:val="0"/>
+    <w:abstractNumId w:val="2"/>
     <w:lvlOverride w:ilvl="0">
       <w:startOverride w:val="1"/>
     </w:lvlOverride>
   </w:num>
   <w:num w:numId="2">
-    <w:abstractNumId w:val="2"/>
+    <w:abstractNumId w:val="1"/>
     <w:lvlOverride w:ilvl="0">
       <w:startOverride w:val="1"/>
     </w:lvlOverride>
@@ -8367,7 +8496,7 @@
     <w:autoRedefine/>
     <w:uiPriority w:val="39"/>
     <w:unhideWhenUsed/>
-    <w:rsid w:val="005C617A"/>
+    <w:rsid w:val="0001677F"/>
     <w:pPr>
       <w:spacing w:after="100"/>
     </w:pPr>
@@ -8379,7 +8508,7 @@
     <w:autoRedefine/>
     <w:uiPriority w:val="39"/>
     <w:unhideWhenUsed/>
-    <w:rsid w:val="005C617A"/>
+    <w:rsid w:val="0001677F"/>
     <w:pPr>
       <w:spacing w:after="100"/>
       <w:ind w:left="210"/>
